--- a/手冊第10章.docx
+++ b/手冊第10章.docx
@@ -85,6 +85,19 @@
     </w:p>
     <w:p>
       <w:pPr>
+        <w:widowControl/>
+        <w:spacing w:beforeAutospacing="1" w:afterAutospacing="1" w:line="240" w:lineRule="auto"/>
+        <w:outlineLvl w:val="3"/>
+        <w:rPr>
+          <w:rFonts w:ascii="標楷體-繁" w:eastAsia="標楷體-繁" w:hAnsi="新細明體" w:cs="新細明體"/>
+          <w:b/>
+          <w:bCs/>
+          <w:color w:val="000000" w:themeColor="text1"/>
+        </w:rPr>
+      </w:pPr>
+    </w:p>
+    <w:p>
+      <w:pPr>
         <w:spacing w:after="200" w:line="253" w:lineRule="auto"/>
         <w:rPr>
           <w:rFonts w:ascii="標楷體-繁" w:eastAsia="標楷體-繁" w:hAnsi="標楷體-繁" w:cs="標楷體-繁"/>
@@ -96,7 +109,7 @@
           <w:rFonts w:ascii="標楷體-繁" w:eastAsia="標楷體-繁" w:hAnsi="標楷體-繁" w:cs="標楷體-繁"/>
           <w:color w:val="000000" w:themeColor="text1"/>
         </w:rPr>
-        <w:t>• 登入/註冊：確認使用者可正常完成帳號註冊與登入流程</w:t>
+        <w:t>• 登入/註冊：確認使用者可正常完成帳號註冊與登入流程。</w:t>
       </w:r>
     </w:p>
     <w:p>
@@ -112,7 +125,7 @@
           <w:rFonts w:ascii="標楷體-繁" w:eastAsia="標楷體-繁" w:hAnsi="標楷體-繁" w:cs="標楷體-繁"/>
           <w:color w:val="000000" w:themeColor="text1"/>
         </w:rPr>
-        <w:t>• 登出：確認使用者可順利登出系統</w:t>
+        <w:t>• 登出：確認使用者可順利登出系統。</w:t>
       </w:r>
     </w:p>
     <w:p>
@@ -128,7 +141,7 @@
           <w:rFonts w:ascii="標楷體-繁" w:eastAsia="標楷體-繁" w:hAnsi="標楷體-繁" w:cs="標楷體-繁"/>
           <w:color w:val="000000" w:themeColor="text1"/>
         </w:rPr>
-        <w:t>• 智能聊天推薦：確認聊天推薦功能能根據地理位置、價格、料理類型等條件，正常提供餐廳推薦</w:t>
+        <w:t>• 智能聊天推薦：確認聊天推薦功能能根據地理位置、價格、料理類型等條件，正常提供餐廳推薦。</w:t>
       </w:r>
     </w:p>
     <w:p>
@@ -144,7 +157,7 @@
           <w:rFonts w:ascii="標楷體-繁" w:eastAsia="標楷體-繁" w:hAnsi="標楷體-繁" w:cs="標楷體-繁"/>
           <w:color w:val="000000" w:themeColor="text1"/>
         </w:rPr>
-        <w:t>• 餐廳詳細資訊展示：確認推薦頁面可正常顯示餐廳卡片（包含評分、價格、照片、營業時間等）</w:t>
+        <w:t>• 餐廳詳細資訊展示：確認餐廳詳細資料頁面可正常顯示餐廳資訊（包含星數、地址、照片、電話等）。</w:t>
       </w:r>
     </w:p>
     <w:p>
@@ -160,7 +173,7 @@
           <w:rFonts w:ascii="標楷體-繁" w:eastAsia="標楷體-繁" w:hAnsi="標楷體-繁" w:cs="標楷體-繁"/>
           <w:color w:val="000000" w:themeColor="text1"/>
         </w:rPr>
-        <w:t>• 個人資料管理：確認使用者可正常更新頭像、自我介紹與食物偏好設定</w:t>
+        <w:t>• 個人資料管理：確認使用者可正常更新頭像、自我介紹與食物偏好設定。</w:t>
       </w:r>
     </w:p>
     <w:p>
@@ -192,7 +205,22 @@
           <w:rFonts w:ascii="標楷體-繁" w:eastAsia="標楷體-繁" w:hAnsi="標楷體-繁" w:cs="標楷體-繁"/>
           <w:color w:val="000000" w:themeColor="text1"/>
         </w:rPr>
-        <w:t>• 生成個人化推薦報告：確認可依據使用者偏好正常產出推薦報告</w:t>
+        <w:t xml:space="preserve">• </w:t>
+      </w:r>
+      <w:r>
+        <w:rPr>
+          <w:rFonts w:ascii="標楷體-繁" w:eastAsia="標楷體-繁" w:hAnsi="標楷體-繁" w:cs="標楷體-繁"/>
+          <w:color w:val="000000" w:themeColor="text1"/>
+          <w:highlight w:val="yellow"/>
+        </w:rPr>
+        <w:t>生成個人化推薦報告</w:t>
+      </w:r>
+      <w:r>
+        <w:rPr>
+          <w:rFonts w:ascii="標楷體-繁" w:eastAsia="標楷體-繁" w:hAnsi="標楷體-繁" w:cs="標楷體-繁"/>
+          <w:color w:val="000000" w:themeColor="text1"/>
+        </w:rPr>
+        <w:t>：確認可依據使用者偏好正常產出推薦報告。</w:t>
       </w:r>
     </w:p>
     <w:p>
@@ -208,7 +236,7 @@
           <w:rFonts w:ascii="標楷體-繁" w:eastAsia="標楷體-繁" w:hAnsi="標楷體-繁" w:cs="標楷體-繁"/>
           <w:color w:val="000000" w:themeColor="text1"/>
         </w:rPr>
-        <w:t>• 發佈貼文：確認可正常發佈貼文，支援上傳照片與地點標記</w:t>
+        <w:t>• 發佈貼文：確認可正常發佈貼文，支援上傳照片與地點標記。</w:t>
       </w:r>
     </w:p>
     <w:p>
@@ -224,7 +252,7 @@
           <w:rFonts w:ascii="標楷體-繁" w:eastAsia="標楷體-繁" w:hAnsi="標楷體-繁" w:cs="標楷體-繁"/>
           <w:color w:val="000000" w:themeColor="text1"/>
         </w:rPr>
-        <w:t>• 刪除貼文：確認使用者可成功刪除自己發佈的貼文</w:t>
+        <w:t>• 刪除貼文：確認使用者可成功刪除自己發佈的貼文。</w:t>
       </w:r>
     </w:p>
     <w:p>
@@ -240,7 +268,7 @@
           <w:rFonts w:ascii="標楷體-繁" w:eastAsia="標楷體-繁" w:hAnsi="標楷體-繁" w:cs="標楷體-繁"/>
           <w:color w:val="000000" w:themeColor="text1"/>
         </w:rPr>
-        <w:t>• 貼文互動：確認可對貼文發表評論、點選表情符號等互動功能正常運作</w:t>
+        <w:t>• 編輯貼文：確認使用者可成功修改已發佈的貼文內容（如標題、內容）。</w:t>
       </w:r>
     </w:p>
     <w:p>
@@ -256,7 +284,7 @@
           <w:rFonts w:ascii="標楷體-繁" w:eastAsia="標楷體-繁" w:hAnsi="標楷體-繁" w:cs="標楷體-繁"/>
           <w:color w:val="000000" w:themeColor="text1"/>
         </w:rPr>
-        <w:t>• 用戶關注與粉絲功能：確認可正常關注其他用戶，並檢視關注與粉絲清單</w:t>
+        <w:t>• 貼文互動：確認可對貼文發表評論、點選表情符號等互動功能正常運作。</w:t>
       </w:r>
     </w:p>
     <w:p>
@@ -272,7 +300,7 @@
           <w:rFonts w:ascii="標楷體-繁" w:eastAsia="標楷體-繁" w:hAnsi="標楷體-繁" w:cs="標楷體-繁"/>
           <w:color w:val="000000" w:themeColor="text1"/>
         </w:rPr>
-        <w:t>• 個人動態牆：確認動態牆頁面可正常顯示關注用戶的最新貼文內容</w:t>
+        <w:t>• 用戶關注與粉絲功能：確認可正常關注其他用戶，並檢視關注與粉絲清單。</w:t>
       </w:r>
     </w:p>
     <w:p>
@@ -288,7 +316,7 @@
           <w:rFonts w:ascii="標楷體-繁" w:eastAsia="標楷體-繁" w:hAnsi="標楷體-繁" w:cs="標楷體-繁"/>
           <w:color w:val="000000" w:themeColor="text1"/>
         </w:rPr>
-        <w:t>• 貼文置頂：確認可選擇特定貼文進行置頂與取消置頂操作</w:t>
+        <w:t>• 個人動態牆：確認動態牆頁面可正常顯示關注用戶的最新貼文內容。</w:t>
       </w:r>
     </w:p>
     <w:p>
@@ -304,7 +332,7 @@
           <w:rFonts w:ascii="標楷體-繁" w:eastAsia="標楷體-繁" w:hAnsi="標楷體-繁" w:cs="標楷體-繁"/>
           <w:color w:val="000000" w:themeColor="text1"/>
         </w:rPr>
-        <w:t>• 探索頁面：確認探索區可正常顯示系統推薦的熱門貼文與最新內容</w:t>
+        <w:t>• 貼文置頂：確認可選擇特定貼文進行置頂與取消置頂操作。</w:t>
       </w:r>
     </w:p>
     <w:p>
@@ -320,7 +348,7 @@
           <w:rFonts w:ascii="標楷體-繁" w:eastAsia="標楷體-繁" w:hAnsi="標楷體-繁" w:cs="標楷體-繁"/>
           <w:color w:val="000000" w:themeColor="text1"/>
         </w:rPr>
-        <w:t>• 路線規劃與導航服務：確認可正常使用餐廳位置導航功能</w:t>
+        <w:t>• 探索頁面：確認探索區可正常顯示系統推薦的熱門貼文與最新內容。</w:t>
       </w:r>
     </w:p>
     <w:p>
@@ -336,15 +364,8 @@
           <w:rFonts w:ascii="標楷體-繁" w:eastAsia="標楷體-繁" w:hAnsi="標楷體-繁" w:cs="標楷體-繁"/>
           <w:color w:val="000000" w:themeColor="text1"/>
         </w:rPr>
-        <w:t>• 互動通知：確認使用者可在通知中心查看與其帳號互動之相關通知，例如：</w:t>
-      </w:r>
-      <w:r>
-        <w:rPr>
-          <w:rFonts w:ascii="標楷體-繁" w:eastAsia="標楷體-繁" w:hAnsi="標楷體-繁" w:cs="標楷體-繁"/>
-          <w:color w:val="000000" w:themeColor="text1"/>
-        </w:rPr>
         <w:lastRenderedPageBreak/>
-        <w:t>被按讚、評論、追蹤等資訊</w:t>
+        <w:t>• 路線規劃與導航服務：確認可正常使用餐廳位置導航功能。</w:t>
       </w:r>
     </w:p>
     <w:p>
@@ -360,7 +381,7 @@
           <w:rFonts w:ascii="標楷體-繁" w:eastAsia="標楷體-繁" w:hAnsi="標楷體-繁" w:cs="標楷體-繁"/>
           <w:color w:val="000000" w:themeColor="text1"/>
         </w:rPr>
-        <w:t>• 系統通知：確認使用者可於通知中心接收系統推播之公告或提醒，如系統更新通知、使用條款修改等訊息</w:t>
+        <w:t>• 互動通知：確認使用者可在通知中心查看與其帳號互動之相關通知，例如：被按讚、評論、追蹤等資訊。</w:t>
       </w:r>
     </w:p>
     <w:p>
@@ -376,7 +397,23 @@
           <w:rFonts w:ascii="標楷體-繁" w:eastAsia="標楷體-繁" w:hAnsi="標楷體-繁" w:cs="標楷體-繁"/>
           <w:color w:val="000000" w:themeColor="text1"/>
         </w:rPr>
-        <w:t>• 舉報與反饋：確認可正常提交舉報（貼文、評論、用戶）與問題回報表單</w:t>
+        <w:t>• 系統通知：確認使用者可於通知中心接收系統推播之公告或提醒，如系統更新通知、使用條款修改等訊息。</w:t>
+      </w:r>
+    </w:p>
+    <w:p>
+      <w:pPr>
+        <w:spacing w:after="200" w:line="253" w:lineRule="auto"/>
+        <w:rPr>
+          <w:rFonts w:ascii="標楷體-繁" w:eastAsia="標楷體-繁" w:hAnsi="標楷體-繁" w:cs="標楷體-繁"/>
+          <w:color w:val="000000" w:themeColor="text1"/>
+        </w:rPr>
+      </w:pPr>
+      <w:r>
+        <w:rPr>
+          <w:rFonts w:ascii="標楷體-繁" w:eastAsia="標楷體-繁" w:hAnsi="標楷體-繁" w:cs="標楷體-繁"/>
+          <w:color w:val="000000" w:themeColor="text1"/>
+        </w:rPr>
+        <w:t>• 舉報與反饋：確認可正常提交舉報（貼文、評論、用戶）與問題回報表單。</w:t>
       </w:r>
     </w:p>
     <w:p>
@@ -413,7 +450,7 @@
           <w:rFonts w:ascii="標楷體-繁" w:eastAsia="標楷體-繁" w:hAnsi="標楷體-繁" w:cs="標楷體-繁"/>
           <w:color w:val="000000" w:themeColor="text1"/>
         </w:rPr>
-        <w:t>• 登入/註冊：確認商家可正常註冊帳號與登入系統</w:t>
+        <w:t>• 登入/註冊：確認商家可正常註冊帳號與登入系統。</w:t>
       </w:r>
     </w:p>
     <w:p>
@@ -429,7 +466,7 @@
           <w:rFonts w:ascii="標楷體-繁" w:eastAsia="標楷體-繁" w:hAnsi="標楷體-繁" w:cs="標楷體-繁"/>
           <w:color w:val="000000" w:themeColor="text1"/>
         </w:rPr>
-        <w:t>• 登出：確認商家可順利登出系統</w:t>
+        <w:t>• 登出：確認商家可順利登出系統。</w:t>
       </w:r>
     </w:p>
     <w:p>
@@ -445,7 +482,7 @@
           <w:rFonts w:ascii="標楷體-繁" w:eastAsia="標楷體-繁" w:hAnsi="標楷體-繁" w:cs="標楷體-繁"/>
           <w:color w:val="000000" w:themeColor="text1"/>
         </w:rPr>
-        <w:t>• 商家驗證申請：確認可成功上傳營業登記證明與填寫必要資訊後送出審核</w:t>
+        <w:t>• 商家驗證申請：確認可成功上傳營業登記證明與填寫必要資訊後送出審核。</w:t>
       </w:r>
     </w:p>
     <w:p>
@@ -454,6 +491,7 @@
         <w:rPr>
           <w:rFonts w:ascii="標楷體-繁" w:eastAsia="標楷體-繁" w:hAnsi="標楷體-繁" w:cs="標楷體-繁"/>
           <w:color w:val="000000" w:themeColor="text1"/>
+          <w:highlight w:val="cyan"/>
         </w:rPr>
       </w:pPr>
       <w:r>
@@ -461,7 +499,7 @@
           <w:rFonts w:ascii="標楷體-繁" w:eastAsia="標楷體-繁" w:hAnsi="標楷體-繁" w:cs="標楷體-繁"/>
           <w:color w:val="000000" w:themeColor="text1"/>
         </w:rPr>
-        <w:t>• 商家標示：確認通過審核後可正常顯示商家標籤於用戶名稱旁</w:t>
+        <w:t>• 商家標示：確認註冊為商家帳號後，名稱旁會顯示商家符號與審核狀態標示。</w:t>
       </w:r>
     </w:p>
     <w:p>
@@ -477,7 +515,7 @@
           <w:rFonts w:ascii="標楷體-繁" w:eastAsia="標楷體-繁" w:hAnsi="標楷體-繁" w:cs="標楷體-繁"/>
           <w:color w:val="000000" w:themeColor="text1"/>
         </w:rPr>
-        <w:t>• 發佈貼文：確認可順利發表推廣優惠或活動的貼文</w:t>
+        <w:t>• 發佈貼文：確認可順利發表推廣優惠或活動的貼文。</w:t>
       </w:r>
     </w:p>
     <w:p>
@@ -493,7 +531,7 @@
           <w:rFonts w:ascii="標楷體-繁" w:eastAsia="標楷體-繁" w:hAnsi="標楷體-繁" w:cs="標楷體-繁"/>
           <w:color w:val="000000" w:themeColor="text1"/>
         </w:rPr>
-        <w:t>• 刪除貼文：確認商家可成功刪除自己發佈的貼文</w:t>
+        <w:t>• 刪除貼文：確認商家可成功刪除自己發佈的貼文。</w:t>
       </w:r>
     </w:p>
     <w:p>
@@ -509,7 +547,23 @@
           <w:rFonts w:ascii="標楷體-繁" w:eastAsia="標楷體-繁" w:hAnsi="標楷體-繁" w:cs="標楷體-繁"/>
           <w:color w:val="000000" w:themeColor="text1"/>
         </w:rPr>
-        <w:t>• 貼文互動：確認可進行評論與表情符號互動等操作</w:t>
+        <w:t>• 編輯貼文：確認商家可成功修改已發佈的貼文內容（如標題、內容）。</w:t>
+      </w:r>
+    </w:p>
+    <w:p>
+      <w:pPr>
+        <w:spacing w:after="200" w:line="253" w:lineRule="auto"/>
+        <w:rPr>
+          <w:rFonts w:ascii="標楷體-繁" w:eastAsia="標楷體-繁" w:hAnsi="標楷體-繁" w:cs="標楷體-繁"/>
+          <w:color w:val="000000" w:themeColor="text1"/>
+        </w:rPr>
+      </w:pPr>
+      <w:r>
+        <w:rPr>
+          <w:rFonts w:ascii="標楷體-繁" w:eastAsia="標楷體-繁" w:hAnsi="標楷體-繁" w:cs="標楷體-繁"/>
+          <w:color w:val="000000" w:themeColor="text1"/>
+        </w:rPr>
+        <w:t>• 貼文互動：確認可進行評論與表情符號互動等操作。</w:t>
       </w:r>
     </w:p>
     <w:p>
@@ -542,7 +596,22 @@
           <w:rFonts w:ascii="標楷體-繁" w:eastAsia="標楷體-繁" w:hAnsi="標楷體-繁" w:cs="標楷體-繁"/>
           <w:color w:val="000000" w:themeColor="text1"/>
         </w:rPr>
-        <w:t>• 用戶帳號審核與管理：確認可以正常檢視用戶註冊資料、進行審核、啟用與停權帳號</w:t>
+        <w:t xml:space="preserve">• </w:t>
+      </w:r>
+      <w:r>
+        <w:rPr>
+          <w:rFonts w:ascii="標楷體-繁" w:eastAsia="標楷體-繁" w:hAnsi="標楷體-繁" w:cs="標楷體-繁"/>
+          <w:color w:val="000000" w:themeColor="text1"/>
+          <w:highlight w:val="yellow"/>
+        </w:rPr>
+        <w:t>用戶帳號審核與管理</w:t>
+      </w:r>
+      <w:r>
+        <w:rPr>
+          <w:rFonts w:ascii="標楷體-繁" w:eastAsia="標楷體-繁" w:hAnsi="標楷體-繁" w:cs="標楷體-繁"/>
+          <w:color w:val="000000" w:themeColor="text1"/>
+        </w:rPr>
+        <w:t>：確認可以正常檢視用戶註冊資料、進行審核、啟用與停權帳號。</w:t>
       </w:r>
     </w:p>
     <w:p>
@@ -558,7 +627,22 @@
           <w:rFonts w:ascii="標楷體-繁" w:eastAsia="標楷體-繁" w:hAnsi="標楷體-繁" w:cs="標楷體-繁"/>
           <w:color w:val="000000" w:themeColor="text1"/>
         </w:rPr>
-        <w:t>• 用戶權限設定與調整：確認可以依使用者身分（一般/商家）調整對應操作權限</w:t>
+        <w:t xml:space="preserve">• </w:t>
+      </w:r>
+      <w:r>
+        <w:rPr>
+          <w:rFonts w:ascii="標楷體-繁" w:eastAsia="標楷體-繁" w:hAnsi="標楷體-繁" w:cs="標楷體-繁"/>
+          <w:color w:val="000000" w:themeColor="text1"/>
+          <w:highlight w:val="yellow"/>
+        </w:rPr>
+        <w:t>用戶權限設定與調整</w:t>
+      </w:r>
+      <w:r>
+        <w:rPr>
+          <w:rFonts w:ascii="標楷體-繁" w:eastAsia="標楷體-繁" w:hAnsi="標楷體-繁" w:cs="標楷體-繁"/>
+          <w:color w:val="000000" w:themeColor="text1"/>
+        </w:rPr>
+        <w:t>：確認可以依使用者身分（一般/商家）調整對應操作權限。</w:t>
       </w:r>
     </w:p>
     <w:p>
@@ -574,7 +658,22 @@
           <w:rFonts w:ascii="標楷體-繁" w:eastAsia="標楷體-繁" w:hAnsi="標楷體-繁" w:cs="標楷體-繁"/>
           <w:color w:val="000000" w:themeColor="text1"/>
         </w:rPr>
-        <w:t>• 問題帳號處理：確認可以標記並處理違規、異常或需注意的帳號狀態</w:t>
+        <w:t xml:space="preserve">• </w:t>
+      </w:r>
+      <w:r>
+        <w:rPr>
+          <w:rFonts w:ascii="標楷體-繁" w:eastAsia="標楷體-繁" w:hAnsi="標楷體-繁" w:cs="標楷體-繁"/>
+          <w:color w:val="000000" w:themeColor="text1"/>
+          <w:highlight w:val="yellow"/>
+        </w:rPr>
+        <w:t>問題帳號處理</w:t>
+      </w:r>
+      <w:r>
+        <w:rPr>
+          <w:rFonts w:ascii="標楷體-繁" w:eastAsia="標楷體-繁" w:hAnsi="標楷體-繁" w:cs="標楷體-繁"/>
+          <w:color w:val="000000" w:themeColor="text1"/>
+        </w:rPr>
+        <w:t>：確認可以標記並處理違規、異常或需注意的帳號狀態。</w:t>
       </w:r>
     </w:p>
     <w:p>
@@ -590,7 +689,7 @@
           <w:rFonts w:ascii="標楷體-繁" w:eastAsia="標楷體-繁" w:hAnsi="標楷體-繁" w:cs="標楷體-繁"/>
           <w:color w:val="000000" w:themeColor="text1"/>
         </w:rPr>
-        <w:t>• 商家驗證管理：確認可以正常檢視與審核商家提交之營業證明與資料，並發送通知</w:t>
+        <w:t>• 商家驗證管理：確認可正常檢視與審核商家提交之營業證明與相關資料，並將審核結果寄送至商家註冊信箱。</w:t>
       </w:r>
     </w:p>
     <w:p>
@@ -606,23 +705,45 @@
           <w:rFonts w:ascii="標楷體-繁" w:eastAsia="標楷體-繁" w:hAnsi="標楷體-繁" w:cs="標楷體-繁"/>
           <w:color w:val="000000" w:themeColor="text1"/>
         </w:rPr>
-        <w:t>• 貼文審核與管理：確認可正常審查貼文內容，進行刪除、不公開或精選設定</w:t>
+        <w:t xml:space="preserve">• </w:t>
+      </w:r>
+      <w:r>
+        <w:rPr>
+          <w:rFonts w:ascii="標楷體-繁" w:eastAsia="標楷體-繁" w:hAnsi="標楷體-繁" w:cs="標楷體-繁"/>
+          <w:color w:val="000000" w:themeColor="text1"/>
+          <w:highlight w:val="yellow"/>
+        </w:rPr>
+        <w:t>貼文審核與管理</w:t>
+      </w:r>
+      <w:r>
+        <w:rPr>
+          <w:rFonts w:ascii="標楷體-繁" w:eastAsia="標楷體-繁" w:hAnsi="標楷體-繁" w:cs="標楷體-繁"/>
+          <w:color w:val="000000" w:themeColor="text1"/>
+        </w:rPr>
+        <w:t>：確認可正常審查貼文內容，進行刪除、不公開或精選設定。</w:t>
       </w:r>
     </w:p>
     <w:p>
       <w:pPr>
         <w:spacing w:after="200" w:line="253" w:lineRule="auto"/>
         <w:rPr>
+          <w:rFonts w:ascii="標楷體-繁" w:eastAsia="標楷體-繁"/>
+          <w:color w:val="000000" w:themeColor="text1"/>
+        </w:rPr>
+      </w:pPr>
+      <w:r>
+        <w:rPr>
           <w:rFonts w:ascii="標楷體-繁" w:eastAsia="標楷體-繁" w:hAnsi="標楷體-繁" w:cs="標楷體-繁"/>
           <w:color w:val="000000" w:themeColor="text1"/>
         </w:rPr>
-      </w:pPr>
+        <w:lastRenderedPageBreak/>
+        <w:t>• 評論管理與監控：</w:t>
+      </w:r>
       <w:r>
         <w:rPr>
-          <w:rFonts w:ascii="標楷體-繁" w:eastAsia="標楷體-繁" w:hAnsi="標楷體-繁" w:cs="標楷體-繁"/>
-          <w:color w:val="000000" w:themeColor="text1"/>
-        </w:rPr>
-        <w:t>• 評論管理與監控：確認可正常監控評論內容並進行必要之刪除與處理</w:t>
+          <w:rFonts w:ascii="標楷體-繁" w:eastAsia="標楷體-繁"/>
+        </w:rPr>
+        <w:t>確認可正常監控評論內容，並對不當、違規之評論進行必要的刪除與處理。</w:t>
       </w:r>
     </w:p>
     <w:p>
@@ -638,7 +759,7 @@
           <w:rFonts w:ascii="標楷體-繁" w:eastAsia="標楷體-繁" w:hAnsi="標楷體-繁" w:cs="標楷體-繁"/>
           <w:color w:val="000000" w:themeColor="text1"/>
         </w:rPr>
-        <w:t>• 回報處理：確認平台可接收使用者回報並依據違規狀況進行審核與處置</w:t>
+        <w:t>• 回報處理：確認平台可接收使用者回報並依據違規狀況進行審核與處置。</w:t>
       </w:r>
     </w:p>
     <w:p>
@@ -654,7 +775,7 @@
           <w:rFonts w:ascii="標楷體-繁" w:eastAsia="標楷體-繁" w:hAnsi="標楷體-繁" w:cs="標楷體-繁"/>
           <w:color w:val="000000" w:themeColor="text1"/>
         </w:rPr>
-        <w:t>• 平台統計數據：確認平台可正確統計並顯示總用戶數、總貼文數、總收藏數和已認證商家</w:t>
+        <w:t>• 平台統計數據：確認平台可正確統計並顯示總用戶數、總貼文數、總收藏數和已認證商家等。</w:t>
       </w:r>
     </w:p>
     <w:p>
@@ -670,7 +791,24 @@
           <w:rFonts w:ascii="標楷體-繁" w:eastAsia="標楷體-繁" w:hAnsi="標楷體-繁" w:cs="標楷體-繁"/>
           <w:color w:val="000000" w:themeColor="text1"/>
         </w:rPr>
-        <w:t xml:space="preserve">• 系統公告發布與管理：確認可正常發布系統公告與進行公告管理 </w:t>
+        <w:t>• 系統公告發布與管理：確認可正常發布系統公告與進行公告管理 。</w:t>
+      </w:r>
+    </w:p>
+    <w:p>
+      <w:pPr>
+        <w:rPr>
+          <w:rFonts w:ascii="標楷體-繁" w:eastAsia="標楷體-繁" w:hAnsi="Lahore Gurmukhi" w:cs="Lahore Gurmukhi"/>
+          <w:b/>
+          <w:bCs/>
+          <w:sz w:val="28"/>
+          <w:szCs w:val="28"/>
+        </w:rPr>
+      </w:pPr>
+    </w:p>
+    <w:p/>
+    <w:p>
+      <w:r>
+        <w:br w:type="page"/>
       </w:r>
     </w:p>
     <w:p>
@@ -783,6 +921,7 @@
                 <w:szCs w:val="24"/>
               </w:rPr>
             </w:pPr>
+            <w:proofErr w:type="spellStart"/>
             <w:r>
               <w:rPr>
                 <w:rFonts w:ascii="標楷體-繁" w:eastAsia="標楷體-繁"/>
@@ -794,6 +933,7 @@
               </w:rPr>
               <w:t>測試編號</w:t>
             </w:r>
+            <w:proofErr w:type="spellEnd"/>
           </w:p>
         </w:tc>
         <w:tc>
@@ -850,6 +990,7 @@
                 <w:szCs w:val="24"/>
               </w:rPr>
             </w:pPr>
+            <w:proofErr w:type="spellStart"/>
             <w:r>
               <w:rPr>
                 <w:rFonts w:ascii="標楷體-繁" w:eastAsia="標楷體-繁"/>
@@ -861,6 +1002,7 @@
               </w:rPr>
               <w:t>功能名稱</w:t>
             </w:r>
+            <w:proofErr w:type="spellEnd"/>
           </w:p>
         </w:tc>
         <w:tc>
@@ -880,17 +1022,43 @@
                 <w:szCs w:val="24"/>
               </w:rPr>
             </w:pPr>
-            <w:r>
-              <w:rPr>
-                <w:rFonts w:ascii="標楷體-繁" w:eastAsia="標楷體-繁"/>
-                <w:b/>
-                <w:bCs/>
-                <w:color w:val="000000" w:themeColor="text1"/>
-                <w:sz w:val="24"/>
-                <w:szCs w:val="24"/>
-              </w:rPr>
-              <w:t>登入/註冊</w:t>
-            </w:r>
+            <w:proofErr w:type="spellStart"/>
+            <w:r>
+              <w:rPr>
+                <w:rFonts w:ascii="標楷體-繁" w:eastAsia="標楷體-繁"/>
+                <w:b/>
+                <w:bCs/>
+                <w:color w:val="000000" w:themeColor="text1"/>
+                <w:sz w:val="24"/>
+                <w:szCs w:val="24"/>
+              </w:rPr>
+              <w:t>登入</w:t>
+            </w:r>
+            <w:proofErr w:type="spellEnd"/>
+            <w:r>
+              <w:rPr>
+                <w:rFonts w:ascii="標楷體-繁" w:eastAsia="標楷體-繁"/>
+                <w:b/>
+                <w:bCs/>
+                <w:color w:val="000000" w:themeColor="text1"/>
+                <w:sz w:val="24"/>
+                <w:szCs w:val="24"/>
+              </w:rPr>
+              <w:t>/</w:t>
+            </w:r>
+            <w:proofErr w:type="spellStart"/>
+            <w:r>
+              <w:rPr>
+                <w:rFonts w:ascii="標楷體-繁" w:eastAsia="標楷體-繁"/>
+                <w:b/>
+                <w:bCs/>
+                <w:color w:val="000000" w:themeColor="text1"/>
+                <w:sz w:val="24"/>
+                <w:szCs w:val="24"/>
+              </w:rPr>
+              <w:t>註冊</w:t>
+            </w:r>
+            <w:proofErr w:type="spellEnd"/>
           </w:p>
         </w:tc>
       </w:tr>
@@ -916,6 +1084,7 @@
                 <w:szCs w:val="24"/>
               </w:rPr>
             </w:pPr>
+            <w:proofErr w:type="spellStart"/>
             <w:r>
               <w:rPr>
                 <w:rFonts w:ascii="標楷體-繁" w:eastAsia="標楷體-繁"/>
@@ -927,6 +1096,7 @@
               </w:rPr>
               <w:t>測試目的</w:t>
             </w:r>
+            <w:proofErr w:type="spellEnd"/>
           </w:p>
         </w:tc>
         <w:tc>
@@ -982,6 +1152,7 @@
                 <w:szCs w:val="24"/>
               </w:rPr>
             </w:pPr>
+            <w:proofErr w:type="spellStart"/>
             <w:r>
               <w:rPr>
                 <w:rFonts w:ascii="標楷體-繁" w:eastAsia="標楷體-繁"/>
@@ -993,6 +1164,7 @@
               </w:rPr>
               <w:t>測試流程</w:t>
             </w:r>
+            <w:proofErr w:type="spellEnd"/>
           </w:p>
         </w:tc>
         <w:tc>
@@ -1236,6 +1408,7 @@
                 <w:szCs w:val="24"/>
               </w:rPr>
             </w:pPr>
+            <w:proofErr w:type="spellStart"/>
             <w:r>
               <w:rPr>
                 <w:rFonts w:ascii="標楷體-繁" w:eastAsia="標楷體-繁"/>
@@ -1247,6 +1420,7 @@
               </w:rPr>
               <w:t>預期成果</w:t>
             </w:r>
+            <w:proofErr w:type="spellEnd"/>
           </w:p>
         </w:tc>
         <w:tc>
@@ -1304,6 +1478,7 @@
                 <w:szCs w:val="24"/>
               </w:rPr>
             </w:pPr>
+            <w:proofErr w:type="spellStart"/>
             <w:r>
               <w:rPr>
                 <w:rFonts w:ascii="標楷體-繁" w:eastAsia="標楷體-繁"/>
@@ -1315,6 +1490,7 @@
               </w:rPr>
               <w:t>測試成果</w:t>
             </w:r>
+            <w:proofErr w:type="spellEnd"/>
           </w:p>
         </w:tc>
         <w:tc>
@@ -1334,6 +1510,7 @@
                 <w:szCs w:val="24"/>
               </w:rPr>
             </w:pPr>
+            <w:proofErr w:type="spellStart"/>
             <w:r>
               <w:rPr>
                 <w:rFonts w:ascii="標楷體-繁" w:eastAsia="標楷體-繁"/>
@@ -1345,6 +1522,7 @@
               </w:rPr>
               <w:t>通過</w:t>
             </w:r>
+            <w:proofErr w:type="spellEnd"/>
           </w:p>
         </w:tc>
       </w:tr>
@@ -1418,6 +1596,7 @@
                 <w:szCs w:val="24"/>
               </w:rPr>
             </w:pPr>
+            <w:proofErr w:type="spellStart"/>
             <w:r>
               <w:rPr>
                 <w:rFonts w:ascii="標楷體-繁" w:eastAsia="標楷體-繁"/>
@@ -1429,6 +1608,7 @@
               </w:rPr>
               <w:t>測試編號</w:t>
             </w:r>
+            <w:proofErr w:type="spellEnd"/>
           </w:p>
         </w:tc>
         <w:tc>
@@ -1485,6 +1665,7 @@
                 <w:szCs w:val="24"/>
               </w:rPr>
             </w:pPr>
+            <w:proofErr w:type="spellStart"/>
             <w:r>
               <w:rPr>
                 <w:rFonts w:ascii="標楷體-繁" w:eastAsia="標楷體-繁"/>
@@ -1496,6 +1677,7 @@
               </w:rPr>
               <w:t>功能名稱</w:t>
             </w:r>
+            <w:proofErr w:type="spellEnd"/>
           </w:p>
         </w:tc>
         <w:tc>
@@ -1515,6 +1697,7 @@
                 <w:szCs w:val="24"/>
               </w:rPr>
             </w:pPr>
+            <w:proofErr w:type="spellStart"/>
             <w:r>
               <w:rPr>
                 <w:rFonts w:ascii="標楷體-繁" w:eastAsia="標楷體-繁"/>
@@ -1526,6 +1709,7 @@
               </w:rPr>
               <w:t>登出</w:t>
             </w:r>
+            <w:proofErr w:type="spellEnd"/>
           </w:p>
         </w:tc>
       </w:tr>
@@ -1551,6 +1735,7 @@
                 <w:szCs w:val="24"/>
               </w:rPr>
             </w:pPr>
+            <w:proofErr w:type="spellStart"/>
             <w:r>
               <w:rPr>
                 <w:rFonts w:ascii="標楷體-繁" w:eastAsia="標楷體-繁"/>
@@ -1562,6 +1747,7 @@
               </w:rPr>
               <w:t>測試目的</w:t>
             </w:r>
+            <w:proofErr w:type="spellEnd"/>
           </w:p>
         </w:tc>
         <w:tc>
@@ -1617,6 +1803,7 @@
                 <w:szCs w:val="24"/>
               </w:rPr>
             </w:pPr>
+            <w:proofErr w:type="spellStart"/>
             <w:r>
               <w:rPr>
                 <w:rFonts w:ascii="標楷體-繁" w:eastAsia="標楷體-繁"/>
@@ -1628,6 +1815,7 @@
               </w:rPr>
               <w:t>測試流程</w:t>
             </w:r>
+            <w:proofErr w:type="spellEnd"/>
           </w:p>
         </w:tc>
         <w:tc>
@@ -1682,7 +1870,31 @@
                 <w:szCs w:val="24"/>
                 <w:lang w:eastAsia="zh-TW"/>
               </w:rPr>
-              <w:t xml:space="preserve"> 按下登出 </w:t>
+              <w:t xml:space="preserve"> 按下</w:t>
+            </w:r>
+            <w:r>
+              <w:rPr>
+                <w:rFonts w:asciiTheme="minorHAnsi" w:eastAsiaTheme="minorEastAsia" w:hAnsiTheme="minorHAnsi" w:cstheme="minorBidi"/>
+                <w:b/>
+                <w:bCs/>
+                <w:color w:val="000000" w:themeColor="text1"/>
+                <w:sz w:val="24"/>
+                <w:szCs w:val="24"/>
+                <w:lang w:eastAsia="zh-TW"/>
+              </w:rPr>
+              <w:t>「</w:t>
+            </w:r>
+            <w:r>
+              <w:rPr>
+                <w:rFonts w:ascii="標楷體-繁" w:eastAsia="標楷體-繁"/>
+                <w:b/>
+                <w:bCs/>
+                <w:color w:val="000000" w:themeColor="text1"/>
+                <w:sz w:val="24"/>
+                <w:szCs w:val="24"/>
+                <w:lang w:eastAsia="zh-TW"/>
+              </w:rPr>
+              <w:t>登出 」</w:t>
             </w:r>
             <w:r>
               <w:rPr>
@@ -1733,6 +1945,7 @@
                 <w:szCs w:val="24"/>
               </w:rPr>
             </w:pPr>
+            <w:proofErr w:type="spellStart"/>
             <w:r>
               <w:rPr>
                 <w:rFonts w:ascii="標楷體-繁" w:eastAsia="標楷體-繁"/>
@@ -1744,6 +1957,7 @@
               </w:rPr>
               <w:t>預期成果</w:t>
             </w:r>
+            <w:proofErr w:type="spellEnd"/>
           </w:p>
         </w:tc>
         <w:tc>
@@ -1801,6 +2015,7 @@
                 <w:szCs w:val="24"/>
               </w:rPr>
             </w:pPr>
+            <w:proofErr w:type="spellStart"/>
             <w:r>
               <w:rPr>
                 <w:rFonts w:ascii="標楷體-繁" w:eastAsia="標楷體-繁"/>
@@ -1812,6 +2027,7 @@
               </w:rPr>
               <w:t>測試成果</w:t>
             </w:r>
+            <w:proofErr w:type="spellEnd"/>
           </w:p>
         </w:tc>
         <w:tc>
@@ -1831,6 +2047,7 @@
                 <w:szCs w:val="24"/>
               </w:rPr>
             </w:pPr>
+            <w:proofErr w:type="spellStart"/>
             <w:r>
               <w:rPr>
                 <w:rFonts w:ascii="標楷體-繁" w:eastAsia="標楷體-繁"/>
@@ -1842,6 +2059,7 @@
               </w:rPr>
               <w:t>通過</w:t>
             </w:r>
+            <w:proofErr w:type="spellEnd"/>
           </w:p>
         </w:tc>
       </w:tr>
@@ -1861,23 +2079,46 @@
     </w:p>
     <w:p>
       <w:pPr>
-        <w:pStyle w:val="Web"/>
-        <w:ind w:left="720"/>
-        <w:jc w:val="center"/>
+        <w:widowControl/>
+        <w:rPr>
+          <w:rFonts w:ascii="標楷體-繁" w:eastAsia="標楷體-繁" w:hAnsi="新細明體" w:cs="新細明體"/>
+          <w:b/>
+          <w:bCs/>
+          <w:color w:val="000000" w:themeColor="text1"/>
+          <w:kern w:val="0"/>
+          <w14:ligatures w14:val="none"/>
+        </w:rPr>
+      </w:pPr>
+      <w:r>
         <w:rPr>
           <w:rFonts w:ascii="標楷體-繁" w:eastAsia="標楷體-繁"/>
           <w:b/>
           <w:bCs/>
           <w:color w:val="000000" w:themeColor="text1"/>
         </w:rPr>
-      </w:pPr>
-      <w:r>
+        <w:br w:type="page"/>
+      </w:r>
+    </w:p>
+    <w:p>
+      <w:pPr>
+        <w:pStyle w:val="Web"/>
+        <w:ind w:left="720"/>
+        <w:jc w:val="center"/>
         <w:rPr>
           <w:rFonts w:ascii="標楷體-繁" w:eastAsia="標楷體-繁"/>
           <w:b/>
           <w:bCs/>
           <w:color w:val="000000" w:themeColor="text1"/>
         </w:rPr>
+      </w:pPr>
+      <w:r>
+        <w:rPr>
+          <w:rFonts w:ascii="標楷體-繁" w:eastAsia="標楷體-繁"/>
+          <w:b/>
+          <w:bCs/>
+          <w:color w:val="000000" w:themeColor="text1"/>
+        </w:rPr>
+        <w:lastRenderedPageBreak/>
         <w:t>表 10-2-3智能聊天推薦</w:t>
       </w:r>
     </w:p>
@@ -1916,6 +2157,7 @@
                 <w:szCs w:val="24"/>
               </w:rPr>
             </w:pPr>
+            <w:proofErr w:type="spellStart"/>
             <w:r>
               <w:rPr>
                 <w:rFonts w:ascii="標楷體-繁" w:eastAsia="標楷體-繁"/>
@@ -1927,6 +2169,7 @@
               </w:rPr>
               <w:t>測試編號</w:t>
             </w:r>
+            <w:proofErr w:type="spellEnd"/>
           </w:p>
         </w:tc>
         <w:tc>
@@ -1983,6 +2226,7 @@
                 <w:szCs w:val="24"/>
               </w:rPr>
             </w:pPr>
+            <w:proofErr w:type="spellStart"/>
             <w:r>
               <w:rPr>
                 <w:rFonts w:ascii="標楷體-繁" w:eastAsia="標楷體-繁"/>
@@ -1994,6 +2238,7 @@
               </w:rPr>
               <w:t>功能名稱</w:t>
             </w:r>
+            <w:proofErr w:type="spellEnd"/>
           </w:p>
         </w:tc>
         <w:tc>
@@ -2013,6 +2258,7 @@
                 <w:szCs w:val="24"/>
               </w:rPr>
             </w:pPr>
+            <w:proofErr w:type="spellStart"/>
             <w:r>
               <w:rPr>
                 <w:rFonts w:ascii="標楷體-繁" w:eastAsia="標楷體-繁"/>
@@ -2024,6 +2270,7 @@
               </w:rPr>
               <w:t>智能聊天推薦</w:t>
             </w:r>
+            <w:proofErr w:type="spellEnd"/>
           </w:p>
         </w:tc>
       </w:tr>
@@ -2049,18 +2296,19 @@
                 <w:szCs w:val="24"/>
               </w:rPr>
             </w:pPr>
-            <w:r>
-              <w:rPr>
-                <w:rFonts w:ascii="標楷體-繁" w:eastAsia="標楷體-繁"/>
-                <w:b/>
-                <w:bCs/>
-                <w:color w:val="000000" w:themeColor="text1"/>
-                <w:sz w:val="24"/>
-                <w:szCs w:val="24"/>
-              </w:rPr>
-              <w:lastRenderedPageBreak/>
+            <w:proofErr w:type="spellStart"/>
+            <w:r>
+              <w:rPr>
+                <w:rFonts w:ascii="標楷體-繁" w:eastAsia="標楷體-繁"/>
+                <w:b/>
+                <w:bCs/>
+                <w:color w:val="000000" w:themeColor="text1"/>
+                <w:sz w:val="24"/>
+                <w:szCs w:val="24"/>
+              </w:rPr>
               <w:t>測試目的</w:t>
             </w:r>
+            <w:proofErr w:type="spellEnd"/>
           </w:p>
         </w:tc>
         <w:tc>
@@ -2116,6 +2364,7 @@
                 <w:szCs w:val="24"/>
               </w:rPr>
             </w:pPr>
+            <w:proofErr w:type="spellStart"/>
             <w:r>
               <w:rPr>
                 <w:rFonts w:ascii="標楷體-繁" w:eastAsia="標楷體-繁"/>
@@ -2127,6 +2376,7 @@
               </w:rPr>
               <w:t>測試流程</w:t>
             </w:r>
+            <w:proofErr w:type="spellEnd"/>
           </w:p>
         </w:tc>
         <w:tc>
@@ -2232,6 +2482,7 @@
                 <w:szCs w:val="24"/>
               </w:rPr>
             </w:pPr>
+            <w:proofErr w:type="spellStart"/>
             <w:r>
               <w:rPr>
                 <w:rFonts w:ascii="標楷體-繁" w:eastAsia="標楷體-繁"/>
@@ -2243,6 +2494,7 @@
               </w:rPr>
               <w:t>預期成果</w:t>
             </w:r>
+            <w:proofErr w:type="spellEnd"/>
           </w:p>
         </w:tc>
         <w:tc>
@@ -2300,6 +2552,7 @@
                 <w:szCs w:val="24"/>
               </w:rPr>
             </w:pPr>
+            <w:proofErr w:type="spellStart"/>
             <w:r>
               <w:rPr>
                 <w:rFonts w:ascii="標楷體-繁" w:eastAsia="標楷體-繁"/>
@@ -2311,6 +2564,7 @@
               </w:rPr>
               <w:t>測試成果</w:t>
             </w:r>
+            <w:proofErr w:type="spellEnd"/>
           </w:p>
         </w:tc>
         <w:tc>
@@ -2330,6 +2584,7 @@
                 <w:szCs w:val="24"/>
               </w:rPr>
             </w:pPr>
+            <w:proofErr w:type="spellStart"/>
             <w:r>
               <w:rPr>
                 <w:rFonts w:ascii="標楷體-繁" w:eastAsia="標楷體-繁"/>
@@ -2341,6 +2596,7 @@
               </w:rPr>
               <w:t>通過</w:t>
             </w:r>
+            <w:proofErr w:type="spellEnd"/>
           </w:p>
         </w:tc>
       </w:tr>
@@ -2415,6 +2671,7 @@
                 <w:szCs w:val="24"/>
               </w:rPr>
             </w:pPr>
+            <w:proofErr w:type="spellStart"/>
             <w:r>
               <w:rPr>
                 <w:rFonts w:ascii="標楷體-繁" w:eastAsia="標楷體-繁"/>
@@ -2426,6 +2683,7 @@
               </w:rPr>
               <w:t>測試編號</w:t>
             </w:r>
+            <w:proofErr w:type="spellEnd"/>
           </w:p>
         </w:tc>
         <w:tc>
@@ -2482,6 +2740,7 @@
                 <w:szCs w:val="24"/>
               </w:rPr>
             </w:pPr>
+            <w:proofErr w:type="spellStart"/>
             <w:r>
               <w:rPr>
                 <w:rFonts w:ascii="標楷體-繁" w:eastAsia="標楷體-繁"/>
@@ -2493,6 +2752,7 @@
               </w:rPr>
               <w:t>功能名稱</w:t>
             </w:r>
+            <w:proofErr w:type="spellEnd"/>
           </w:p>
         </w:tc>
         <w:tc>
@@ -2512,6 +2772,7 @@
                 <w:szCs w:val="24"/>
               </w:rPr>
             </w:pPr>
+            <w:proofErr w:type="spellStart"/>
             <w:r>
               <w:rPr>
                 <w:rFonts w:ascii="標楷體-繁" w:eastAsia="標楷體-繁"/>
@@ -2523,6 +2784,7 @@
               </w:rPr>
               <w:t>餐廳詳細資訊展示</w:t>
             </w:r>
+            <w:proofErr w:type="spellEnd"/>
           </w:p>
         </w:tc>
       </w:tr>
@@ -2548,6 +2810,7 @@
                 <w:szCs w:val="24"/>
               </w:rPr>
             </w:pPr>
+            <w:proofErr w:type="spellStart"/>
             <w:r>
               <w:rPr>
                 <w:rFonts w:ascii="標楷體-繁" w:eastAsia="標楷體-繁"/>
@@ -2559,6 +2822,7 @@
               </w:rPr>
               <w:t>測試目的</w:t>
             </w:r>
+            <w:proofErr w:type="spellEnd"/>
           </w:p>
         </w:tc>
         <w:tc>
@@ -2587,7 +2851,7 @@
                 <w:szCs w:val="24"/>
                 <w:lang w:eastAsia="zh-TW"/>
               </w:rPr>
-              <w:t xml:space="preserve">確認推薦頁面可正常顯示餐廳卡片（包含評分、地址、照片、營業時間等）    </w:t>
+              <w:t xml:space="preserve">確認餐廳詳細資料頁面可正常顯示餐廳資訊（包含星數、地址、照片、電話等）  </w:t>
             </w:r>
           </w:p>
         </w:tc>
@@ -2614,6 +2878,7 @@
                 <w:szCs w:val="24"/>
               </w:rPr>
             </w:pPr>
+            <w:proofErr w:type="spellStart"/>
             <w:r>
               <w:rPr>
                 <w:rFonts w:ascii="標楷體-繁" w:eastAsia="標楷體-繁"/>
@@ -2625,6 +2890,7 @@
               </w:rPr>
               <w:t>測試流程</w:t>
             </w:r>
+            <w:proofErr w:type="spellEnd"/>
           </w:p>
         </w:tc>
         <w:tc>
@@ -2639,7 +2905,6 @@
                 <w:rFonts w:ascii="標楷體-繁" w:eastAsia="標楷體-繁"/>
                 <w:b/>
                 <w:bCs/>
-                <w:color w:val="000000" w:themeColor="text1"/>
                 <w:sz w:val="24"/>
                 <w:szCs w:val="24"/>
                 <w:lang w:eastAsia="zh-TW"/>
@@ -2727,7 +2992,18 @@
                 <w:szCs w:val="24"/>
                 <w:lang w:eastAsia="zh-TW"/>
               </w:rPr>
-              <w:t xml:space="preserve"> 檢查是否顯示星數、地址、照片、營業時間等資訊</w:t>
+              <w:t xml:space="preserve"> 檢查是否顯示</w:t>
+            </w:r>
+            <w:r>
+              <w:rPr>
+                <w:rFonts w:ascii="標楷體-繁" w:eastAsia="標楷體-繁"/>
+                <w:b/>
+                <w:bCs/>
+                <w:sz w:val="24"/>
+                <w:szCs w:val="24"/>
+                <w:lang w:eastAsia="zh-TW"/>
+              </w:rPr>
+              <w:t>星數、地址、照片、電話等資訊</w:t>
             </w:r>
           </w:p>
         </w:tc>
@@ -2754,6 +3030,7 @@
                 <w:szCs w:val="24"/>
               </w:rPr>
             </w:pPr>
+            <w:proofErr w:type="spellStart"/>
             <w:r>
               <w:rPr>
                 <w:rFonts w:ascii="標楷體-繁" w:eastAsia="標楷體-繁"/>
@@ -2765,6 +3042,7 @@
               </w:rPr>
               <w:t>預期成果</w:t>
             </w:r>
+            <w:proofErr w:type="spellEnd"/>
           </w:p>
         </w:tc>
         <w:tc>
@@ -2779,23 +3057,44 @@
                 <w:rFonts w:ascii="標楷體-繁" w:eastAsia="標楷體-繁"/>
                 <w:b/>
                 <w:bCs/>
-                <w:color w:val="000000" w:themeColor="text1"/>
-                <w:sz w:val="24"/>
-                <w:szCs w:val="24"/>
-                <w:lang w:eastAsia="zh-TW"/>
-              </w:rPr>
-            </w:pPr>
-            <w:r>
-              <w:rPr>
-                <w:rFonts w:ascii="標楷體-繁" w:eastAsia="標楷體-繁"/>
-                <w:b/>
-                <w:bCs/>
-                <w:color w:val="000000" w:themeColor="text1"/>
-                <w:sz w:val="24"/>
-                <w:szCs w:val="24"/>
-                <w:lang w:eastAsia="zh-TW"/>
-              </w:rPr>
-              <w:t>使用者成功登出，系統導向登入頁面</w:t>
+                <w:sz w:val="24"/>
+                <w:szCs w:val="24"/>
+                <w:lang w:eastAsia="zh-TW"/>
+              </w:rPr>
+            </w:pPr>
+            <w:r>
+              <w:rPr>
+                <w:rFonts w:ascii="標楷體-繁" w:eastAsia="標楷體-繁"/>
+                <w:b/>
+                <w:bCs/>
+                <w:sz w:val="24"/>
+                <w:szCs w:val="24"/>
+                <w:lang w:eastAsia="zh-TW"/>
+              </w:rPr>
+              <w:t>餐廳詳細資料頁面正確</w:t>
+            </w:r>
+            <w:r>
+              <w:rPr>
+                <w:rFonts w:ascii="標楷體-繁" w:eastAsia="標楷體-繁"/>
+                <w:b/>
+                <w:bCs/>
+                <w:color w:val="000000" w:themeColor="text1"/>
+                <w:sz w:val="24"/>
+                <w:szCs w:val="24"/>
+                <w:lang w:eastAsia="zh-TW"/>
+              </w:rPr>
+              <w:t>顯示餐廳詳細資訊，包括</w:t>
+            </w:r>
+            <w:r>
+              <w:rPr>
+                <w:rFonts w:ascii="標楷體-繁" w:eastAsia="標楷體-繁"/>
+                <w:b/>
+                <w:bCs/>
+                <w:sz w:val="24"/>
+                <w:szCs w:val="24"/>
+                <w:lang w:eastAsia="zh-TW"/>
+              </w:rPr>
+              <w:t>星數、地址、照片、電話等</w:t>
             </w:r>
           </w:p>
         </w:tc>
@@ -2822,6 +3121,7 @@
                 <w:szCs w:val="24"/>
               </w:rPr>
             </w:pPr>
+            <w:proofErr w:type="spellStart"/>
             <w:r>
               <w:rPr>
                 <w:rFonts w:ascii="標楷體-繁" w:eastAsia="標楷體-繁"/>
@@ -2833,6 +3133,7 @@
               </w:rPr>
               <w:t>測試成果</w:t>
             </w:r>
+            <w:proofErr w:type="spellEnd"/>
           </w:p>
         </w:tc>
         <w:tc>
@@ -2852,6 +3153,7 @@
                 <w:szCs w:val="24"/>
               </w:rPr>
             </w:pPr>
+            <w:proofErr w:type="spellStart"/>
             <w:r>
               <w:rPr>
                 <w:rFonts w:ascii="標楷體-繁" w:eastAsia="標楷體-繁"/>
@@ -2863,6 +3165,7 @@
               </w:rPr>
               <w:t>通過</w:t>
             </w:r>
+            <w:proofErr w:type="spellEnd"/>
           </w:p>
         </w:tc>
       </w:tr>
@@ -2882,23 +3185,46 @@
     </w:p>
     <w:p>
       <w:pPr>
-        <w:pStyle w:val="Web"/>
-        <w:ind w:left="720"/>
-        <w:jc w:val="center"/>
+        <w:widowControl/>
+        <w:rPr>
+          <w:rFonts w:ascii="標楷體-繁" w:eastAsia="標楷體-繁" w:hAnsi="新細明體" w:cs="新細明體"/>
+          <w:b/>
+          <w:bCs/>
+          <w:color w:val="000000" w:themeColor="text1"/>
+          <w:kern w:val="0"/>
+          <w14:ligatures w14:val="none"/>
+        </w:rPr>
+      </w:pPr>
+      <w:r>
         <w:rPr>
           <w:rFonts w:ascii="標楷體-繁" w:eastAsia="標楷體-繁"/>
           <w:b/>
           <w:bCs/>
           <w:color w:val="000000" w:themeColor="text1"/>
         </w:rPr>
-      </w:pPr>
-      <w:r>
+        <w:br w:type="page"/>
+      </w:r>
+    </w:p>
+    <w:p>
+      <w:pPr>
+        <w:pStyle w:val="Web"/>
+        <w:ind w:left="720"/>
+        <w:jc w:val="center"/>
         <w:rPr>
           <w:rFonts w:ascii="標楷體-繁" w:eastAsia="標楷體-繁"/>
           <w:b/>
           <w:bCs/>
           <w:color w:val="000000" w:themeColor="text1"/>
         </w:rPr>
+      </w:pPr>
+      <w:r>
+        <w:rPr>
+          <w:rFonts w:ascii="標楷體-繁" w:eastAsia="標楷體-繁"/>
+          <w:b/>
+          <w:bCs/>
+          <w:color w:val="000000" w:themeColor="text1"/>
+        </w:rPr>
+        <w:lastRenderedPageBreak/>
         <w:t>表 10-2-5個人資料管理</w:t>
       </w:r>
     </w:p>
@@ -2937,6 +3263,7 @@
                 <w:szCs w:val="24"/>
               </w:rPr>
             </w:pPr>
+            <w:proofErr w:type="spellStart"/>
             <w:r>
               <w:rPr>
                 <w:rFonts w:ascii="標楷體-繁" w:eastAsia="標楷體-繁"/>
@@ -2948,6 +3275,7 @@
               </w:rPr>
               <w:t>測試編號</w:t>
             </w:r>
+            <w:proofErr w:type="spellEnd"/>
           </w:p>
         </w:tc>
         <w:tc>
@@ -3004,6 +3332,7 @@
                 <w:szCs w:val="24"/>
               </w:rPr>
             </w:pPr>
+            <w:proofErr w:type="spellStart"/>
             <w:r>
               <w:rPr>
                 <w:rFonts w:ascii="標楷體-繁" w:eastAsia="標楷體-繁"/>
@@ -3015,6 +3344,7 @@
               </w:rPr>
               <w:t>功能名稱</w:t>
             </w:r>
+            <w:proofErr w:type="spellEnd"/>
           </w:p>
         </w:tc>
         <w:tc>
@@ -3034,6 +3364,7 @@
                 <w:szCs w:val="24"/>
               </w:rPr>
             </w:pPr>
+            <w:proofErr w:type="spellStart"/>
             <w:r>
               <w:rPr>
                 <w:rFonts w:ascii="標楷體-繁" w:eastAsia="標楷體-繁"/>
@@ -3045,6 +3376,7 @@
               </w:rPr>
               <w:t>個人資料管理</w:t>
             </w:r>
+            <w:proofErr w:type="spellEnd"/>
           </w:p>
         </w:tc>
       </w:tr>
@@ -3070,6 +3402,7 @@
                 <w:szCs w:val="24"/>
               </w:rPr>
             </w:pPr>
+            <w:proofErr w:type="spellStart"/>
             <w:r>
               <w:rPr>
                 <w:rFonts w:ascii="標楷體-繁" w:eastAsia="標楷體-繁"/>
@@ -3081,6 +3414,7 @@
               </w:rPr>
               <w:t>測試目的</w:t>
             </w:r>
+            <w:proofErr w:type="spellEnd"/>
           </w:p>
         </w:tc>
         <w:tc>
@@ -3109,7 +3443,29 @@
                 <w:szCs w:val="24"/>
                 <w:lang w:eastAsia="zh-TW"/>
               </w:rPr>
-              <w:t>確認使用者可正常更新</w:t>
+              <w:t>確</w:t>
+            </w:r>
+            <w:r>
+              <w:rPr>
+                <w:rFonts w:asciiTheme="minorHAnsi" w:eastAsiaTheme="minorEastAsia" w:hAnsiTheme="minorHAnsi" w:cstheme="minorBidi"/>
+                <w:b/>
+                <w:bCs/>
+                <w:sz w:val="24"/>
+                <w:szCs w:val="24"/>
+                <w:lang w:eastAsia="zh-TW"/>
+              </w:rPr>
+              <w:t>認</w:t>
+            </w:r>
+            <w:r>
+              <w:rPr>
+                <w:rFonts w:ascii="標楷體-繁" w:eastAsia="標楷體-繁"/>
+                <w:b/>
+                <w:bCs/>
+                <w:sz w:val="24"/>
+                <w:szCs w:val="24"/>
+                <w:lang w:eastAsia="zh-TW"/>
+              </w:rPr>
+              <w:t>使用者可正常更新</w:t>
             </w:r>
             <w:r>
               <w:rPr>
@@ -3159,6 +3515,7 @@
                 <w:szCs w:val="24"/>
               </w:rPr>
             </w:pPr>
+            <w:proofErr w:type="spellStart"/>
             <w:r>
               <w:rPr>
                 <w:rFonts w:ascii="標楷體-繁" w:eastAsia="標楷體-繁"/>
@@ -3170,6 +3527,7 @@
               </w:rPr>
               <w:t>測試流程</w:t>
             </w:r>
+            <w:proofErr w:type="spellEnd"/>
           </w:p>
         </w:tc>
         <w:tc>
@@ -3181,21 +3539,19 @@
             <w:pPr>
               <w:pStyle w:val="Web"/>
               <w:rPr>
-                <w:rFonts w:ascii="標楷體-繁" w:eastAsia="標楷體-繁"/>
-                <w:b/>
-                <w:bCs/>
-                <w:color w:val="000000" w:themeColor="text1"/>
-                <w:sz w:val="24"/>
-                <w:szCs w:val="24"/>
-                <w:lang w:eastAsia="zh-TW"/>
-              </w:rPr>
-            </w:pPr>
-            <w:r>
-              <w:rPr>
                 <w:rFonts w:asciiTheme="minorHAnsi" w:eastAsiaTheme="minorEastAsia" w:hAnsiTheme="minorHAnsi" w:cstheme="minorBidi"/>
                 <w:b/>
                 <w:bCs/>
-                <w:color w:val="000000" w:themeColor="text1"/>
+                <w:sz w:val="24"/>
+                <w:szCs w:val="24"/>
+                <w:lang w:eastAsia="zh-TW"/>
+              </w:rPr>
+            </w:pPr>
+            <w:r>
+              <w:rPr>
+                <w:rFonts w:asciiTheme="minorHAnsi" w:eastAsiaTheme="minorEastAsia" w:hAnsiTheme="minorHAnsi" w:cstheme="minorBidi"/>
+                <w:b/>
+                <w:bCs/>
                 <w:sz w:val="24"/>
                 <w:szCs w:val="24"/>
                 <w:lang w:eastAsia="zh-TW"/>
@@ -3207,7 +3563,6 @@
                 <w:rFonts w:asciiTheme="minorHAnsi" w:eastAsiaTheme="minorEastAsia" w:hAnsiTheme="minorHAnsi" w:cstheme="minorBidi"/>
                 <w:b/>
                 <w:bCs/>
-                <w:color w:val="000000" w:themeColor="text1"/>
                 <w:sz w:val="24"/>
                 <w:szCs w:val="24"/>
                 <w:lang w:eastAsia="zh-TW"/>
@@ -3219,19 +3574,74 @@
                 <w:rFonts w:asciiTheme="minorHAnsi" w:eastAsiaTheme="minorEastAsia" w:hAnsiTheme="minorHAnsi" w:cstheme="minorBidi"/>
                 <w:b/>
                 <w:bCs/>
-                <w:color w:val="000000" w:themeColor="text1"/>
-                <w:sz w:val="24"/>
-                <w:szCs w:val="24"/>
-                <w:lang w:eastAsia="zh-TW"/>
-              </w:rPr>
-              <w:t>按下個人資料</w:t>
+                <w:sz w:val="24"/>
+                <w:szCs w:val="24"/>
+                <w:lang w:eastAsia="zh-TW"/>
+              </w:rPr>
+              <w:t>按下</w:t>
+            </w:r>
+            <w:r>
+              <w:rPr>
+                <w:rFonts w:ascii="標楷體-繁" w:eastAsia="標楷體-繁"/>
+                <w:b/>
+                <w:bCs/>
+                <w:color w:val="000000" w:themeColor="text1"/>
+                <w:sz w:val="24"/>
+                <w:szCs w:val="24"/>
+                <w:lang w:eastAsia="zh-TW"/>
+              </w:rPr>
+              <w:t>「</w:t>
             </w:r>
             <w:r>
               <w:rPr>
                 <w:rFonts w:asciiTheme="minorHAnsi" w:eastAsiaTheme="minorEastAsia" w:hAnsiTheme="minorHAnsi" w:cstheme="minorBidi"/>
                 <w:b/>
                 <w:bCs/>
-                <w:color w:val="000000" w:themeColor="text1"/>
+                <w:sz w:val="24"/>
+                <w:szCs w:val="24"/>
+                <w:lang w:eastAsia="zh-TW"/>
+              </w:rPr>
+              <w:t>個人資料</w:t>
+            </w:r>
+            <w:r>
+              <w:rPr>
+                <w:rFonts w:ascii="標楷體-繁" w:eastAsia="標楷體-繁"/>
+                <w:b/>
+                <w:bCs/>
+                <w:color w:val="000000" w:themeColor="text1"/>
+                <w:sz w:val="24"/>
+                <w:szCs w:val="24"/>
+                <w:lang w:eastAsia="zh-TW"/>
+              </w:rPr>
+              <w:t>」</w:t>
+            </w:r>
+            <w:r>
+              <w:rPr>
+                <w:rFonts w:asciiTheme="minorHAnsi" w:eastAsiaTheme="minorEastAsia" w:hAnsiTheme="minorHAnsi" w:cstheme="minorBidi"/>
+                <w:b/>
+                <w:bCs/>
+                <w:sz w:val="24"/>
+                <w:szCs w:val="24"/>
+                <w:lang w:eastAsia="zh-TW"/>
+              </w:rPr>
+              <w:t xml:space="preserve">→ </w:t>
+            </w:r>
+            <w:r>
+              <w:rPr>
+                <w:rFonts w:asciiTheme="minorHAnsi" w:eastAsiaTheme="minorEastAsia" w:hAnsiTheme="minorHAnsi" w:cstheme="minorBidi"/>
+                <w:b/>
+                <w:bCs/>
+                <w:sz w:val="24"/>
+                <w:szCs w:val="24"/>
+                <w:lang w:eastAsia="zh-TW"/>
+              </w:rPr>
+              <w:t>按下編輯個人資料</w:t>
+            </w:r>
+            <w:r>
+              <w:rPr>
+                <w:rFonts w:asciiTheme="minorHAnsi" w:eastAsiaTheme="minorEastAsia" w:hAnsiTheme="minorHAnsi" w:cstheme="minorBidi"/>
+                <w:b/>
+                <w:bCs/>
                 <w:sz w:val="24"/>
                 <w:szCs w:val="24"/>
                 <w:lang w:eastAsia="zh-TW"/>
@@ -3243,19 +3653,17 @@
                 <w:rFonts w:asciiTheme="minorHAnsi" w:eastAsiaTheme="minorEastAsia" w:hAnsiTheme="minorHAnsi" w:cstheme="minorBidi"/>
                 <w:b/>
                 <w:bCs/>
-                <w:color w:val="000000" w:themeColor="text1"/>
-                <w:sz w:val="24"/>
-                <w:szCs w:val="24"/>
-                <w:lang w:eastAsia="zh-TW"/>
-              </w:rPr>
-              <w:t>按下編輯個人資料</w:t>
+                <w:sz w:val="24"/>
+                <w:szCs w:val="24"/>
+                <w:lang w:eastAsia="zh-TW"/>
+              </w:rPr>
+              <w:t>編輯用戶名、電子郵件、頭像、個人簡介、喜愛的食物和飲食禁忌</w:t>
             </w:r>
             <w:r>
               <w:rPr>
                 <w:rFonts w:asciiTheme="minorHAnsi" w:eastAsiaTheme="minorEastAsia" w:hAnsiTheme="minorHAnsi" w:cstheme="minorBidi"/>
                 <w:b/>
                 <w:bCs/>
-                <w:color w:val="000000" w:themeColor="text1"/>
                 <w:sz w:val="24"/>
                 <w:szCs w:val="24"/>
                 <w:lang w:eastAsia="zh-TW"/>
@@ -3267,31 +3675,6 @@
                 <w:rFonts w:asciiTheme="minorHAnsi" w:eastAsiaTheme="minorEastAsia" w:hAnsiTheme="minorHAnsi" w:cstheme="minorBidi"/>
                 <w:b/>
                 <w:bCs/>
-                <w:color w:val="000000" w:themeColor="text1"/>
-                <w:sz w:val="24"/>
-                <w:szCs w:val="24"/>
-                <w:lang w:eastAsia="zh-TW"/>
-              </w:rPr>
-              <w:t>編輯用戶名、電子郵件、頭像、個人簡介、喜愛的食物和飲食禁忌</w:t>
-            </w:r>
-            <w:r>
-              <w:rPr>
-                <w:rFonts w:asciiTheme="minorHAnsi" w:eastAsiaTheme="minorEastAsia" w:hAnsiTheme="minorHAnsi" w:cstheme="minorBidi"/>
-                <w:b/>
-                <w:bCs/>
-                <w:color w:val="000000" w:themeColor="text1"/>
-                <w:sz w:val="24"/>
-                <w:szCs w:val="24"/>
-                <w:lang w:eastAsia="zh-TW"/>
-              </w:rPr>
-              <w:t xml:space="preserve"> → </w:t>
-            </w:r>
-            <w:r>
-              <w:rPr>
-                <w:rFonts w:asciiTheme="minorHAnsi" w:eastAsiaTheme="minorEastAsia" w:hAnsiTheme="minorHAnsi" w:cstheme="minorBidi"/>
-                <w:b/>
-                <w:bCs/>
-                <w:color w:val="000000" w:themeColor="text1"/>
                 <w:sz w:val="24"/>
                 <w:szCs w:val="24"/>
                 <w:lang w:eastAsia="zh-TW"/>
@@ -3323,6 +3706,7 @@
                 <w:szCs w:val="24"/>
               </w:rPr>
             </w:pPr>
+            <w:proofErr w:type="spellStart"/>
             <w:r>
               <w:rPr>
                 <w:rFonts w:ascii="標楷體-繁" w:eastAsia="標楷體-繁"/>
@@ -3334,6 +3718,7 @@
               </w:rPr>
               <w:t>預期成果</w:t>
             </w:r>
+            <w:proofErr w:type="spellEnd"/>
           </w:p>
         </w:tc>
         <w:tc>
@@ -3391,6 +3776,7 @@
                 <w:szCs w:val="24"/>
               </w:rPr>
             </w:pPr>
+            <w:proofErr w:type="spellStart"/>
             <w:r>
               <w:rPr>
                 <w:rFonts w:ascii="標楷體-繁" w:eastAsia="標楷體-繁"/>
@@ -3402,6 +3788,7 @@
               </w:rPr>
               <w:t>測試成果</w:t>
             </w:r>
+            <w:proofErr w:type="spellEnd"/>
           </w:p>
         </w:tc>
         <w:tc>
@@ -3421,6 +3808,7 @@
                 <w:szCs w:val="24"/>
               </w:rPr>
             </w:pPr>
+            <w:proofErr w:type="spellStart"/>
             <w:r>
               <w:rPr>
                 <w:rFonts w:ascii="標楷體-繁" w:eastAsia="標楷體-繁"/>
@@ -3432,6 +3820,7 @@
               </w:rPr>
               <w:t>通過</w:t>
             </w:r>
+            <w:proofErr w:type="spellEnd"/>
           </w:p>
         </w:tc>
       </w:tr>
@@ -3439,8 +3828,6 @@
     <w:p>
       <w:pPr>
         <w:pStyle w:val="Web"/>
-        <w:ind w:left="720"/>
-        <w:jc w:val="center"/>
         <w:rPr>
           <w:rFonts w:ascii="標楷體-繁" w:eastAsia="標楷體-繁"/>
           <w:b/>
@@ -3468,7 +3855,6 @@
           <w:bCs/>
           <w:color w:val="000000" w:themeColor="text1"/>
         </w:rPr>
-        <w:lastRenderedPageBreak/>
         <w:t>表 10-2-6收藏管理</w:t>
       </w:r>
     </w:p>
@@ -3507,6 +3893,7 @@
                 <w:szCs w:val="24"/>
               </w:rPr>
             </w:pPr>
+            <w:proofErr w:type="spellStart"/>
             <w:r>
               <w:rPr>
                 <w:rFonts w:ascii="標楷體-繁" w:eastAsia="標楷體-繁"/>
@@ -3518,6 +3905,7 @@
               </w:rPr>
               <w:t>測試編號</w:t>
             </w:r>
+            <w:proofErr w:type="spellEnd"/>
           </w:p>
         </w:tc>
         <w:tc>
@@ -3574,6 +3962,7 @@
                 <w:szCs w:val="24"/>
               </w:rPr>
             </w:pPr>
+            <w:proofErr w:type="spellStart"/>
             <w:r>
               <w:rPr>
                 <w:rFonts w:ascii="標楷體-繁" w:eastAsia="標楷體-繁"/>
@@ -3585,6 +3974,7 @@
               </w:rPr>
               <w:t>功能名稱</w:t>
             </w:r>
+            <w:proofErr w:type="spellEnd"/>
           </w:p>
         </w:tc>
         <w:tc>
@@ -3604,6 +3994,7 @@
                 <w:szCs w:val="24"/>
               </w:rPr>
             </w:pPr>
+            <w:proofErr w:type="spellStart"/>
             <w:r>
               <w:rPr>
                 <w:rFonts w:ascii="標楷體-繁" w:eastAsia="標楷體-繁"/>
@@ -3614,6 +4005,75 @@
                 <w:szCs w:val="24"/>
               </w:rPr>
               <w:t>收藏管理</w:t>
+            </w:r>
+            <w:proofErr w:type="spellEnd"/>
+          </w:p>
+        </w:tc>
+      </w:tr>
+      <w:tr>
+        <w:trPr>
+          <w:trHeight w:val="555"/>
+        </w:trPr>
+        <w:tc>
+          <w:tcPr>
+            <w:tcW w:w="1575" w:type="dxa"/>
+            <w:vAlign w:val="center"/>
+          </w:tcPr>
+          <w:p>
+            <w:pPr>
+              <w:pStyle w:val="Web"/>
+              <w:jc w:val="center"/>
+              <w:rPr>
+                <w:rFonts w:ascii="標楷體-繁" w:eastAsia="標楷體-繁"/>
+                <w:b/>
+                <w:bCs/>
+                <w:color w:val="000000" w:themeColor="text1"/>
+                <w:sz w:val="24"/>
+                <w:szCs w:val="24"/>
+              </w:rPr>
+            </w:pPr>
+            <w:proofErr w:type="spellStart"/>
+            <w:r>
+              <w:rPr>
+                <w:rFonts w:ascii="標楷體-繁" w:eastAsia="標楷體-繁"/>
+                <w:b/>
+                <w:bCs/>
+                <w:color w:val="000000" w:themeColor="text1"/>
+                <w:sz w:val="24"/>
+                <w:szCs w:val="24"/>
+              </w:rPr>
+              <w:t>測試目的</w:t>
+            </w:r>
+            <w:proofErr w:type="spellEnd"/>
+          </w:p>
+        </w:tc>
+        <w:tc>
+          <w:tcPr>
+            <w:tcW w:w="6000" w:type="dxa"/>
+            <w:vAlign w:val="center"/>
+          </w:tcPr>
+          <w:p>
+            <w:pPr>
+              <w:pStyle w:val="Web"/>
+              <w:rPr>
+                <w:rFonts w:ascii="標楷體-繁" w:eastAsia="標楷體-繁"/>
+                <w:b/>
+                <w:bCs/>
+                <w:sz w:val="24"/>
+                <w:szCs w:val="24"/>
+                <w:lang w:eastAsia="zh-TW"/>
+              </w:rPr>
+            </w:pPr>
+            <w:r>
+              <w:rPr>
+                <w:rFonts w:ascii="標楷體-繁" w:eastAsia="標楷體-繁"/>
+                <w:b/>
+                <w:bCs/>
+                <w:sz w:val="24"/>
+                <w:szCs w:val="24"/>
+                <w:lang w:eastAsia="zh-TW"/>
+              </w:rPr>
+              <w:t>確認使用者可順利收藏或儲存喜愛的餐廳，並可正常取消收藏，顯示於收藏清單中</w:t>
             </w:r>
           </w:p>
         </w:tc>
@@ -3640,17 +4100,19 @@
                 <w:szCs w:val="24"/>
               </w:rPr>
             </w:pPr>
-            <w:r>
-              <w:rPr>
-                <w:rFonts w:ascii="標楷體-繁" w:eastAsia="標楷體-繁"/>
-                <w:b/>
-                <w:bCs/>
-                <w:color w:val="000000" w:themeColor="text1"/>
-                <w:sz w:val="24"/>
-                <w:szCs w:val="24"/>
-              </w:rPr>
-              <w:t>測試目的</w:t>
-            </w:r>
+            <w:proofErr w:type="spellStart"/>
+            <w:r>
+              <w:rPr>
+                <w:rFonts w:ascii="標楷體-繁" w:eastAsia="標楷體-繁"/>
+                <w:b/>
+                <w:bCs/>
+                <w:color w:val="000000" w:themeColor="text1"/>
+                <w:sz w:val="24"/>
+                <w:szCs w:val="24"/>
+              </w:rPr>
+              <w:t>測試流程</w:t>
+            </w:r>
+            <w:proofErr w:type="spellEnd"/>
           </w:p>
         </w:tc>
         <w:tc>
@@ -3665,21 +4127,161 @@
                 <w:rFonts w:ascii="標楷體-繁" w:eastAsia="標楷體-繁"/>
                 <w:b/>
                 <w:bCs/>
-                <w:sz w:val="24"/>
-                <w:szCs w:val="24"/>
-                <w:lang w:eastAsia="zh-TW"/>
-              </w:rPr>
-            </w:pPr>
-            <w:r>
-              <w:rPr>
-                <w:rFonts w:ascii="標楷體-繁" w:eastAsia="標楷體-繁"/>
-                <w:b/>
-                <w:bCs/>
-                <w:sz w:val="24"/>
-                <w:szCs w:val="24"/>
-                <w:lang w:eastAsia="zh-TW"/>
-              </w:rPr>
-              <w:t>確認使用者可順利收藏或儲存喜愛的餐廳，並可正常取消收藏，顯示於收藏清單中</w:t>
+                <w:color w:val="000000" w:themeColor="text1"/>
+                <w:sz w:val="24"/>
+                <w:szCs w:val="24"/>
+                <w:lang w:eastAsia="zh-TW"/>
+              </w:rPr>
+            </w:pPr>
+            <w:r>
+              <w:rPr>
+                <w:rFonts w:ascii="標楷體-繁" w:eastAsia="標楷體-繁"/>
+                <w:b/>
+                <w:bCs/>
+                <w:color w:val="000000" w:themeColor="text1"/>
+                <w:sz w:val="24"/>
+                <w:szCs w:val="24"/>
+                <w:lang w:eastAsia="zh-TW"/>
+              </w:rPr>
+              <w:t xml:space="preserve">從推薦的餐廳卡片清單 </w:t>
+            </w:r>
+            <w:r>
+              <w:rPr>
+                <w:rFonts w:ascii="標楷體-繁" w:eastAsia="標楷體-繁"/>
+                <w:b/>
+                <w:bCs/>
+                <w:color w:val="000000" w:themeColor="text1"/>
+                <w:sz w:val="24"/>
+                <w:szCs w:val="24"/>
+                <w:lang w:eastAsia="zh-TW"/>
+              </w:rPr>
+              <w:t>→</w:t>
+            </w:r>
+            <w:r>
+              <w:rPr>
+                <w:rFonts w:ascii="標楷體-繁" w:eastAsia="標楷體-繁"/>
+                <w:b/>
+                <w:bCs/>
+                <w:color w:val="000000" w:themeColor="text1"/>
+                <w:sz w:val="24"/>
+                <w:szCs w:val="24"/>
+                <w:lang w:eastAsia="zh-TW"/>
+              </w:rPr>
+              <w:t xml:space="preserve"> 點擊「收藏 / 儲存」按鈕</w:t>
+            </w:r>
+            <w:r>
+              <w:rPr>
+                <w:lang w:eastAsia="zh-TW"/>
+              </w:rPr>
+              <w:br/>
+            </w:r>
+            <w:r>
+              <w:rPr>
+                <w:rFonts w:ascii="標楷體-繁" w:eastAsia="標楷體-繁"/>
+                <w:b/>
+                <w:bCs/>
+                <w:color w:val="000000" w:themeColor="text1"/>
+                <w:sz w:val="24"/>
+                <w:szCs w:val="24"/>
+                <w:lang w:eastAsia="zh-TW"/>
+              </w:rPr>
+              <w:t>→</w:t>
+            </w:r>
+            <w:r>
+              <w:rPr>
+                <w:rFonts w:asciiTheme="minorHAnsi" w:eastAsiaTheme="minorEastAsia" w:hAnsiTheme="minorHAnsi" w:cstheme="minorBidi"/>
+                <w:b/>
+                <w:bCs/>
+                <w:color w:val="000000" w:themeColor="text1"/>
+                <w:sz w:val="24"/>
+                <w:szCs w:val="24"/>
+                <w:lang w:eastAsia="zh-TW"/>
+              </w:rPr>
+              <w:t xml:space="preserve"> </w:t>
+            </w:r>
+            <w:r>
+              <w:rPr>
+                <w:rFonts w:asciiTheme="minorHAnsi" w:eastAsiaTheme="minorEastAsia" w:hAnsiTheme="minorHAnsi" w:cstheme="minorBidi"/>
+                <w:b/>
+                <w:bCs/>
+                <w:color w:val="000000" w:themeColor="text1"/>
+                <w:sz w:val="24"/>
+                <w:szCs w:val="24"/>
+                <w:lang w:eastAsia="zh-TW"/>
+              </w:rPr>
+              <w:t>點選上方的「更多」清單</w:t>
+            </w:r>
+            <w:r>
+              <w:rPr>
+                <w:rFonts w:asciiTheme="minorHAnsi" w:eastAsiaTheme="minorEastAsia" w:hAnsiTheme="minorHAnsi" w:cstheme="minorBidi"/>
+                <w:b/>
+                <w:bCs/>
+                <w:color w:val="000000" w:themeColor="text1"/>
+                <w:sz w:val="24"/>
+                <w:szCs w:val="24"/>
+                <w:lang w:eastAsia="zh-TW"/>
+              </w:rPr>
+              <w:t>→</w:t>
+            </w:r>
+            <w:r>
+              <w:rPr>
+                <w:rFonts w:asciiTheme="minorHAnsi" w:eastAsiaTheme="minorEastAsia" w:hAnsiTheme="minorHAnsi" w:cstheme="minorBidi"/>
+                <w:b/>
+                <w:bCs/>
+                <w:color w:val="000000" w:themeColor="text1"/>
+                <w:sz w:val="24"/>
+                <w:szCs w:val="24"/>
+                <w:lang w:eastAsia="zh-TW"/>
+              </w:rPr>
+              <w:t>點選「收藏餐廳」按鈕</w:t>
+            </w:r>
+            <w:r>
+              <w:rPr>
+                <w:rFonts w:ascii="標楷體-繁" w:eastAsia="標楷體-繁"/>
+                <w:b/>
+                <w:bCs/>
+                <w:color w:val="000000" w:themeColor="text1"/>
+                <w:sz w:val="24"/>
+                <w:szCs w:val="24"/>
+                <w:lang w:eastAsia="zh-TW"/>
+              </w:rPr>
+              <w:t>→</w:t>
+            </w:r>
+            <w:r>
+              <w:rPr>
+                <w:rFonts w:ascii="標楷體-繁" w:eastAsia="標楷體-繁"/>
+                <w:b/>
+                <w:bCs/>
+                <w:color w:val="000000" w:themeColor="text1"/>
+                <w:sz w:val="24"/>
+                <w:szCs w:val="24"/>
+                <w:lang w:eastAsia="zh-TW"/>
+              </w:rPr>
+              <w:t xml:space="preserve">檢查是否成功顯示剛才收藏的餐廳資訊 </w:t>
+            </w:r>
+            <w:r>
+              <w:rPr>
+                <w:rFonts w:ascii="標楷體-繁" w:eastAsia="標楷體-繁"/>
+                <w:b/>
+                <w:bCs/>
+                <w:color w:val="000000" w:themeColor="text1"/>
+                <w:sz w:val="24"/>
+                <w:szCs w:val="24"/>
+                <w:lang w:eastAsia="zh-TW"/>
+              </w:rPr>
+              <w:t>→</w:t>
+            </w:r>
+            <w:r>
+              <w:rPr>
+                <w:rFonts w:ascii="標楷體-繁" w:eastAsia="標楷體-繁"/>
+                <w:b/>
+                <w:bCs/>
+                <w:color w:val="000000" w:themeColor="text1"/>
+                <w:sz w:val="24"/>
+                <w:szCs w:val="24"/>
+                <w:lang w:eastAsia="zh-TW"/>
+              </w:rPr>
+              <w:t xml:space="preserve"> 點擊已收藏餐廳後可再次點選按鈕進行「取消收藏」</w:t>
             </w:r>
           </w:p>
         </w:tc>
@@ -3706,17 +4308,19 @@
                 <w:szCs w:val="24"/>
               </w:rPr>
             </w:pPr>
-            <w:r>
-              <w:rPr>
-                <w:rFonts w:ascii="標楷體-繁" w:eastAsia="標楷體-繁"/>
-                <w:b/>
-                <w:bCs/>
-                <w:color w:val="000000" w:themeColor="text1"/>
-                <w:sz w:val="24"/>
-                <w:szCs w:val="24"/>
-              </w:rPr>
-              <w:t>測試流程</w:t>
-            </w:r>
+            <w:proofErr w:type="spellStart"/>
+            <w:r>
+              <w:rPr>
+                <w:rFonts w:ascii="標楷體-繁" w:eastAsia="標楷體-繁"/>
+                <w:b/>
+                <w:bCs/>
+                <w:color w:val="000000" w:themeColor="text1"/>
+                <w:sz w:val="24"/>
+                <w:szCs w:val="24"/>
+              </w:rPr>
+              <w:t>預期成果</w:t>
+            </w:r>
+            <w:proofErr w:type="spellEnd"/>
           </w:p>
         </w:tc>
         <w:tc>
@@ -3747,151 +4351,7 @@
                 <w:szCs w:val="24"/>
                 <w:lang w:eastAsia="zh-TW"/>
               </w:rPr>
-              <w:t xml:space="preserve">從推薦的餐廳卡片清單 </w:t>
-            </w:r>
-            <w:r>
-              <w:rPr>
-                <w:rFonts w:ascii="標楷體-繁" w:eastAsia="標楷體-繁"/>
-                <w:b/>
-                <w:bCs/>
-                <w:color w:val="000000" w:themeColor="text1"/>
-                <w:sz w:val="24"/>
-                <w:szCs w:val="24"/>
-                <w:lang w:eastAsia="zh-TW"/>
-              </w:rPr>
-              <w:t>→</w:t>
-            </w:r>
-            <w:r>
-              <w:rPr>
-                <w:rFonts w:ascii="標楷體-繁" w:eastAsia="標楷體-繁"/>
-                <w:b/>
-                <w:bCs/>
-                <w:color w:val="000000" w:themeColor="text1"/>
-                <w:sz w:val="24"/>
-                <w:szCs w:val="24"/>
-                <w:lang w:eastAsia="zh-TW"/>
-              </w:rPr>
-              <w:t xml:space="preserve"> 點擊「收藏 / 儲存」按鈕</w:t>
-            </w:r>
-            <w:r>
-              <w:rPr>
-                <w:lang w:eastAsia="zh-TW"/>
-              </w:rPr>
-              <w:br/>
-            </w:r>
-            <w:r>
-              <w:rPr>
-                <w:rFonts w:ascii="標楷體-繁" w:eastAsia="標楷體-繁"/>
-                <w:b/>
-                <w:bCs/>
-                <w:color w:val="000000" w:themeColor="text1"/>
-                <w:sz w:val="24"/>
-                <w:szCs w:val="24"/>
-                <w:lang w:eastAsia="zh-TW"/>
-              </w:rPr>
-              <w:t>→</w:t>
-            </w:r>
-            <w:r>
-              <w:rPr>
-                <w:rFonts w:ascii="標楷體-繁" w:eastAsia="標楷體-繁"/>
-                <w:b/>
-                <w:bCs/>
-                <w:color w:val="000000" w:themeColor="text1"/>
-                <w:sz w:val="24"/>
-                <w:szCs w:val="24"/>
-                <w:lang w:eastAsia="zh-TW"/>
-              </w:rPr>
-              <w:t xml:space="preserve"> </w:t>
-            </w:r>
-            <w:r>
-              <w:rPr>
-                <w:rFonts w:asciiTheme="minorHAnsi" w:eastAsiaTheme="minorEastAsia" w:hAnsiTheme="minorHAnsi" w:cstheme="minorBidi"/>
-                <w:b/>
-                <w:bCs/>
-                <w:color w:val="000000" w:themeColor="text1"/>
-                <w:sz w:val="24"/>
-                <w:szCs w:val="24"/>
-                <w:lang w:eastAsia="zh-TW"/>
-              </w:rPr>
-              <w:t>點選上方的「更多」清單</w:t>
-            </w:r>
-            <w:r>
-              <w:rPr>
-                <w:rFonts w:ascii="標楷體-繁" w:eastAsia="標楷體-繁"/>
-                <w:b/>
-                <w:bCs/>
-                <w:color w:val="000000" w:themeColor="text1"/>
-                <w:sz w:val="24"/>
-                <w:szCs w:val="24"/>
-                <w:lang w:eastAsia="zh-TW"/>
-              </w:rPr>
-              <w:t>→</w:t>
-            </w:r>
-            <w:r>
-              <w:rPr>
-                <w:rFonts w:asciiTheme="minorHAnsi" w:eastAsiaTheme="minorEastAsia" w:hAnsiTheme="minorHAnsi" w:cstheme="minorBidi"/>
-                <w:b/>
-                <w:bCs/>
-                <w:color w:val="000000" w:themeColor="text1"/>
-                <w:sz w:val="24"/>
-                <w:szCs w:val="24"/>
-                <w:lang w:eastAsia="zh-TW"/>
-              </w:rPr>
-              <w:t>點選收藏餐廳按鈕</w:t>
-            </w:r>
-            <w:r>
-              <w:rPr>
-                <w:rFonts w:ascii="標楷體-繁" w:eastAsia="標楷體-繁"/>
-                <w:b/>
-                <w:bCs/>
-                <w:color w:val="000000" w:themeColor="text1"/>
-                <w:sz w:val="24"/>
-                <w:szCs w:val="24"/>
-                <w:lang w:eastAsia="zh-TW"/>
-              </w:rPr>
-              <w:t>→</w:t>
-            </w:r>
-            <w:r>
-              <w:rPr>
-                <w:rFonts w:ascii="標楷體-繁" w:eastAsia="標楷體-繁"/>
-                <w:b/>
-                <w:bCs/>
-                <w:color w:val="000000" w:themeColor="text1"/>
-                <w:sz w:val="24"/>
-                <w:szCs w:val="24"/>
-                <w:lang w:eastAsia="zh-TW"/>
-              </w:rPr>
-              <w:t>檢查是否成功顯示剛才收藏的餐廳名稱</w:t>
-            </w:r>
-            <w:r>
-              <w:rPr>
-                <w:lang w:eastAsia="zh-TW"/>
-              </w:rPr>
-              <w:br/>
-            </w:r>
-            <w:r>
-              <w:rPr>
-                <w:rFonts w:ascii="標楷體-繁" w:eastAsia="標楷體-繁"/>
-                <w:b/>
-                <w:bCs/>
-                <w:color w:val="000000" w:themeColor="text1"/>
-                <w:sz w:val="24"/>
-                <w:szCs w:val="24"/>
-                <w:lang w:eastAsia="zh-TW"/>
-              </w:rPr>
-              <w:t>→</w:t>
-            </w:r>
-            <w:r>
-              <w:rPr>
-                <w:rFonts w:ascii="標楷體-繁" w:eastAsia="標楷體-繁"/>
-                <w:b/>
-                <w:bCs/>
-                <w:color w:val="000000" w:themeColor="text1"/>
-                <w:sz w:val="24"/>
-                <w:szCs w:val="24"/>
-                <w:lang w:eastAsia="zh-TW"/>
-              </w:rPr>
-              <w:t xml:space="preserve"> 點擊已收藏餐廳後可再次點選按鈕進行「取消收藏」</w:t>
+              <w:t>收藏完成後，該餐廳應出現在使用者的「收藏清單」中，並可正確點擊進入該餐廳資訊頁面。</w:t>
             </w:r>
           </w:p>
         </w:tc>
@@ -3918,17 +4378,19 @@
                 <w:szCs w:val="24"/>
               </w:rPr>
             </w:pPr>
-            <w:r>
-              <w:rPr>
-                <w:rFonts w:ascii="標楷體-繁" w:eastAsia="標楷體-繁"/>
-                <w:b/>
-                <w:bCs/>
-                <w:color w:val="000000" w:themeColor="text1"/>
-                <w:sz w:val="24"/>
-                <w:szCs w:val="24"/>
-              </w:rPr>
-              <w:t>預期成果</w:t>
-            </w:r>
+            <w:proofErr w:type="spellStart"/>
+            <w:r>
+              <w:rPr>
+                <w:rFonts w:ascii="標楷體-繁" w:eastAsia="標楷體-繁"/>
+                <w:b/>
+                <w:bCs/>
+                <w:color w:val="000000" w:themeColor="text1"/>
+                <w:sz w:val="24"/>
+                <w:szCs w:val="24"/>
+              </w:rPr>
+              <w:t>測試成果</w:t>
+            </w:r>
+            <w:proofErr w:type="spellEnd"/>
           </w:p>
         </w:tc>
         <w:tc>
@@ -3946,76 +4408,9 @@
                 <w:color w:val="000000" w:themeColor="text1"/>
                 <w:sz w:val="24"/>
                 <w:szCs w:val="24"/>
-                <w:lang w:eastAsia="zh-TW"/>
-              </w:rPr>
-            </w:pPr>
-            <w:r>
-              <w:rPr>
-                <w:rFonts w:ascii="標楷體-繁" w:eastAsia="標楷體-繁"/>
-                <w:b/>
-                <w:bCs/>
-                <w:color w:val="000000" w:themeColor="text1"/>
-                <w:sz w:val="24"/>
-                <w:szCs w:val="24"/>
-                <w:lang w:eastAsia="zh-TW"/>
-              </w:rPr>
-              <w:t>收藏完成後，餐廳名稱應出現在使用者的「收藏清單」中，並可正確點擊進入該餐廳資訊頁面。</w:t>
-            </w:r>
-          </w:p>
-        </w:tc>
-      </w:tr>
-      <w:tr>
-        <w:trPr>
-          <w:trHeight w:val="300"/>
-        </w:trPr>
-        <w:tc>
-          <w:tcPr>
-            <w:tcW w:w="1575" w:type="dxa"/>
-            <w:vAlign w:val="center"/>
-          </w:tcPr>
-          <w:p>
-            <w:pPr>
-              <w:pStyle w:val="Web"/>
-              <w:jc w:val="center"/>
-              <w:rPr>
-                <w:rFonts w:ascii="標楷體-繁" w:eastAsia="標楷體-繁"/>
-                <w:b/>
-                <w:bCs/>
-                <w:color w:val="000000" w:themeColor="text1"/>
-                <w:sz w:val="24"/>
-                <w:szCs w:val="24"/>
-              </w:rPr>
-            </w:pPr>
-            <w:r>
-              <w:rPr>
-                <w:rFonts w:ascii="標楷體-繁" w:eastAsia="標楷體-繁"/>
-                <w:b/>
-                <w:bCs/>
-                <w:color w:val="000000" w:themeColor="text1"/>
-                <w:sz w:val="24"/>
-                <w:szCs w:val="24"/>
-              </w:rPr>
-              <w:t>測試成果</w:t>
-            </w:r>
-          </w:p>
-        </w:tc>
-        <w:tc>
-          <w:tcPr>
-            <w:tcW w:w="6000" w:type="dxa"/>
-            <w:vAlign w:val="center"/>
-          </w:tcPr>
-          <w:p>
-            <w:pPr>
-              <w:pStyle w:val="Web"/>
-              <w:rPr>
-                <w:rFonts w:ascii="標楷體-繁" w:eastAsia="標楷體-繁"/>
-                <w:b/>
-                <w:bCs/>
-                <w:color w:val="000000" w:themeColor="text1"/>
-                <w:sz w:val="24"/>
-                <w:szCs w:val="24"/>
-              </w:rPr>
-            </w:pPr>
+              </w:rPr>
+            </w:pPr>
+            <w:proofErr w:type="spellStart"/>
             <w:r>
               <w:rPr>
                 <w:rFonts w:ascii="標楷體-繁" w:eastAsia="標楷體-繁"/>
@@ -4027,6 +4422,7 @@
               </w:rPr>
               <w:t>通過</w:t>
             </w:r>
+            <w:proofErr w:type="spellEnd"/>
           </w:p>
         </w:tc>
       </w:tr>
@@ -4046,23 +4442,46 @@
     </w:p>
     <w:p>
       <w:pPr>
-        <w:pStyle w:val="Web"/>
-        <w:ind w:left="720"/>
-        <w:jc w:val="center"/>
+        <w:widowControl/>
+        <w:rPr>
+          <w:rFonts w:ascii="標楷體-繁" w:eastAsia="標楷體-繁" w:hAnsi="新細明體" w:cs="新細明體"/>
+          <w:b/>
+          <w:bCs/>
+          <w:color w:val="FF0000"/>
+          <w:kern w:val="0"/>
+          <w14:ligatures w14:val="none"/>
+        </w:rPr>
+      </w:pPr>
+      <w:r>
         <w:rPr>
           <w:rFonts w:ascii="標楷體-繁" w:eastAsia="標楷體-繁"/>
           <w:b/>
           <w:bCs/>
           <w:color w:val="FF0000"/>
         </w:rPr>
-      </w:pPr>
-      <w:r>
+        <w:br w:type="page"/>
+      </w:r>
+    </w:p>
+    <w:p>
+      <w:pPr>
+        <w:pStyle w:val="Web"/>
+        <w:ind w:left="720"/>
+        <w:jc w:val="center"/>
         <w:rPr>
           <w:rFonts w:ascii="標楷體-繁" w:eastAsia="標楷體-繁"/>
           <w:b/>
           <w:bCs/>
           <w:color w:val="FF0000"/>
         </w:rPr>
+      </w:pPr>
+      <w:r>
+        <w:rPr>
+          <w:rFonts w:ascii="標楷體-繁" w:eastAsia="標楷體-繁"/>
+          <w:b/>
+          <w:bCs/>
+          <w:color w:val="FF0000"/>
+        </w:rPr>
+        <w:lastRenderedPageBreak/>
         <w:t>表 10-2-7生成個人化推薦報告</w:t>
       </w:r>
     </w:p>
@@ -4101,6 +4520,7 @@
                 <w:szCs w:val="24"/>
               </w:rPr>
             </w:pPr>
+            <w:proofErr w:type="spellStart"/>
             <w:r>
               <w:rPr>
                 <w:rFonts w:ascii="標楷體-繁" w:eastAsia="標楷體-繁"/>
@@ -4112,6 +4532,7 @@
               </w:rPr>
               <w:t>測試編號</w:t>
             </w:r>
+            <w:proofErr w:type="spellEnd"/>
           </w:p>
         </w:tc>
         <w:tc>
@@ -4168,6 +4589,7 @@
                 <w:szCs w:val="24"/>
               </w:rPr>
             </w:pPr>
+            <w:proofErr w:type="spellStart"/>
             <w:r>
               <w:rPr>
                 <w:rFonts w:ascii="標楷體-繁" w:eastAsia="標楷體-繁"/>
@@ -4179,6 +4601,7 @@
               </w:rPr>
               <w:t>功能名稱</w:t>
             </w:r>
+            <w:proofErr w:type="spellEnd"/>
           </w:p>
         </w:tc>
         <w:tc>
@@ -4198,6 +4621,7 @@
                 <w:szCs w:val="24"/>
               </w:rPr>
             </w:pPr>
+            <w:proofErr w:type="spellStart"/>
             <w:r>
               <w:rPr>
                 <w:rFonts w:ascii="標楷體-繁" w:eastAsia="標楷體-繁"/>
@@ -4209,6 +4633,7 @@
               </w:rPr>
               <w:t>生成個人化推薦報告</w:t>
             </w:r>
+            <w:proofErr w:type="spellEnd"/>
           </w:p>
         </w:tc>
       </w:tr>
@@ -4234,6 +4659,7 @@
                 <w:szCs w:val="24"/>
               </w:rPr>
             </w:pPr>
+            <w:proofErr w:type="spellStart"/>
             <w:r>
               <w:rPr>
                 <w:rFonts w:ascii="標楷體-繁" w:eastAsia="標楷體-繁"/>
@@ -4245,6 +4671,7 @@
               </w:rPr>
               <w:t>測試目的</w:t>
             </w:r>
+            <w:proofErr w:type="spellEnd"/>
           </w:p>
         </w:tc>
         <w:tc>
@@ -4300,6 +4727,7 @@
                 <w:szCs w:val="24"/>
               </w:rPr>
             </w:pPr>
+            <w:proofErr w:type="spellStart"/>
             <w:r>
               <w:rPr>
                 <w:rFonts w:ascii="標楷體-繁" w:eastAsia="標楷體-繁"/>
@@ -4311,6 +4739,7 @@
               </w:rPr>
               <w:t>測試流程</w:t>
             </w:r>
+            <w:proofErr w:type="spellEnd"/>
           </w:p>
         </w:tc>
         <w:tc>
@@ -4355,6 +4784,7 @@
                 <w:szCs w:val="24"/>
               </w:rPr>
             </w:pPr>
+            <w:proofErr w:type="spellStart"/>
             <w:r>
               <w:rPr>
                 <w:rFonts w:ascii="標楷體-繁" w:eastAsia="標楷體-繁"/>
@@ -4366,6 +4796,7 @@
               </w:rPr>
               <w:t>預期成果</w:t>
             </w:r>
+            <w:proofErr w:type="spellEnd"/>
           </w:p>
         </w:tc>
         <w:tc>
@@ -4410,6 +4841,7 @@
                 <w:szCs w:val="24"/>
               </w:rPr>
             </w:pPr>
+            <w:proofErr w:type="spellStart"/>
             <w:r>
               <w:rPr>
                 <w:rFonts w:ascii="標楷體-繁" w:eastAsia="標楷體-繁"/>
@@ -4421,6 +4853,7 @@
               </w:rPr>
               <w:t>測試成果</w:t>
             </w:r>
+            <w:proofErr w:type="spellEnd"/>
           </w:p>
         </w:tc>
         <w:tc>
@@ -4440,6 +4873,7 @@
                 <w:szCs w:val="24"/>
               </w:rPr>
             </w:pPr>
+            <w:proofErr w:type="spellStart"/>
             <w:r>
               <w:rPr>
                 <w:rFonts w:ascii="標楷體-繁" w:eastAsia="標楷體-繁"/>
@@ -4451,6 +4885,7 @@
               </w:rPr>
               <w:t>通過</w:t>
             </w:r>
+            <w:proofErr w:type="spellEnd"/>
           </w:p>
         </w:tc>
       </w:tr>
@@ -4487,7 +4922,7 @@
           <w:bCs/>
           <w:color w:val="000000" w:themeColor="text1"/>
         </w:rPr>
-        <w:t>表 10-2-8發佈貼文</w:t>
+        <w:t>表 10-2-8發布貼文</w:t>
       </w:r>
     </w:p>
     <w:tbl>
@@ -4525,6 +4960,7 @@
                 <w:szCs w:val="24"/>
               </w:rPr>
             </w:pPr>
+            <w:proofErr w:type="spellStart"/>
             <w:r>
               <w:rPr>
                 <w:rFonts w:ascii="標楷體-繁" w:eastAsia="標楷體-繁"/>
@@ -4536,6 +4972,7 @@
               </w:rPr>
               <w:t>測試編號</w:t>
             </w:r>
+            <w:proofErr w:type="spellEnd"/>
           </w:p>
         </w:tc>
         <w:tc>
@@ -4592,6 +5029,7 @@
                 <w:szCs w:val="24"/>
               </w:rPr>
             </w:pPr>
+            <w:proofErr w:type="spellStart"/>
             <w:r>
               <w:rPr>
                 <w:rFonts w:ascii="標楷體-繁" w:eastAsia="標楷體-繁"/>
@@ -4603,6 +5041,7 @@
               </w:rPr>
               <w:t>功能名稱</w:t>
             </w:r>
+            <w:proofErr w:type="spellEnd"/>
           </w:p>
         </w:tc>
         <w:tc>
@@ -4622,6 +5061,7 @@
                 <w:szCs w:val="24"/>
               </w:rPr>
             </w:pPr>
+            <w:proofErr w:type="spellStart"/>
             <w:r>
               <w:rPr>
                 <w:rFonts w:ascii="標楷體-繁" w:eastAsia="標楷體-繁"/>
@@ -4633,6 +5073,7 @@
               </w:rPr>
               <w:t>發佈貼文</w:t>
             </w:r>
+            <w:proofErr w:type="spellEnd"/>
           </w:p>
         </w:tc>
       </w:tr>
@@ -4658,6 +5099,7 @@
                 <w:szCs w:val="24"/>
               </w:rPr>
             </w:pPr>
+            <w:proofErr w:type="spellStart"/>
             <w:r>
               <w:rPr>
                 <w:rFonts w:ascii="標楷體-繁" w:eastAsia="標楷體-繁"/>
@@ -4669,6 +5111,7 @@
               </w:rPr>
               <w:t>測試目的</w:t>
             </w:r>
+            <w:proofErr w:type="spellEnd"/>
           </w:p>
         </w:tc>
         <w:tc>
@@ -4697,7 +5140,7 @@
                 <w:szCs w:val="24"/>
                 <w:lang w:eastAsia="zh-TW"/>
               </w:rPr>
-              <w:t>確認可正常發佈貼文，支援上傳照片與地點標記</w:t>
+              <w:t>確認可正常發貼文，支援上傳照片與地點標記</w:t>
             </w:r>
           </w:p>
         </w:tc>
@@ -4724,6 +5167,7 @@
                 <w:szCs w:val="24"/>
               </w:rPr>
             </w:pPr>
+            <w:proofErr w:type="spellStart"/>
             <w:r>
               <w:rPr>
                 <w:rFonts w:ascii="標楷體-繁" w:eastAsia="標楷體-繁"/>
@@ -4735,6 +5179,7 @@
               </w:rPr>
               <w:t>測試流程</w:t>
             </w:r>
+            <w:proofErr w:type="spellEnd"/>
           </w:p>
         </w:tc>
         <w:tc>
@@ -4757,7 +5202,7 @@
             </w:pPr>
             <w:r>
               <w:rPr>
-                <w:rFonts w:ascii="標楷體-繁" w:eastAsia="標楷體-繁"/>
+                <w:rFonts w:asciiTheme="minorHAnsi" w:eastAsiaTheme="minorEastAsia" w:hAnsiTheme="minorHAnsi" w:cstheme="minorBidi"/>
                 <w:b/>
                 <w:bCs/>
                 <w:color w:val="000000" w:themeColor="text1"/>
@@ -4769,75 +5214,75 @@
             </w:r>
             <w:r>
               <w:rPr>
-                <w:rFonts w:ascii="標楷體-繁" w:eastAsia="標楷體-繁"/>
-                <w:b/>
-                <w:bCs/>
-                <w:color w:val="000000" w:themeColor="text1"/>
-                <w:sz w:val="24"/>
-                <w:szCs w:val="24"/>
-                <w:lang w:eastAsia="zh-TW"/>
-              </w:rPr>
-              <w:t>→</w:t>
-            </w:r>
-            <w:r>
-              <w:rPr>
-                <w:rFonts w:ascii="標楷體-繁" w:eastAsia="標楷體-繁"/>
-                <w:b/>
-                <w:bCs/>
-                <w:color w:val="000000" w:themeColor="text1"/>
-                <w:sz w:val="24"/>
-                <w:szCs w:val="24"/>
-                <w:lang w:eastAsia="zh-TW"/>
-              </w:rPr>
-              <w:t xml:space="preserve"> 點選「建立貼文」按鈕 </w:t>
-            </w:r>
-            <w:r>
-              <w:rPr>
-                <w:rFonts w:ascii="標楷體-繁" w:eastAsia="標楷體-繁"/>
-                <w:b/>
-                <w:bCs/>
-                <w:color w:val="000000" w:themeColor="text1"/>
-                <w:sz w:val="24"/>
-                <w:szCs w:val="24"/>
-                <w:lang w:eastAsia="zh-TW"/>
-              </w:rPr>
-              <w:t>→</w:t>
-            </w:r>
-            <w:r>
-              <w:rPr>
-                <w:rFonts w:ascii="標楷體-繁" w:eastAsia="標楷體-繁"/>
-                <w:b/>
-                <w:bCs/>
-                <w:color w:val="000000" w:themeColor="text1"/>
-                <w:sz w:val="24"/>
-                <w:szCs w:val="24"/>
-                <w:lang w:eastAsia="zh-TW"/>
-              </w:rPr>
-              <w:t xml:space="preserve"> 填寫欲發佈的內容（標題、體驗、加入圖片與餐廳地點等）</w:t>
-            </w:r>
-            <w:r>
-              <w:rPr>
-                <w:rFonts w:ascii="標楷體-繁" w:eastAsia="標楷體-繁"/>
-                <w:b/>
-                <w:bCs/>
-                <w:color w:val="000000" w:themeColor="text1"/>
-                <w:sz w:val="24"/>
-                <w:szCs w:val="24"/>
-                <w:lang w:eastAsia="zh-TW"/>
-              </w:rPr>
-              <w:t>→</w:t>
-            </w:r>
-            <w:r>
-              <w:rPr>
-                <w:rFonts w:ascii="標楷體-繁" w:eastAsia="標楷體-繁"/>
-                <w:b/>
-                <w:bCs/>
-                <w:color w:val="000000" w:themeColor="text1"/>
-                <w:sz w:val="24"/>
-                <w:szCs w:val="24"/>
-                <w:lang w:eastAsia="zh-TW"/>
-              </w:rPr>
-              <w:t xml:space="preserve"> 點擊最下方的「發佈貼文」按鈕</w:t>
+                <w:rFonts w:asciiTheme="minorHAnsi" w:eastAsiaTheme="minorEastAsia" w:hAnsiTheme="minorHAnsi" w:cstheme="minorBidi"/>
+                <w:b/>
+                <w:bCs/>
+                <w:color w:val="000000" w:themeColor="text1"/>
+                <w:sz w:val="24"/>
+                <w:szCs w:val="24"/>
+                <w:lang w:eastAsia="zh-TW"/>
+              </w:rPr>
+              <w:t xml:space="preserve">→ </w:t>
+            </w:r>
+            <w:r>
+              <w:rPr>
+                <w:rFonts w:asciiTheme="minorHAnsi" w:eastAsiaTheme="minorEastAsia" w:hAnsiTheme="minorHAnsi" w:cstheme="minorBidi"/>
+                <w:b/>
+                <w:bCs/>
+                <w:color w:val="000000" w:themeColor="text1"/>
+                <w:sz w:val="24"/>
+                <w:szCs w:val="24"/>
+                <w:lang w:eastAsia="zh-TW"/>
+              </w:rPr>
+              <w:t>點擊「建立貼文」按鈕</w:t>
+            </w:r>
+            <w:r>
+              <w:rPr>
+                <w:rFonts w:asciiTheme="minorHAnsi" w:eastAsiaTheme="minorEastAsia" w:hAnsiTheme="minorHAnsi" w:cstheme="minorBidi"/>
+                <w:b/>
+                <w:bCs/>
+                <w:color w:val="000000" w:themeColor="text1"/>
+                <w:sz w:val="24"/>
+                <w:szCs w:val="24"/>
+                <w:lang w:eastAsia="zh-TW"/>
+              </w:rPr>
+              <w:t xml:space="preserve"> → </w:t>
+            </w:r>
+            <w:r>
+              <w:rPr>
+                <w:rFonts w:asciiTheme="minorHAnsi" w:eastAsiaTheme="minorEastAsia" w:hAnsiTheme="minorHAnsi" w:cstheme="minorBidi"/>
+                <w:b/>
+                <w:bCs/>
+                <w:color w:val="000000" w:themeColor="text1"/>
+                <w:sz w:val="24"/>
+                <w:szCs w:val="24"/>
+                <w:lang w:eastAsia="zh-TW"/>
+              </w:rPr>
+              <w:t>填寫欲發布的內容（標題、體驗、加入圖片與餐廳地點等）</w:t>
+            </w:r>
+            <w:r>
+              <w:rPr>
+                <w:rFonts w:asciiTheme="minorHAnsi" w:eastAsiaTheme="minorEastAsia" w:hAnsiTheme="minorHAnsi" w:cstheme="minorBidi"/>
+                <w:b/>
+                <w:bCs/>
+                <w:color w:val="000000" w:themeColor="text1"/>
+                <w:sz w:val="24"/>
+                <w:szCs w:val="24"/>
+                <w:lang w:eastAsia="zh-TW"/>
+              </w:rPr>
+              <w:t xml:space="preserve">→ </w:t>
+            </w:r>
+            <w:r>
+              <w:rPr>
+                <w:rFonts w:asciiTheme="minorHAnsi" w:eastAsiaTheme="minorEastAsia" w:hAnsiTheme="minorHAnsi" w:cstheme="minorBidi"/>
+                <w:b/>
+                <w:bCs/>
+                <w:color w:val="000000" w:themeColor="text1"/>
+                <w:sz w:val="24"/>
+                <w:szCs w:val="24"/>
+                <w:lang w:eastAsia="zh-TW"/>
+              </w:rPr>
+              <w:t>點擊最下方的「發布貼文」按鈕</w:t>
             </w:r>
           </w:p>
         </w:tc>
@@ -4864,18 +5309,19 @@
                 <w:szCs w:val="24"/>
               </w:rPr>
             </w:pPr>
-            <w:r>
-              <w:rPr>
-                <w:rFonts w:ascii="標楷體-繁" w:eastAsia="標楷體-繁"/>
-                <w:b/>
-                <w:bCs/>
-                <w:color w:val="000000" w:themeColor="text1"/>
-                <w:sz w:val="24"/>
-                <w:szCs w:val="24"/>
-              </w:rPr>
-              <w:lastRenderedPageBreak/>
+            <w:proofErr w:type="spellStart"/>
+            <w:r>
+              <w:rPr>
+                <w:rFonts w:ascii="標楷體-繁" w:eastAsia="標楷體-繁"/>
+                <w:b/>
+                <w:bCs/>
+                <w:color w:val="000000" w:themeColor="text1"/>
+                <w:sz w:val="24"/>
+                <w:szCs w:val="24"/>
+              </w:rPr>
               <w:t>預期成果</w:t>
             </w:r>
+            <w:proofErr w:type="spellEnd"/>
           </w:p>
         </w:tc>
         <w:tc>
@@ -4906,7 +5352,7 @@
                 <w:szCs w:val="24"/>
                 <w:lang w:eastAsia="zh-TW"/>
               </w:rPr>
-              <w:t>發佈貼文後，可在導覽列上方的「更多」選單的貼文紀錄中查看自己的貼文發佈紀錄</w:t>
+              <w:t>發布貼文後，可在導覽列上方的「更多」選單的貼文紀錄中查看自己的貼文發布紀錄</w:t>
             </w:r>
           </w:p>
         </w:tc>
@@ -4933,6 +5379,7 @@
                 <w:szCs w:val="24"/>
               </w:rPr>
             </w:pPr>
+            <w:proofErr w:type="spellStart"/>
             <w:r>
               <w:rPr>
                 <w:rFonts w:ascii="標楷體-繁" w:eastAsia="標楷體-繁"/>
@@ -4944,6 +5391,7 @@
               </w:rPr>
               <w:t>測試成果</w:t>
             </w:r>
+            <w:proofErr w:type="spellEnd"/>
           </w:p>
         </w:tc>
         <w:tc>
@@ -4963,6 +5411,7 @@
                 <w:szCs w:val="24"/>
               </w:rPr>
             </w:pPr>
+            <w:proofErr w:type="spellStart"/>
             <w:r>
               <w:rPr>
                 <w:rFonts w:ascii="標楷體-繁" w:eastAsia="標楷體-繁"/>
@@ -4974,6 +5423,7 @@
               </w:rPr>
               <w:t>通過</w:t>
             </w:r>
+            <w:proofErr w:type="spellEnd"/>
           </w:p>
         </w:tc>
       </w:tr>
@@ -5047,6 +5497,7 @@
                 <w:szCs w:val="24"/>
               </w:rPr>
             </w:pPr>
+            <w:proofErr w:type="spellStart"/>
             <w:r>
               <w:rPr>
                 <w:rFonts w:ascii="標楷體-繁" w:eastAsia="標楷體-繁"/>
@@ -5058,6 +5509,7 @@
               </w:rPr>
               <w:t>測試編號</w:t>
             </w:r>
+            <w:proofErr w:type="spellEnd"/>
           </w:p>
         </w:tc>
         <w:tc>
@@ -5114,6 +5566,7 @@
                 <w:szCs w:val="24"/>
               </w:rPr>
             </w:pPr>
+            <w:proofErr w:type="spellStart"/>
             <w:r>
               <w:rPr>
                 <w:rFonts w:ascii="標楷體-繁" w:eastAsia="標楷體-繁"/>
@@ -5125,6 +5578,7 @@
               </w:rPr>
               <w:t>功能名稱</w:t>
             </w:r>
+            <w:proofErr w:type="spellEnd"/>
           </w:p>
         </w:tc>
         <w:tc>
@@ -5144,6 +5598,7 @@
                 <w:szCs w:val="24"/>
               </w:rPr>
             </w:pPr>
+            <w:proofErr w:type="spellStart"/>
             <w:r>
               <w:rPr>
                 <w:rFonts w:ascii="標楷體-繁" w:eastAsia="標楷體-繁"/>
@@ -5155,6 +5610,7 @@
               </w:rPr>
               <w:t>刪除貼文</w:t>
             </w:r>
+            <w:proofErr w:type="spellEnd"/>
           </w:p>
         </w:tc>
       </w:tr>
@@ -5180,6 +5636,7 @@
                 <w:szCs w:val="24"/>
               </w:rPr>
             </w:pPr>
+            <w:proofErr w:type="spellStart"/>
             <w:r>
               <w:rPr>
                 <w:rFonts w:ascii="標楷體-繁" w:eastAsia="標楷體-繁"/>
@@ -5191,6 +5648,7 @@
               </w:rPr>
               <w:t>測試目的</w:t>
             </w:r>
+            <w:proofErr w:type="spellEnd"/>
           </w:p>
         </w:tc>
         <w:tc>
@@ -5219,7 +5677,7 @@
                 <w:szCs w:val="24"/>
                 <w:lang w:eastAsia="zh-TW"/>
               </w:rPr>
-              <w:t>確認使用者可成功刪除自己發佈的貼文</w:t>
+              <w:t>確認使用者可成功刪除自己發布的貼文</w:t>
             </w:r>
           </w:p>
         </w:tc>
@@ -5246,6 +5704,7 @@
                 <w:szCs w:val="24"/>
               </w:rPr>
             </w:pPr>
+            <w:proofErr w:type="spellStart"/>
             <w:r>
               <w:rPr>
                 <w:rFonts w:ascii="標楷體-繁" w:eastAsia="標楷體-繁"/>
@@ -5257,6 +5716,7 @@
               </w:rPr>
               <w:t>測試流程</w:t>
             </w:r>
+            <w:proofErr w:type="spellEnd"/>
           </w:p>
         </w:tc>
         <w:tc>
@@ -5386,6 +5846,7 @@
                 <w:szCs w:val="24"/>
               </w:rPr>
             </w:pPr>
+            <w:proofErr w:type="spellStart"/>
             <w:r>
               <w:rPr>
                 <w:rFonts w:ascii="標楷體-繁" w:eastAsia="標楷體-繁"/>
@@ -5397,6 +5858,7 @@
               </w:rPr>
               <w:t>預期成果</w:t>
             </w:r>
+            <w:proofErr w:type="spellEnd"/>
           </w:p>
         </w:tc>
         <w:tc>
@@ -5427,7 +5889,7 @@
                 <w:szCs w:val="24"/>
                 <w:lang w:eastAsia="zh-TW"/>
               </w:rPr>
-              <w:t>貼文刪除成功後，該貼文將不再顯示於個人動態牆與探索頁等任何頁面</w:t>
+              <w:t>貼文刪除成功後，該貼文將不再顯示於貼文紀錄與探索頁等任何頁面</w:t>
             </w:r>
           </w:p>
         </w:tc>
@@ -5454,6 +5916,7 @@
                 <w:szCs w:val="24"/>
               </w:rPr>
             </w:pPr>
+            <w:proofErr w:type="spellStart"/>
             <w:r>
               <w:rPr>
                 <w:rFonts w:ascii="標楷體-繁" w:eastAsia="標楷體-繁"/>
@@ -5465,6 +5928,7 @@
               </w:rPr>
               <w:t>測試成果</w:t>
             </w:r>
+            <w:proofErr w:type="spellEnd"/>
           </w:p>
         </w:tc>
         <w:tc>
@@ -5484,6 +5948,7 @@
                 <w:szCs w:val="24"/>
               </w:rPr>
             </w:pPr>
+            <w:proofErr w:type="spellStart"/>
             <w:r>
               <w:rPr>
                 <w:rFonts w:ascii="標楷體-繁" w:eastAsia="標楷體-繁"/>
@@ -5495,6 +5960,7 @@
               </w:rPr>
               <w:t>通過</w:t>
             </w:r>
+            <w:proofErr w:type="spellEnd"/>
           </w:p>
         </w:tc>
       </w:tr>
@@ -5522,6 +5988,561 @@
           <w:bCs/>
         </w:rPr>
       </w:pPr>
+      <w:r>
+        <w:rPr>
+          <w:rFonts w:ascii="標楷體-繁" w:eastAsia="標楷體-繁"/>
+          <w:b/>
+          <w:bCs/>
+        </w:rPr>
+        <w:lastRenderedPageBreak/>
+        <w:t xml:space="preserve">表 10-2-10編輯貼文      </w:t>
+      </w:r>
+    </w:p>
+    <w:tbl>
+      <w:tblPr>
+        <w:tblStyle w:val="af"/>
+        <w:tblW w:w="0" w:type="auto"/>
+        <w:tblInd w:w="720" w:type="dxa"/>
+        <w:tblLook w:val="06A0" w:firstRow="1" w:lastRow="0" w:firstColumn="1" w:lastColumn="0" w:noHBand="1" w:noVBand="1"/>
+      </w:tblPr>
+      <w:tblGrid>
+        <w:gridCol w:w="1575"/>
+        <w:gridCol w:w="6000"/>
+      </w:tblGrid>
+      <w:tr>
+        <w:trPr>
+          <w:trHeight w:val="300"/>
+        </w:trPr>
+        <w:tc>
+          <w:tcPr>
+            <w:tcW w:w="1575" w:type="dxa"/>
+            <w:shd w:val="clear" w:color="auto" w:fill="EBE1F2"/>
+            <w:vAlign w:val="center"/>
+          </w:tcPr>
+          <w:p>
+            <w:pPr>
+              <w:pStyle w:val="Web"/>
+              <w:jc w:val="center"/>
+              <w:rPr>
+                <w:rFonts w:ascii="標楷體-繁" w:eastAsia="標楷體-繁"/>
+                <w:b/>
+                <w:bCs/>
+                <w:color w:val="000000" w:themeColor="text1"/>
+                <w:sz w:val="24"/>
+                <w:szCs w:val="24"/>
+              </w:rPr>
+            </w:pPr>
+            <w:proofErr w:type="spellStart"/>
+            <w:r>
+              <w:rPr>
+                <w:rFonts w:ascii="標楷體-繁" w:eastAsia="標楷體-繁"/>
+                <w:b/>
+                <w:bCs/>
+                <w:color w:val="000000" w:themeColor="text1"/>
+                <w:sz w:val="24"/>
+                <w:szCs w:val="24"/>
+              </w:rPr>
+              <w:t>測試編號</w:t>
+            </w:r>
+            <w:proofErr w:type="spellEnd"/>
+          </w:p>
+        </w:tc>
+        <w:tc>
+          <w:tcPr>
+            <w:tcW w:w="6000" w:type="dxa"/>
+            <w:shd w:val="clear" w:color="auto" w:fill="EBE1F2"/>
+            <w:vAlign w:val="center"/>
+          </w:tcPr>
+          <w:p>
+            <w:pPr>
+              <w:pStyle w:val="Web"/>
+              <w:rPr>
+                <w:rFonts w:ascii="標楷體-繁" w:eastAsia="標楷體-繁"/>
+                <w:b/>
+                <w:bCs/>
+                <w:color w:val="000000" w:themeColor="text1"/>
+                <w:sz w:val="24"/>
+                <w:szCs w:val="24"/>
+              </w:rPr>
+            </w:pPr>
+            <w:r>
+              <w:rPr>
+                <w:rFonts w:ascii="標楷體-繁" w:eastAsia="標楷體-繁"/>
+                <w:b/>
+                <w:bCs/>
+                <w:color w:val="000000" w:themeColor="text1"/>
+                <w:sz w:val="24"/>
+                <w:szCs w:val="24"/>
+              </w:rPr>
+              <w:t>10</w:t>
+            </w:r>
+          </w:p>
+        </w:tc>
+      </w:tr>
+      <w:tr>
+        <w:trPr>
+          <w:trHeight w:val="300"/>
+        </w:trPr>
+        <w:tc>
+          <w:tcPr>
+            <w:tcW w:w="1575" w:type="dxa"/>
+            <w:vAlign w:val="center"/>
+          </w:tcPr>
+          <w:p>
+            <w:pPr>
+              <w:pStyle w:val="Web"/>
+              <w:jc w:val="center"/>
+              <w:rPr>
+                <w:rFonts w:ascii="標楷體-繁" w:eastAsia="標楷體-繁"/>
+                <w:b/>
+                <w:bCs/>
+                <w:color w:val="000000" w:themeColor="text1"/>
+                <w:sz w:val="24"/>
+                <w:szCs w:val="24"/>
+              </w:rPr>
+            </w:pPr>
+            <w:proofErr w:type="spellStart"/>
+            <w:r>
+              <w:rPr>
+                <w:rFonts w:ascii="標楷體-繁" w:eastAsia="標楷體-繁"/>
+                <w:b/>
+                <w:bCs/>
+                <w:color w:val="000000" w:themeColor="text1"/>
+                <w:sz w:val="24"/>
+                <w:szCs w:val="24"/>
+              </w:rPr>
+              <w:t>功能名稱</w:t>
+            </w:r>
+            <w:proofErr w:type="spellEnd"/>
+          </w:p>
+        </w:tc>
+        <w:tc>
+          <w:tcPr>
+            <w:tcW w:w="6000" w:type="dxa"/>
+            <w:vAlign w:val="center"/>
+          </w:tcPr>
+          <w:p>
+            <w:pPr>
+              <w:pStyle w:val="Web"/>
+              <w:rPr>
+                <w:rFonts w:ascii="標楷體-繁" w:eastAsia="標楷體-繁"/>
+                <w:b/>
+                <w:bCs/>
+                <w:sz w:val="24"/>
+                <w:szCs w:val="24"/>
+              </w:rPr>
+            </w:pPr>
+            <w:proofErr w:type="spellStart"/>
+            <w:r>
+              <w:rPr>
+                <w:rFonts w:ascii="標楷體-繁" w:eastAsia="標楷體-繁"/>
+                <w:b/>
+                <w:bCs/>
+                <w:sz w:val="24"/>
+                <w:szCs w:val="24"/>
+              </w:rPr>
+              <w:t>編輯貼文</w:t>
+            </w:r>
+            <w:proofErr w:type="spellEnd"/>
+            <w:r>
+              <w:rPr>
+                <w:rFonts w:ascii="標楷體-繁" w:eastAsia="標楷體-繁"/>
+                <w:b/>
+                <w:bCs/>
+                <w:sz w:val="24"/>
+                <w:szCs w:val="24"/>
+              </w:rPr>
+              <w:t xml:space="preserve"> </w:t>
+            </w:r>
+          </w:p>
+        </w:tc>
+      </w:tr>
+      <w:tr>
+        <w:trPr>
+          <w:trHeight w:val="300"/>
+        </w:trPr>
+        <w:tc>
+          <w:tcPr>
+            <w:tcW w:w="1575" w:type="dxa"/>
+            <w:vAlign w:val="center"/>
+          </w:tcPr>
+          <w:p>
+            <w:pPr>
+              <w:pStyle w:val="Web"/>
+              <w:jc w:val="center"/>
+              <w:rPr>
+                <w:rFonts w:ascii="標楷體-繁" w:eastAsia="標楷體-繁"/>
+                <w:b/>
+                <w:bCs/>
+                <w:color w:val="000000" w:themeColor="text1"/>
+                <w:sz w:val="24"/>
+                <w:szCs w:val="24"/>
+              </w:rPr>
+            </w:pPr>
+            <w:proofErr w:type="spellStart"/>
+            <w:r>
+              <w:rPr>
+                <w:rFonts w:ascii="標楷體-繁" w:eastAsia="標楷體-繁"/>
+                <w:b/>
+                <w:bCs/>
+                <w:color w:val="000000" w:themeColor="text1"/>
+                <w:sz w:val="24"/>
+                <w:szCs w:val="24"/>
+              </w:rPr>
+              <w:t>測試目的</w:t>
+            </w:r>
+            <w:proofErr w:type="spellEnd"/>
+          </w:p>
+        </w:tc>
+        <w:tc>
+          <w:tcPr>
+            <w:tcW w:w="6000" w:type="dxa"/>
+            <w:vAlign w:val="center"/>
+          </w:tcPr>
+          <w:p>
+            <w:pPr>
+              <w:pStyle w:val="Web"/>
+              <w:rPr>
+                <w:rFonts w:ascii="標楷體-繁" w:eastAsia="標楷體-繁"/>
+                <w:b/>
+                <w:bCs/>
+                <w:sz w:val="24"/>
+                <w:szCs w:val="24"/>
+                <w:lang w:eastAsia="zh-TW"/>
+              </w:rPr>
+            </w:pPr>
+            <w:r>
+              <w:rPr>
+                <w:rFonts w:ascii="標楷體-繁" w:eastAsia="標楷體-繁"/>
+                <w:b/>
+                <w:bCs/>
+                <w:sz w:val="24"/>
+                <w:szCs w:val="24"/>
+                <w:lang w:eastAsia="zh-TW"/>
+              </w:rPr>
+              <w:t>確認使用者可成功修改已發布的貼文內容（如標題、內容）</w:t>
+            </w:r>
+          </w:p>
+        </w:tc>
+      </w:tr>
+      <w:tr>
+        <w:trPr>
+          <w:trHeight w:val="300"/>
+        </w:trPr>
+        <w:tc>
+          <w:tcPr>
+            <w:tcW w:w="1575" w:type="dxa"/>
+            <w:vAlign w:val="center"/>
+          </w:tcPr>
+          <w:p>
+            <w:pPr>
+              <w:pStyle w:val="Web"/>
+              <w:jc w:val="center"/>
+              <w:rPr>
+                <w:rFonts w:ascii="標楷體-繁" w:eastAsia="標楷體-繁"/>
+                <w:b/>
+                <w:bCs/>
+                <w:color w:val="000000" w:themeColor="text1"/>
+                <w:sz w:val="24"/>
+                <w:szCs w:val="24"/>
+              </w:rPr>
+            </w:pPr>
+            <w:proofErr w:type="spellStart"/>
+            <w:r>
+              <w:rPr>
+                <w:rFonts w:ascii="標楷體-繁" w:eastAsia="標楷體-繁"/>
+                <w:b/>
+                <w:bCs/>
+                <w:color w:val="000000" w:themeColor="text1"/>
+                <w:sz w:val="24"/>
+                <w:szCs w:val="24"/>
+              </w:rPr>
+              <w:t>測試流程</w:t>
+            </w:r>
+            <w:proofErr w:type="spellEnd"/>
+          </w:p>
+        </w:tc>
+        <w:tc>
+          <w:tcPr>
+            <w:tcW w:w="6000" w:type="dxa"/>
+            <w:vAlign w:val="center"/>
+          </w:tcPr>
+          <w:p>
+            <w:pPr>
+              <w:pStyle w:val="Web"/>
+              <w:rPr>
+                <w:rFonts w:ascii="標楷體-繁" w:eastAsia="標楷體-繁"/>
+                <w:b/>
+                <w:bCs/>
+                <w:color w:val="000000" w:themeColor="text1"/>
+                <w:sz w:val="24"/>
+                <w:szCs w:val="24"/>
+                <w:lang w:eastAsia="zh-TW"/>
+              </w:rPr>
+            </w:pPr>
+            <w:r>
+              <w:rPr>
+                <w:rFonts w:asciiTheme="minorHAnsi" w:eastAsiaTheme="minorEastAsia" w:hAnsiTheme="minorHAnsi" w:cstheme="minorBidi"/>
+                <w:b/>
+                <w:bCs/>
+                <w:color w:val="000000" w:themeColor="text1"/>
+                <w:sz w:val="24"/>
+                <w:szCs w:val="24"/>
+                <w:lang w:eastAsia="zh-TW"/>
+              </w:rPr>
+              <w:t>點選上方「探索」選單</w:t>
+            </w:r>
+            <w:r>
+              <w:rPr>
+                <w:rFonts w:asciiTheme="minorHAnsi" w:eastAsiaTheme="minorEastAsia" w:hAnsiTheme="minorHAnsi" w:cstheme="minorBidi"/>
+                <w:b/>
+                <w:bCs/>
+                <w:color w:val="000000" w:themeColor="text1"/>
+                <w:sz w:val="24"/>
+                <w:szCs w:val="24"/>
+                <w:lang w:eastAsia="zh-TW"/>
+              </w:rPr>
+              <w:t xml:space="preserve"> → </w:t>
+            </w:r>
+            <w:r>
+              <w:rPr>
+                <w:rFonts w:asciiTheme="minorHAnsi" w:eastAsiaTheme="minorEastAsia" w:hAnsiTheme="minorHAnsi" w:cstheme="minorBidi"/>
+                <w:b/>
+                <w:bCs/>
+                <w:color w:val="000000" w:themeColor="text1"/>
+                <w:sz w:val="24"/>
+                <w:szCs w:val="24"/>
+                <w:lang w:eastAsia="zh-TW"/>
+              </w:rPr>
+              <w:t>找到自己已發布的貼文</w:t>
+            </w:r>
+            <w:r>
+              <w:rPr>
+                <w:rFonts w:asciiTheme="minorHAnsi" w:eastAsiaTheme="minorEastAsia" w:hAnsiTheme="minorHAnsi" w:cstheme="minorBidi"/>
+                <w:b/>
+                <w:bCs/>
+                <w:color w:val="000000" w:themeColor="text1"/>
+                <w:sz w:val="24"/>
+                <w:szCs w:val="24"/>
+                <w:lang w:eastAsia="zh-TW"/>
+              </w:rPr>
+              <w:t xml:space="preserve">→ </w:t>
+            </w:r>
+            <w:r>
+              <w:rPr>
+                <w:rFonts w:asciiTheme="minorHAnsi" w:eastAsiaTheme="minorEastAsia" w:hAnsiTheme="minorHAnsi" w:cstheme="minorBidi"/>
+                <w:b/>
+                <w:bCs/>
+                <w:color w:val="000000" w:themeColor="text1"/>
+                <w:sz w:val="24"/>
+                <w:szCs w:val="24"/>
+                <w:lang w:eastAsia="zh-TW"/>
+              </w:rPr>
+              <w:t>點擊進入該貼文詳情頁面</w:t>
+            </w:r>
+            <w:r>
+              <w:rPr>
+                <w:rFonts w:asciiTheme="minorHAnsi" w:eastAsiaTheme="minorEastAsia" w:hAnsiTheme="minorHAnsi" w:cstheme="minorBidi"/>
+                <w:b/>
+                <w:bCs/>
+                <w:color w:val="000000" w:themeColor="text1"/>
+                <w:sz w:val="24"/>
+                <w:szCs w:val="24"/>
+                <w:lang w:eastAsia="zh-TW"/>
+              </w:rPr>
+              <w:t xml:space="preserve"> → </w:t>
+            </w:r>
+            <w:r>
+              <w:rPr>
+                <w:rFonts w:asciiTheme="minorHAnsi" w:eastAsiaTheme="minorEastAsia" w:hAnsiTheme="minorHAnsi" w:cstheme="minorBidi"/>
+                <w:b/>
+                <w:bCs/>
+                <w:color w:val="000000" w:themeColor="text1"/>
+                <w:sz w:val="24"/>
+                <w:szCs w:val="24"/>
+                <w:lang w:eastAsia="zh-TW"/>
+              </w:rPr>
+              <w:t>點選左上角的「編輯」按鈕</w:t>
+            </w:r>
+            <w:r>
+              <w:rPr>
+                <w:rFonts w:asciiTheme="minorHAnsi" w:eastAsiaTheme="minorEastAsia" w:hAnsiTheme="minorHAnsi" w:cstheme="minorBidi"/>
+                <w:b/>
+                <w:bCs/>
+                <w:color w:val="000000" w:themeColor="text1"/>
+                <w:sz w:val="24"/>
+                <w:szCs w:val="24"/>
+                <w:lang w:eastAsia="zh-TW"/>
+              </w:rPr>
+              <w:t xml:space="preserve"> → </w:t>
+            </w:r>
+            <w:r>
+              <w:rPr>
+                <w:rFonts w:asciiTheme="minorHAnsi" w:eastAsiaTheme="minorEastAsia" w:hAnsiTheme="minorHAnsi" w:cstheme="minorBidi"/>
+                <w:b/>
+                <w:bCs/>
+                <w:color w:val="000000" w:themeColor="text1"/>
+                <w:sz w:val="24"/>
+                <w:szCs w:val="24"/>
+                <w:lang w:eastAsia="zh-TW"/>
+              </w:rPr>
+              <w:t>修改內容後點選「發布貼文」</w:t>
+            </w:r>
+          </w:p>
+        </w:tc>
+      </w:tr>
+      <w:tr>
+        <w:trPr>
+          <w:trHeight w:val="300"/>
+        </w:trPr>
+        <w:tc>
+          <w:tcPr>
+            <w:tcW w:w="1575" w:type="dxa"/>
+            <w:vAlign w:val="center"/>
+          </w:tcPr>
+          <w:p>
+            <w:pPr>
+              <w:pStyle w:val="Web"/>
+              <w:jc w:val="center"/>
+              <w:rPr>
+                <w:rFonts w:ascii="標楷體-繁" w:eastAsia="標楷體-繁"/>
+                <w:b/>
+                <w:bCs/>
+                <w:color w:val="000000" w:themeColor="text1"/>
+                <w:sz w:val="24"/>
+                <w:szCs w:val="24"/>
+              </w:rPr>
+            </w:pPr>
+            <w:proofErr w:type="spellStart"/>
+            <w:r>
+              <w:rPr>
+                <w:rFonts w:ascii="標楷體-繁" w:eastAsia="標楷體-繁"/>
+                <w:b/>
+                <w:bCs/>
+                <w:color w:val="000000" w:themeColor="text1"/>
+                <w:sz w:val="24"/>
+                <w:szCs w:val="24"/>
+              </w:rPr>
+              <w:t>預期成果</w:t>
+            </w:r>
+            <w:proofErr w:type="spellEnd"/>
+          </w:p>
+        </w:tc>
+        <w:tc>
+          <w:tcPr>
+            <w:tcW w:w="6000" w:type="dxa"/>
+            <w:vAlign w:val="center"/>
+          </w:tcPr>
+          <w:p>
+            <w:pPr>
+              <w:pStyle w:val="Web"/>
+              <w:rPr>
+                <w:rFonts w:ascii="標楷體-繁" w:eastAsia="標楷體-繁"/>
+                <w:b/>
+                <w:bCs/>
+                <w:color w:val="000000" w:themeColor="text1"/>
+                <w:sz w:val="24"/>
+                <w:szCs w:val="24"/>
+                <w:lang w:eastAsia="zh-TW"/>
+              </w:rPr>
+            </w:pPr>
+            <w:r>
+              <w:rPr>
+                <w:rFonts w:ascii="標楷體-繁" w:eastAsia="標楷體-繁"/>
+                <w:b/>
+                <w:bCs/>
+                <w:color w:val="000000" w:themeColor="text1"/>
+                <w:sz w:val="24"/>
+                <w:szCs w:val="24"/>
+                <w:lang w:eastAsia="zh-TW"/>
+              </w:rPr>
+              <w:t>貼文成功更新後，內容將即時變更，並同步顯示於探索頁，且頁面最上方顯示「貼文已成功更新！」提示</w:t>
+            </w:r>
+          </w:p>
+        </w:tc>
+      </w:tr>
+      <w:tr>
+        <w:trPr>
+          <w:trHeight w:val="300"/>
+        </w:trPr>
+        <w:tc>
+          <w:tcPr>
+            <w:tcW w:w="1575" w:type="dxa"/>
+            <w:vAlign w:val="center"/>
+          </w:tcPr>
+          <w:p>
+            <w:pPr>
+              <w:pStyle w:val="Web"/>
+              <w:jc w:val="center"/>
+              <w:rPr>
+                <w:rFonts w:ascii="標楷體-繁" w:eastAsia="標楷體-繁"/>
+                <w:b/>
+                <w:bCs/>
+                <w:color w:val="000000" w:themeColor="text1"/>
+                <w:sz w:val="24"/>
+                <w:szCs w:val="24"/>
+              </w:rPr>
+            </w:pPr>
+            <w:proofErr w:type="spellStart"/>
+            <w:r>
+              <w:rPr>
+                <w:rFonts w:ascii="標楷體-繁" w:eastAsia="標楷體-繁"/>
+                <w:b/>
+                <w:bCs/>
+                <w:color w:val="000000" w:themeColor="text1"/>
+                <w:sz w:val="24"/>
+                <w:szCs w:val="24"/>
+              </w:rPr>
+              <w:t>測試成果</w:t>
+            </w:r>
+            <w:proofErr w:type="spellEnd"/>
+          </w:p>
+        </w:tc>
+        <w:tc>
+          <w:tcPr>
+            <w:tcW w:w="6000" w:type="dxa"/>
+            <w:vAlign w:val="center"/>
+          </w:tcPr>
+          <w:p>
+            <w:pPr>
+              <w:pStyle w:val="Web"/>
+              <w:rPr>
+                <w:rFonts w:ascii="標楷體-繁" w:eastAsia="標楷體-繁"/>
+                <w:b/>
+                <w:bCs/>
+                <w:color w:val="000000" w:themeColor="text1"/>
+                <w:sz w:val="24"/>
+                <w:szCs w:val="24"/>
+              </w:rPr>
+            </w:pPr>
+            <w:proofErr w:type="spellStart"/>
+            <w:r>
+              <w:rPr>
+                <w:rFonts w:ascii="標楷體-繁" w:eastAsia="標楷體-繁"/>
+                <w:b/>
+                <w:bCs/>
+                <w:color w:val="000000" w:themeColor="text1"/>
+                <w:sz w:val="24"/>
+                <w:szCs w:val="24"/>
+              </w:rPr>
+              <w:t>通過</w:t>
+            </w:r>
+            <w:proofErr w:type="spellEnd"/>
+          </w:p>
+        </w:tc>
+      </w:tr>
+    </w:tbl>
+    <w:p>
+      <w:pPr>
+        <w:pStyle w:val="Web"/>
+        <w:ind w:left="720"/>
+        <w:jc w:val="center"/>
+        <w:rPr>
+          <w:rFonts w:ascii="標楷體-繁" w:eastAsia="標楷體-繁"/>
+          <w:b/>
+          <w:bCs/>
+        </w:rPr>
+      </w:pPr>
     </w:p>
     <w:p>
       <w:pPr>
@@ -5532,16 +6553,28 @@
           <w:rFonts w:ascii="標楷體-繁" w:eastAsia="標楷體-繁"/>
           <w:b/>
           <w:bCs/>
-          <w:color w:val="FF0000"/>
         </w:rPr>
       </w:pPr>
-      <w:r>
+    </w:p>
+    <w:p>
+      <w:pPr>
+        <w:pStyle w:val="Web"/>
+        <w:ind w:left="720"/>
+        <w:jc w:val="center"/>
         <w:rPr>
           <w:rFonts w:ascii="標楷體-繁" w:eastAsia="標楷體-繁"/>
           <w:b/>
           <w:bCs/>
-        </w:rPr>
-        <w:t>表 10-2-10貼文互動</w:t>
+          <w:color w:val="FF0000"/>
+        </w:rPr>
+      </w:pPr>
+      <w:r>
+        <w:rPr>
+          <w:rFonts w:ascii="標楷體-繁" w:eastAsia="標楷體-繁"/>
+          <w:b/>
+          <w:bCs/>
+        </w:rPr>
+        <w:t>表 10-2-11貼文互動</w:t>
       </w:r>
       <w:r>
         <w:rPr>
@@ -5588,6 +6621,7 @@
                 <w:szCs w:val="24"/>
               </w:rPr>
             </w:pPr>
+            <w:proofErr w:type="spellStart"/>
             <w:r>
               <w:rPr>
                 <w:rFonts w:ascii="標楷體-繁" w:eastAsia="標楷體-繁"/>
@@ -5599,6 +6633,7 @@
               </w:rPr>
               <w:t>測試編號</w:t>
             </w:r>
+            <w:proofErr w:type="spellEnd"/>
           </w:p>
         </w:tc>
         <w:tc>
@@ -5628,7 +6663,7 @@
                 <w:sz w:val="24"/>
                 <w:szCs w:val="24"/>
               </w:rPr>
-              <w:t>10</w:t>
+              <w:t>11</w:t>
             </w:r>
           </w:p>
         </w:tc>
@@ -5655,6 +6690,7 @@
                 <w:szCs w:val="24"/>
               </w:rPr>
             </w:pPr>
+            <w:proofErr w:type="spellStart"/>
             <w:r>
               <w:rPr>
                 <w:rFonts w:ascii="標楷體-繁" w:eastAsia="標楷體-繁"/>
@@ -5666,6 +6702,7 @@
               </w:rPr>
               <w:t>功能名稱</w:t>
             </w:r>
+            <w:proofErr w:type="spellEnd"/>
           </w:p>
         </w:tc>
         <w:tc>
@@ -5685,16 +6722,29 @@
                 <w:szCs w:val="24"/>
               </w:rPr>
             </w:pPr>
-            <w:r>
-              <w:rPr>
-                <w:rFonts w:ascii="標楷體-繁" w:eastAsia="標楷體-繁"/>
-                <w:b/>
-                <w:bCs/>
-                <w:color w:val="000000" w:themeColor="text1"/>
-                <w:sz w:val="24"/>
-                <w:szCs w:val="24"/>
-              </w:rPr>
-              <w:t xml:space="preserve">貼文互動  </w:t>
+            <w:proofErr w:type="spellStart"/>
+            <w:r>
+              <w:rPr>
+                <w:rFonts w:ascii="標楷體-繁" w:eastAsia="標楷體-繁"/>
+                <w:b/>
+                <w:bCs/>
+                <w:color w:val="000000" w:themeColor="text1"/>
+                <w:sz w:val="24"/>
+                <w:szCs w:val="24"/>
+              </w:rPr>
+              <w:t>貼文互動</w:t>
+            </w:r>
+            <w:proofErr w:type="spellEnd"/>
+            <w:r>
+              <w:rPr>
+                <w:rFonts w:ascii="標楷體-繁" w:eastAsia="標楷體-繁"/>
+                <w:b/>
+                <w:bCs/>
+                <w:color w:val="000000" w:themeColor="text1"/>
+                <w:sz w:val="24"/>
+                <w:szCs w:val="24"/>
+              </w:rPr>
+              <w:t xml:space="preserve">  </w:t>
             </w:r>
           </w:p>
         </w:tc>
@@ -5721,6 +6771,7 @@
                 <w:szCs w:val="24"/>
               </w:rPr>
             </w:pPr>
+            <w:proofErr w:type="spellStart"/>
             <w:r>
               <w:rPr>
                 <w:rFonts w:ascii="標楷體-繁" w:eastAsia="標楷體-繁"/>
@@ -5732,6 +6783,7 @@
               </w:rPr>
               <w:t>測試目的</w:t>
             </w:r>
+            <w:proofErr w:type="spellEnd"/>
           </w:p>
         </w:tc>
         <w:tc>
@@ -5799,6 +6851,7 @@
                 <w:szCs w:val="24"/>
               </w:rPr>
             </w:pPr>
+            <w:proofErr w:type="spellStart"/>
             <w:r>
               <w:rPr>
                 <w:rFonts w:ascii="標楷體-繁" w:eastAsia="標楷體-繁"/>
@@ -5810,6 +6863,7 @@
               </w:rPr>
               <w:t>測試流程</w:t>
             </w:r>
+            <w:proofErr w:type="spellEnd"/>
           </w:p>
         </w:tc>
         <w:tc>
@@ -5904,6 +6958,18 @@
             </w:r>
             <w:r>
               <w:rPr>
+                <w:rFonts w:ascii="標楷體-繁" w:eastAsia="標楷體-繁"/>
+                <w:b/>
+                <w:bCs/>
+                <w:color w:val="000000" w:themeColor="text1"/>
+                <w:sz w:val="24"/>
+                <w:szCs w:val="24"/>
+                <w:lang w:eastAsia="zh-TW"/>
+              </w:rPr>
+              <w:t xml:space="preserve"> </w:t>
+            </w:r>
+            <w:r>
+              <w:rPr>
                 <w:rFonts w:asciiTheme="minorHAnsi" w:eastAsiaTheme="minorEastAsia" w:hAnsiTheme="minorHAnsi" w:cstheme="minorBidi"/>
                 <w:b/>
                 <w:bCs/>
@@ -5912,7 +6978,7 @@
                 <w:szCs w:val="24"/>
                 <w:lang w:eastAsia="zh-TW"/>
               </w:rPr>
-              <w:t>確認評論與表情符號即時顯示在貼文下方</w:t>
+              <w:t>確認評論與表情符號能即時更新</w:t>
             </w:r>
           </w:p>
         </w:tc>
@@ -5939,6 +7005,7 @@
                 <w:szCs w:val="24"/>
               </w:rPr>
             </w:pPr>
+            <w:proofErr w:type="spellStart"/>
             <w:r>
               <w:rPr>
                 <w:rFonts w:ascii="標楷體-繁" w:eastAsia="標楷體-繁"/>
@@ -5950,6 +7017,7 @@
               </w:rPr>
               <w:t>預期成果</w:t>
             </w:r>
+            <w:proofErr w:type="spellEnd"/>
           </w:p>
         </w:tc>
         <w:tc>
@@ -5980,7 +7048,7 @@
                 <w:szCs w:val="24"/>
                 <w:lang w:eastAsia="zh-TW"/>
               </w:rPr>
-              <w:t>評論能成功送出並即時顯示在貼文下方；表情符號點選後正確顯示，數量即時更新</w:t>
+              <w:t>評論能成功送出並即時顯示在評論區；表情符號點選後正確顯示，數量即時更新</w:t>
             </w:r>
           </w:p>
         </w:tc>
@@ -6007,6 +7075,7 @@
                 <w:szCs w:val="24"/>
               </w:rPr>
             </w:pPr>
+            <w:proofErr w:type="spellStart"/>
             <w:r>
               <w:rPr>
                 <w:rFonts w:ascii="標楷體-繁" w:eastAsia="標楷體-繁"/>
@@ -6018,6 +7087,7 @@
               </w:rPr>
               <w:t>測試成果</w:t>
             </w:r>
+            <w:proofErr w:type="spellEnd"/>
           </w:p>
         </w:tc>
         <w:tc>
@@ -6037,6 +7107,7 @@
                 <w:szCs w:val="24"/>
               </w:rPr>
             </w:pPr>
+            <w:proofErr w:type="spellStart"/>
             <w:r>
               <w:rPr>
                 <w:rFonts w:ascii="標楷體-繁" w:eastAsia="標楷體-繁"/>
@@ -6048,6 +7119,7 @@
               </w:rPr>
               <w:t>通過</w:t>
             </w:r>
+            <w:proofErr w:type="spellEnd"/>
           </w:p>
         </w:tc>
       </w:tr>
@@ -6067,6 +7139,26 @@
     </w:p>
     <w:p>
       <w:pPr>
+        <w:widowControl/>
+        <w:rPr>
+          <w:rFonts w:ascii="標楷體-繁" w:eastAsia="標楷體-繁" w:hAnsi="新細明體" w:cs="新細明體"/>
+          <w:b/>
+          <w:bCs/>
+          <w:kern w:val="0"/>
+          <w14:ligatures w14:val="none"/>
+        </w:rPr>
+      </w:pPr>
+      <w:r>
+        <w:rPr>
+          <w:rFonts w:ascii="標楷體-繁" w:eastAsia="標楷體-繁"/>
+          <w:b/>
+          <w:bCs/>
+        </w:rPr>
+        <w:br w:type="page"/>
+      </w:r>
+    </w:p>
+    <w:p>
+      <w:pPr>
         <w:pStyle w:val="Web"/>
         <w:ind w:left="720"/>
         <w:jc w:val="center"/>
@@ -6083,7 +7175,8 @@
           <w:b/>
           <w:bCs/>
         </w:rPr>
-        <w:t xml:space="preserve">表 10-2-11用戶關注與粉絲功能  </w:t>
+        <w:lastRenderedPageBreak/>
+        <w:t xml:space="preserve">表 10-2-12用戶關注與粉絲功能  </w:t>
       </w:r>
       <w:r>
         <w:rPr>
@@ -6130,6 +7223,7 @@
                 <w:szCs w:val="24"/>
               </w:rPr>
             </w:pPr>
+            <w:proofErr w:type="spellStart"/>
             <w:r>
               <w:rPr>
                 <w:rFonts w:ascii="標楷體-繁" w:eastAsia="標楷體-繁"/>
@@ -6141,6 +7235,7 @@
               </w:rPr>
               <w:t>測試編號</w:t>
             </w:r>
+            <w:proofErr w:type="spellEnd"/>
           </w:p>
         </w:tc>
         <w:tc>
@@ -6170,7 +7265,7 @@
                 <w:sz w:val="24"/>
                 <w:szCs w:val="24"/>
               </w:rPr>
-              <w:t>11</w:t>
+              <w:t>12</w:t>
             </w:r>
           </w:p>
         </w:tc>
@@ -6197,18 +7292,19 @@
                 <w:szCs w:val="24"/>
               </w:rPr>
             </w:pPr>
-            <w:r>
-              <w:rPr>
-                <w:rFonts w:ascii="標楷體-繁" w:eastAsia="標楷體-繁"/>
-                <w:b/>
-                <w:bCs/>
-                <w:color w:val="000000" w:themeColor="text1"/>
-                <w:sz w:val="24"/>
-                <w:szCs w:val="24"/>
-              </w:rPr>
-              <w:lastRenderedPageBreak/>
+            <w:proofErr w:type="spellStart"/>
+            <w:r>
+              <w:rPr>
+                <w:rFonts w:ascii="標楷體-繁" w:eastAsia="標楷體-繁"/>
+                <w:b/>
+                <w:bCs/>
+                <w:color w:val="000000" w:themeColor="text1"/>
+                <w:sz w:val="24"/>
+                <w:szCs w:val="24"/>
+              </w:rPr>
               <w:t>功能名稱</w:t>
             </w:r>
+            <w:proofErr w:type="spellEnd"/>
           </w:p>
         </w:tc>
         <w:tc>
@@ -6228,6 +7324,7 @@
                 <w:szCs w:val="24"/>
               </w:rPr>
             </w:pPr>
+            <w:proofErr w:type="spellStart"/>
             <w:r>
               <w:rPr>
                 <w:rFonts w:ascii="標楷體-繁" w:eastAsia="標楷體-繁"/>
@@ -6239,6 +7336,7 @@
               </w:rPr>
               <w:t>用戶關注與粉絲功能</w:t>
             </w:r>
+            <w:proofErr w:type="spellEnd"/>
           </w:p>
         </w:tc>
       </w:tr>
@@ -6264,6 +7362,7 @@
                 <w:szCs w:val="24"/>
               </w:rPr>
             </w:pPr>
+            <w:proofErr w:type="spellStart"/>
             <w:r>
               <w:rPr>
                 <w:rFonts w:ascii="標楷體-繁" w:eastAsia="標楷體-繁"/>
@@ -6275,6 +7374,7 @@
               </w:rPr>
               <w:t>測試目的</w:t>
             </w:r>
+            <w:proofErr w:type="spellEnd"/>
           </w:p>
         </w:tc>
         <w:tc>
@@ -6332,6 +7432,7 @@
                 <w:szCs w:val="24"/>
               </w:rPr>
             </w:pPr>
+            <w:proofErr w:type="spellStart"/>
             <w:r>
               <w:rPr>
                 <w:rFonts w:ascii="標楷體-繁" w:eastAsia="標楷體-繁"/>
@@ -6343,6 +7444,7 @@
               </w:rPr>
               <w:t>測試流程</w:t>
             </w:r>
+            <w:proofErr w:type="spellEnd"/>
           </w:p>
         </w:tc>
         <w:tc>
@@ -6493,7 +7595,7 @@
                 <w:szCs w:val="24"/>
                 <w:lang w:eastAsia="zh-TW"/>
               </w:rPr>
-              <w:t xml:space="preserve"> 確認可以查看我的追蹤跟我的粉絲</w:t>
+              <w:t xml:space="preserve"> 確認可以查看我的追蹤與我的粉絲</w:t>
             </w:r>
           </w:p>
           <w:p>
@@ -6615,7 +7717,7 @@
                 <w:szCs w:val="24"/>
                 <w:lang w:eastAsia="zh-TW"/>
               </w:rPr>
-              <w:t xml:space="preserve"> 確認可以查看我的追蹤跟我的粉絲</w:t>
+              <w:t xml:space="preserve"> 確認可以查看我的追蹤與我的粉絲</w:t>
             </w:r>
           </w:p>
         </w:tc>
@@ -6642,6 +7744,7 @@
                 <w:szCs w:val="24"/>
               </w:rPr>
             </w:pPr>
+            <w:proofErr w:type="spellStart"/>
             <w:r>
               <w:rPr>
                 <w:rFonts w:ascii="標楷體-繁" w:eastAsia="標楷體-繁"/>
@@ -6653,6 +7756,7 @@
               </w:rPr>
               <w:t>預期成果</w:t>
             </w:r>
+            <w:proofErr w:type="spellEnd"/>
           </w:p>
         </w:tc>
         <w:tc>
@@ -6683,7 +7787,7 @@
                 <w:szCs w:val="24"/>
                 <w:lang w:eastAsia="zh-TW"/>
               </w:rPr>
-              <w:t>系統成功將使用者追蹤對象加入我的追蹤，粉絲清單能正確顯示互動用戶</w:t>
+              <w:t>系統成功新增追蹤對象，並於粉絲清單正確顯示追蹤我的用戶</w:t>
             </w:r>
           </w:p>
         </w:tc>
@@ -6710,6 +7814,7 @@
                 <w:szCs w:val="24"/>
               </w:rPr>
             </w:pPr>
+            <w:proofErr w:type="spellStart"/>
             <w:r>
               <w:rPr>
                 <w:rFonts w:ascii="標楷體-繁" w:eastAsia="標楷體-繁"/>
@@ -6721,6 +7826,7 @@
               </w:rPr>
               <w:t>測試成果</w:t>
             </w:r>
+            <w:proofErr w:type="spellEnd"/>
           </w:p>
         </w:tc>
         <w:tc>
@@ -6740,6 +7846,7 @@
                 <w:szCs w:val="24"/>
               </w:rPr>
             </w:pPr>
+            <w:proofErr w:type="spellStart"/>
             <w:r>
               <w:rPr>
                 <w:rFonts w:ascii="標楷體-繁" w:eastAsia="標楷體-繁"/>
@@ -6751,6 +7858,7 @@
               </w:rPr>
               <w:t>通過</w:t>
             </w:r>
+            <w:proofErr w:type="spellEnd"/>
           </w:p>
         </w:tc>
       </w:tr>
@@ -6787,7 +7895,7 @@
           <w:bCs/>
           <w:color w:val="000000" w:themeColor="text1"/>
         </w:rPr>
-        <w:t>表 10-2-12個人動態牆</w:t>
+        <w:t>表 10-2-13個人動態牆</w:t>
       </w:r>
     </w:p>
     <w:tbl>
@@ -6825,6 +7933,7 @@
                 <w:szCs w:val="24"/>
               </w:rPr>
             </w:pPr>
+            <w:proofErr w:type="spellStart"/>
             <w:r>
               <w:rPr>
                 <w:rFonts w:ascii="標楷體-繁" w:eastAsia="標楷體-繁"/>
@@ -6836,6 +7945,7 @@
               </w:rPr>
               <w:t>測試編號</w:t>
             </w:r>
+            <w:proofErr w:type="spellEnd"/>
           </w:p>
         </w:tc>
         <w:tc>
@@ -6865,7 +7975,7 @@
                 <w:sz w:val="24"/>
                 <w:szCs w:val="24"/>
               </w:rPr>
-              <w:t>12</w:t>
+              <w:t>13</w:t>
             </w:r>
           </w:p>
         </w:tc>
@@ -6892,6 +8002,7 @@
                 <w:szCs w:val="24"/>
               </w:rPr>
             </w:pPr>
+            <w:proofErr w:type="spellStart"/>
             <w:r>
               <w:rPr>
                 <w:rFonts w:ascii="標楷體-繁" w:eastAsia="標楷體-繁"/>
@@ -6903,6 +8014,7 @@
               </w:rPr>
               <w:t>功能名稱</w:t>
             </w:r>
+            <w:proofErr w:type="spellEnd"/>
           </w:p>
         </w:tc>
         <w:tc>
@@ -6922,6 +8034,7 @@
                 <w:szCs w:val="24"/>
               </w:rPr>
             </w:pPr>
+            <w:proofErr w:type="spellStart"/>
             <w:r>
               <w:rPr>
                 <w:rFonts w:ascii="標楷體-繁" w:eastAsia="標楷體-繁"/>
@@ -6933,6 +8046,7 @@
               </w:rPr>
               <w:t>個人動態牆</w:t>
             </w:r>
+            <w:proofErr w:type="spellEnd"/>
           </w:p>
         </w:tc>
       </w:tr>
@@ -6958,6 +8072,7 @@
                 <w:szCs w:val="24"/>
               </w:rPr>
             </w:pPr>
+            <w:proofErr w:type="spellStart"/>
             <w:r>
               <w:rPr>
                 <w:rFonts w:ascii="標楷體-繁" w:eastAsia="標楷體-繁"/>
@@ -6969,6 +8084,7 @@
               </w:rPr>
               <w:t>測試目的</w:t>
             </w:r>
+            <w:proofErr w:type="spellEnd"/>
           </w:p>
         </w:tc>
         <w:tc>
@@ -7024,6 +8140,7 @@
                 <w:szCs w:val="24"/>
               </w:rPr>
             </w:pPr>
+            <w:proofErr w:type="spellStart"/>
             <w:r>
               <w:rPr>
                 <w:rFonts w:ascii="標楷體-繁" w:eastAsia="標楷體-繁"/>
@@ -7035,6 +8152,7 @@
               </w:rPr>
               <w:t>測試流程</w:t>
             </w:r>
+            <w:proofErr w:type="spellEnd"/>
           </w:p>
         </w:tc>
         <w:tc>
@@ -7116,6 +8234,7 @@
                 <w:szCs w:val="24"/>
               </w:rPr>
             </w:pPr>
+            <w:proofErr w:type="spellStart"/>
             <w:r>
               <w:rPr>
                 <w:rFonts w:ascii="標楷體-繁" w:eastAsia="標楷體-繁"/>
@@ -7127,6 +8246,7 @@
               </w:rPr>
               <w:t>預期成果</w:t>
             </w:r>
+            <w:proofErr w:type="spellEnd"/>
           </w:p>
         </w:tc>
         <w:tc>
@@ -7184,6 +8304,7 @@
                 <w:szCs w:val="24"/>
               </w:rPr>
             </w:pPr>
+            <w:proofErr w:type="spellStart"/>
             <w:r>
               <w:rPr>
                 <w:rFonts w:ascii="標楷體-繁" w:eastAsia="標楷體-繁"/>
@@ -7195,6 +8316,7 @@
               </w:rPr>
               <w:t>測試成果</w:t>
             </w:r>
+            <w:proofErr w:type="spellEnd"/>
           </w:p>
         </w:tc>
         <w:tc>
@@ -7214,6 +8336,7 @@
                 <w:szCs w:val="24"/>
               </w:rPr>
             </w:pPr>
+            <w:proofErr w:type="spellStart"/>
             <w:r>
               <w:rPr>
                 <w:rFonts w:ascii="標楷體-繁" w:eastAsia="標楷體-繁"/>
@@ -7225,6 +8348,7 @@
               </w:rPr>
               <w:t>通過</w:t>
             </w:r>
+            <w:proofErr w:type="spellEnd"/>
           </w:p>
         </w:tc>
       </w:tr>
@@ -7244,6 +8368,26 @@
     </w:p>
     <w:p>
       <w:pPr>
+        <w:widowControl/>
+        <w:rPr>
+          <w:rFonts w:ascii="標楷體-繁" w:eastAsia="標楷體-繁" w:hAnsi="新細明體" w:cs="新細明體"/>
+          <w:b/>
+          <w:bCs/>
+          <w:kern w:val="0"/>
+          <w14:ligatures w14:val="none"/>
+        </w:rPr>
+      </w:pPr>
+      <w:r>
+        <w:rPr>
+          <w:rFonts w:ascii="標楷體-繁" w:eastAsia="標楷體-繁"/>
+          <w:b/>
+          <w:bCs/>
+        </w:rPr>
+        <w:br w:type="page"/>
+      </w:r>
+    </w:p>
+    <w:p>
+      <w:pPr>
         <w:pStyle w:val="Web"/>
         <w:ind w:left="720"/>
         <w:jc w:val="center"/>
@@ -7260,7 +8404,8 @@
           <w:b/>
           <w:bCs/>
         </w:rPr>
-        <w:t xml:space="preserve">表 10-2-13貼文置頂  </w:t>
+        <w:lastRenderedPageBreak/>
+        <w:t xml:space="preserve">表 10-2-14貼文置頂  </w:t>
       </w:r>
       <w:r>
         <w:rPr>
@@ -7307,6 +8452,7 @@
                 <w:szCs w:val="24"/>
               </w:rPr>
             </w:pPr>
+            <w:proofErr w:type="spellStart"/>
             <w:r>
               <w:rPr>
                 <w:rFonts w:ascii="標楷體-繁" w:eastAsia="標楷體-繁"/>
@@ -7318,6 +8464,7 @@
               </w:rPr>
               <w:t>測試編號</w:t>
             </w:r>
+            <w:proofErr w:type="spellEnd"/>
           </w:p>
         </w:tc>
         <w:tc>
@@ -7347,7 +8494,7 @@
                 <w:sz w:val="24"/>
                 <w:szCs w:val="24"/>
               </w:rPr>
-              <w:t>13</w:t>
+              <w:t>14</w:t>
             </w:r>
           </w:p>
         </w:tc>
@@ -7374,6 +8521,7 @@
                 <w:szCs w:val="24"/>
               </w:rPr>
             </w:pPr>
+            <w:proofErr w:type="spellStart"/>
             <w:r>
               <w:rPr>
                 <w:rFonts w:ascii="標楷體-繁" w:eastAsia="標楷體-繁"/>
@@ -7385,6 +8533,7 @@
               </w:rPr>
               <w:t>功能名稱</w:t>
             </w:r>
+            <w:proofErr w:type="spellEnd"/>
           </w:p>
         </w:tc>
         <w:tc>
@@ -7404,6 +8553,7 @@
                 <w:szCs w:val="24"/>
               </w:rPr>
             </w:pPr>
+            <w:proofErr w:type="spellStart"/>
             <w:r>
               <w:rPr>
                 <w:rFonts w:ascii="標楷體-繁" w:eastAsia="標楷體-繁"/>
@@ -7415,6 +8565,7 @@
               </w:rPr>
               <w:t>貼文置頂</w:t>
             </w:r>
+            <w:proofErr w:type="spellEnd"/>
           </w:p>
         </w:tc>
       </w:tr>
@@ -7440,6 +8591,7 @@
                 <w:szCs w:val="24"/>
               </w:rPr>
             </w:pPr>
+            <w:proofErr w:type="spellStart"/>
             <w:r>
               <w:rPr>
                 <w:rFonts w:ascii="標楷體-繁" w:eastAsia="標楷體-繁"/>
@@ -7451,6 +8603,7 @@
               </w:rPr>
               <w:t>測試目的</w:t>
             </w:r>
+            <w:proofErr w:type="spellEnd"/>
           </w:p>
         </w:tc>
         <w:tc>
@@ -7508,6 +8661,7 @@
                 <w:szCs w:val="24"/>
               </w:rPr>
             </w:pPr>
+            <w:proofErr w:type="spellStart"/>
             <w:r>
               <w:rPr>
                 <w:rFonts w:ascii="標楷體-繁" w:eastAsia="標楷體-繁"/>
@@ -7519,6 +8673,7 @@
               </w:rPr>
               <w:t>測試流程</w:t>
             </w:r>
+            <w:proofErr w:type="spellEnd"/>
           </w:p>
         </w:tc>
         <w:tc>
@@ -7621,7 +8776,7 @@
                 <w:szCs w:val="24"/>
                 <w:lang w:eastAsia="zh-TW"/>
               </w:rPr>
-              <w:t xml:space="preserve"> 確認貼文顯示在動態牆最上方 </w:t>
+              <w:t xml:space="preserve"> 確認貼文顯示在個人主頁與貼文紀錄的最上方 </w:t>
             </w:r>
             <w:r>
               <w:rPr>
@@ -7661,7 +8816,7 @@
             </w:r>
             <w:r>
               <w:rPr>
-                <w:rFonts w:ascii="標楷體-繁" w:eastAsia="標楷體-繁"/>
+                <w:rFonts w:asciiTheme="minorHAnsi" w:eastAsiaTheme="minorEastAsia" w:hAnsiTheme="minorHAnsi" w:cstheme="minorBidi"/>
                 <w:b/>
                 <w:bCs/>
                 <w:color w:val="000000" w:themeColor="text1"/>
@@ -7708,6 +8863,7 @@
                 <w:szCs w:val="24"/>
               </w:rPr>
             </w:pPr>
+            <w:proofErr w:type="spellStart"/>
             <w:r>
               <w:rPr>
                 <w:rFonts w:ascii="標楷體-繁" w:eastAsia="標楷體-繁"/>
@@ -7719,6 +8875,7 @@
               </w:rPr>
               <w:t>預期成果</w:t>
             </w:r>
+            <w:proofErr w:type="spellEnd"/>
           </w:p>
         </w:tc>
         <w:tc>
@@ -7749,7 +8906,7 @@
                 <w:szCs w:val="24"/>
                 <w:lang w:eastAsia="zh-TW"/>
               </w:rPr>
-              <w:t>貼文成功置頂後顯示在動態牆最上方，取消置頂後回復正常排序，操作可即時更新</w:t>
+              <w:t>貼文成功置頂後顯示在貼文紀錄與個人主頁最上方，取消置頂後回復正常排序，操作可即時更新</w:t>
             </w:r>
           </w:p>
         </w:tc>
@@ -7776,6 +8933,7 @@
                 <w:szCs w:val="24"/>
               </w:rPr>
             </w:pPr>
+            <w:proofErr w:type="spellStart"/>
             <w:r>
               <w:rPr>
                 <w:rFonts w:ascii="標楷體-繁" w:eastAsia="標楷體-繁"/>
@@ -7787,6 +8945,7 @@
               </w:rPr>
               <w:t>測試成果</w:t>
             </w:r>
+            <w:proofErr w:type="spellEnd"/>
           </w:p>
         </w:tc>
         <w:tc>
@@ -7806,6 +8965,7 @@
                 <w:szCs w:val="24"/>
               </w:rPr>
             </w:pPr>
+            <w:proofErr w:type="spellStart"/>
             <w:r>
               <w:rPr>
                 <w:rFonts w:ascii="標楷體-繁" w:eastAsia="標楷體-繁"/>
@@ -7817,6 +8977,7 @@
               </w:rPr>
               <w:t>通過</w:t>
             </w:r>
+            <w:proofErr w:type="spellEnd"/>
           </w:p>
         </w:tc>
       </w:tr>
@@ -7853,8 +9014,7 @@
           <w:bCs/>
           <w:color w:val="000000" w:themeColor="text1"/>
         </w:rPr>
-        <w:lastRenderedPageBreak/>
-        <w:t>表 10-2-14探索頁面</w:t>
+        <w:t>表 10-2-15探索頁面</w:t>
       </w:r>
     </w:p>
     <w:tbl>
@@ -7892,6 +9052,7 @@
                 <w:szCs w:val="24"/>
               </w:rPr>
             </w:pPr>
+            <w:proofErr w:type="spellStart"/>
             <w:r>
               <w:rPr>
                 <w:rFonts w:ascii="標楷體-繁" w:eastAsia="標楷體-繁"/>
@@ -7903,6 +9064,7 @@
               </w:rPr>
               <w:t>測試編號</w:t>
             </w:r>
+            <w:proofErr w:type="spellEnd"/>
           </w:p>
         </w:tc>
         <w:tc>
@@ -7932,7 +9094,7 @@
                 <w:sz w:val="24"/>
                 <w:szCs w:val="24"/>
               </w:rPr>
-              <w:t>14</w:t>
+              <w:t>15</w:t>
             </w:r>
           </w:p>
         </w:tc>
@@ -7959,6 +9121,7 @@
                 <w:szCs w:val="24"/>
               </w:rPr>
             </w:pPr>
+            <w:proofErr w:type="spellStart"/>
             <w:r>
               <w:rPr>
                 <w:rFonts w:ascii="標楷體-繁" w:eastAsia="標楷體-繁"/>
@@ -7970,6 +9133,7 @@
               </w:rPr>
               <w:t>功能名稱</w:t>
             </w:r>
+            <w:proofErr w:type="spellEnd"/>
           </w:p>
         </w:tc>
         <w:tc>
@@ -7989,6 +9153,7 @@
                 <w:szCs w:val="24"/>
               </w:rPr>
             </w:pPr>
+            <w:proofErr w:type="spellStart"/>
             <w:r>
               <w:rPr>
                 <w:rFonts w:ascii="標楷體-繁" w:eastAsia="標楷體-繁"/>
@@ -8000,6 +9165,7 @@
               </w:rPr>
               <w:t>探索頁面</w:t>
             </w:r>
+            <w:proofErr w:type="spellEnd"/>
           </w:p>
         </w:tc>
       </w:tr>
@@ -8025,6 +9191,7 @@
                 <w:szCs w:val="24"/>
               </w:rPr>
             </w:pPr>
+            <w:proofErr w:type="spellStart"/>
             <w:r>
               <w:rPr>
                 <w:rFonts w:ascii="標楷體-繁" w:eastAsia="標楷體-繁"/>
@@ -8036,6 +9203,7 @@
               </w:rPr>
               <w:t>測試目的</w:t>
             </w:r>
+            <w:proofErr w:type="spellEnd"/>
           </w:p>
         </w:tc>
         <w:tc>
@@ -8064,7 +9232,7 @@
                 <w:szCs w:val="24"/>
                 <w:lang w:eastAsia="zh-TW"/>
               </w:rPr>
-              <w:t>確認探索區可正常顯示系統推薦的熱門貼文與最新內容</w:t>
+              <w:t>確認探索區可正常顯示系統推薦的熱門貼文與最新內容，並呈現近期活躍商家的資訊</w:t>
             </w:r>
           </w:p>
         </w:tc>
@@ -8091,6 +9259,7 @@
                 <w:szCs w:val="24"/>
               </w:rPr>
             </w:pPr>
+            <w:proofErr w:type="spellStart"/>
             <w:r>
               <w:rPr>
                 <w:rFonts w:ascii="標楷體-繁" w:eastAsia="標楷體-繁"/>
@@ -8102,6 +9271,7 @@
               </w:rPr>
               <w:t>測試流程</w:t>
             </w:r>
+            <w:proofErr w:type="spellEnd"/>
           </w:p>
         </w:tc>
         <w:tc>
@@ -8132,59 +9302,85 @@
                 <w:szCs w:val="24"/>
                 <w:lang w:eastAsia="zh-TW"/>
               </w:rPr>
-              <w:t xml:space="preserve">點選導覽列上方的「探索」按鈕 </w:t>
-            </w:r>
-          </w:p>
-          <w:p>
-            <w:pPr>
-              <w:pStyle w:val="Web"/>
-              <w:rPr>
-                <w:rFonts w:ascii="標楷體-繁" w:eastAsia="標楷體-繁"/>
-                <w:b/>
-                <w:bCs/>
-                <w:color w:val="000000" w:themeColor="text1"/>
-                <w:sz w:val="24"/>
-                <w:szCs w:val="24"/>
-                <w:lang w:eastAsia="zh-TW"/>
-              </w:rPr>
-            </w:pPr>
-            <w:r>
-              <w:rPr>
-                <w:rFonts w:ascii="標楷體-繁" w:eastAsia="標楷體-繁"/>
-                <w:b/>
-                <w:bCs/>
-                <w:color w:val="000000" w:themeColor="text1"/>
-                <w:sz w:val="24"/>
-                <w:szCs w:val="24"/>
-                <w:lang w:eastAsia="zh-TW"/>
-              </w:rPr>
-              <w:t>1. 上方搜尋欄可搜尋美食或使用者</w:t>
-            </w:r>
-          </w:p>
-          <w:p>
-            <w:pPr>
-              <w:pStyle w:val="Web"/>
-              <w:rPr>
-                <w:rFonts w:ascii="標楷體-繁" w:eastAsia="標楷體-繁"/>
-                <w:b/>
-                <w:bCs/>
-                <w:color w:val="000000" w:themeColor="text1"/>
-                <w:sz w:val="24"/>
-                <w:szCs w:val="24"/>
-                <w:lang w:eastAsia="zh-TW"/>
-              </w:rPr>
-            </w:pPr>
-            <w:r>
-              <w:rPr>
-                <w:rFonts w:ascii="標楷體-繁" w:eastAsia="標楷體-繁"/>
-                <w:b/>
-                <w:bCs/>
-                <w:color w:val="000000" w:themeColor="text1"/>
-                <w:sz w:val="24"/>
-                <w:szCs w:val="24"/>
-                <w:lang w:eastAsia="zh-TW"/>
-              </w:rPr>
-              <w:t>2. 下方區域顯示系統推薦的熱門貼文與最新內容</w:t>
+              <w:t>點選導覽列上方的「探索」按鈕後：</w:t>
+            </w:r>
+          </w:p>
+          <w:p>
+            <w:pPr>
+              <w:pStyle w:val="Web"/>
+              <w:rPr>
+                <w:rFonts w:ascii="標楷體-繁" w:eastAsia="標楷體-繁"/>
+                <w:b/>
+                <w:bCs/>
+                <w:color w:val="000000" w:themeColor="text1"/>
+                <w:sz w:val="24"/>
+                <w:szCs w:val="24"/>
+                <w:lang w:eastAsia="zh-TW"/>
+              </w:rPr>
+            </w:pPr>
+            <w:r>
+              <w:rPr>
+                <w:rFonts w:ascii="標楷體-繁" w:eastAsia="標楷體-繁"/>
+                <w:b/>
+                <w:bCs/>
+                <w:color w:val="000000" w:themeColor="text1"/>
+                <w:sz w:val="24"/>
+                <w:szCs w:val="24"/>
+                <w:lang w:eastAsia="zh-TW"/>
+              </w:rPr>
+              <w:t>1.使用上方搜尋欄可搜尋美食或使用者</w:t>
+            </w:r>
+          </w:p>
+          <w:p>
+            <w:pPr>
+              <w:pStyle w:val="Web"/>
+              <w:rPr>
+                <w:rFonts w:ascii="標楷體-繁" w:eastAsia="標楷體-繁"/>
+                <w:b/>
+                <w:bCs/>
+                <w:color w:val="000000" w:themeColor="text1"/>
+                <w:sz w:val="24"/>
+                <w:szCs w:val="24"/>
+                <w:lang w:eastAsia="zh-TW"/>
+              </w:rPr>
+            </w:pPr>
+            <w:r>
+              <w:rPr>
+                <w:rFonts w:ascii="標楷體-繁" w:eastAsia="標楷體-繁"/>
+                <w:b/>
+                <w:bCs/>
+                <w:color w:val="000000" w:themeColor="text1"/>
+                <w:sz w:val="24"/>
+                <w:szCs w:val="24"/>
+                <w:lang w:eastAsia="zh-TW"/>
+              </w:rPr>
+              <w:t>2.下方區域會依序顯示系統推薦的熱門貼文與最新內容</w:t>
+            </w:r>
+          </w:p>
+          <w:p>
+            <w:pPr>
+              <w:pStyle w:val="Web"/>
+              <w:rPr>
+                <w:rFonts w:ascii="標楷體-繁" w:eastAsia="標楷體-繁"/>
+                <w:b/>
+                <w:bCs/>
+                <w:color w:val="000000" w:themeColor="text1"/>
+                <w:sz w:val="24"/>
+                <w:szCs w:val="24"/>
+                <w:lang w:eastAsia="zh-TW"/>
+              </w:rPr>
+            </w:pPr>
+            <w:r>
+              <w:rPr>
+                <w:rFonts w:ascii="標楷體-繁" w:eastAsia="標楷體-繁"/>
+                <w:b/>
+                <w:bCs/>
+                <w:color w:val="000000" w:themeColor="text1"/>
+                <w:sz w:val="24"/>
+                <w:szCs w:val="24"/>
+                <w:lang w:eastAsia="zh-TW"/>
+              </w:rPr>
+              <w:t>3.並列出近期活躍商家的卡片資訊（含名稱、簡介與查看連結）</w:t>
             </w:r>
           </w:p>
         </w:tc>
@@ -8211,6 +9407,7 @@
                 <w:szCs w:val="24"/>
               </w:rPr>
             </w:pPr>
+            <w:proofErr w:type="spellStart"/>
             <w:r>
               <w:rPr>
                 <w:rFonts w:ascii="標楷體-繁" w:eastAsia="標楷體-繁"/>
@@ -8222,6 +9419,7 @@
               </w:rPr>
               <w:t>預期成果</w:t>
             </w:r>
+            <w:proofErr w:type="spellEnd"/>
           </w:p>
         </w:tc>
         <w:tc>
@@ -8252,7 +9450,7 @@
                 <w:szCs w:val="24"/>
                 <w:lang w:eastAsia="zh-TW"/>
               </w:rPr>
-              <w:t>可成功顯示搜尋結果與系統推薦的貼文</w:t>
+              <w:t>可成功顯示搜尋結果、系統推薦的貼文與近期活躍商家的卡片資訊</w:t>
             </w:r>
           </w:p>
         </w:tc>
@@ -8279,6 +9477,7 @@
                 <w:szCs w:val="24"/>
               </w:rPr>
             </w:pPr>
+            <w:proofErr w:type="spellStart"/>
             <w:r>
               <w:rPr>
                 <w:rFonts w:ascii="標楷體-繁" w:eastAsia="標楷體-繁"/>
@@ -8290,6 +9489,7 @@
               </w:rPr>
               <w:t>測試成果</w:t>
             </w:r>
+            <w:proofErr w:type="spellEnd"/>
           </w:p>
         </w:tc>
         <w:tc>
@@ -8309,6 +9509,7 @@
                 <w:szCs w:val="24"/>
               </w:rPr>
             </w:pPr>
+            <w:proofErr w:type="spellStart"/>
             <w:r>
               <w:rPr>
                 <w:rFonts w:ascii="標楷體-繁" w:eastAsia="標楷體-繁"/>
@@ -8320,6 +9521,7 @@
               </w:rPr>
               <w:t>通過</w:t>
             </w:r>
+            <w:proofErr w:type="spellEnd"/>
           </w:p>
         </w:tc>
       </w:tr>
@@ -8339,6 +9541,26 @@
     </w:p>
     <w:p>
       <w:pPr>
+        <w:widowControl/>
+        <w:rPr>
+          <w:rFonts w:ascii="標楷體-繁" w:eastAsia="標楷體-繁" w:hAnsi="新細明體" w:cs="新細明體"/>
+          <w:b/>
+          <w:bCs/>
+          <w:kern w:val="0"/>
+          <w14:ligatures w14:val="none"/>
+        </w:rPr>
+      </w:pPr>
+      <w:r>
+        <w:rPr>
+          <w:rFonts w:ascii="標楷體-繁" w:eastAsia="標楷體-繁"/>
+          <w:b/>
+          <w:bCs/>
+        </w:rPr>
+        <w:br w:type="page"/>
+      </w:r>
+    </w:p>
+    <w:p>
+      <w:pPr>
         <w:pStyle w:val="Web"/>
         <w:ind w:left="720"/>
         <w:jc w:val="center"/>
@@ -8355,7 +9577,8 @@
           <w:b/>
           <w:bCs/>
         </w:rPr>
-        <w:t xml:space="preserve">表 10-2-15路線規劃與導航服務  </w:t>
+        <w:lastRenderedPageBreak/>
+        <w:t xml:space="preserve">表 10-2-16路線規劃與導航服務  </w:t>
       </w:r>
       <w:r>
         <w:rPr>
@@ -8402,6 +9625,7 @@
                 <w:szCs w:val="24"/>
               </w:rPr>
             </w:pPr>
+            <w:proofErr w:type="spellStart"/>
             <w:r>
               <w:rPr>
                 <w:rFonts w:ascii="標楷體-繁" w:eastAsia="標楷體-繁"/>
@@ -8413,6 +9637,7 @@
               </w:rPr>
               <w:t>測試編號</w:t>
             </w:r>
+            <w:proofErr w:type="spellEnd"/>
           </w:p>
         </w:tc>
         <w:tc>
@@ -8442,7 +9667,7 @@
                 <w:sz w:val="24"/>
                 <w:szCs w:val="24"/>
               </w:rPr>
-              <w:t>15</w:t>
+              <w:t>16</w:t>
             </w:r>
           </w:p>
         </w:tc>
@@ -8469,6 +9694,7 @@
                 <w:szCs w:val="24"/>
               </w:rPr>
             </w:pPr>
+            <w:proofErr w:type="spellStart"/>
             <w:r>
               <w:rPr>
                 <w:rFonts w:ascii="標楷體-繁" w:eastAsia="標楷體-繁"/>
@@ -8480,6 +9706,7 @@
               </w:rPr>
               <w:t>功能名稱</w:t>
             </w:r>
+            <w:proofErr w:type="spellEnd"/>
           </w:p>
         </w:tc>
         <w:tc>
@@ -8499,6 +9726,7 @@
                 <w:szCs w:val="24"/>
               </w:rPr>
             </w:pPr>
+            <w:proofErr w:type="spellStart"/>
             <w:r>
               <w:rPr>
                 <w:rFonts w:ascii="標楷體-繁" w:eastAsia="標楷體-繁"/>
@@ -8510,6 +9738,7 @@
               </w:rPr>
               <w:t>路線規劃與導航服務</w:t>
             </w:r>
+            <w:proofErr w:type="spellEnd"/>
           </w:p>
         </w:tc>
       </w:tr>
@@ -8535,6 +9764,7 @@
                 <w:szCs w:val="24"/>
               </w:rPr>
             </w:pPr>
+            <w:proofErr w:type="spellStart"/>
             <w:r>
               <w:rPr>
                 <w:rFonts w:ascii="標楷體-繁" w:eastAsia="標楷體-繁"/>
@@ -8546,6 +9776,7 @@
               </w:rPr>
               <w:t>測試目的</w:t>
             </w:r>
+            <w:proofErr w:type="spellEnd"/>
           </w:p>
         </w:tc>
         <w:tc>
@@ -8603,6 +9834,7 @@
                 <w:szCs w:val="24"/>
               </w:rPr>
             </w:pPr>
+            <w:proofErr w:type="spellStart"/>
             <w:r>
               <w:rPr>
                 <w:rFonts w:ascii="標楷體-繁" w:eastAsia="標楷體-繁"/>
@@ -8614,6 +9846,7 @@
               </w:rPr>
               <w:t>測試流程</w:t>
             </w:r>
+            <w:proofErr w:type="spellEnd"/>
           </w:p>
         </w:tc>
         <w:tc>
@@ -8743,6 +9976,7 @@
                 <w:szCs w:val="24"/>
               </w:rPr>
             </w:pPr>
+            <w:proofErr w:type="spellStart"/>
             <w:r>
               <w:rPr>
                 <w:rFonts w:ascii="標楷體-繁" w:eastAsia="標楷體-繁"/>
@@ -8754,6 +9988,7 @@
               </w:rPr>
               <w:t>預期成果</w:t>
             </w:r>
+            <w:proofErr w:type="spellEnd"/>
           </w:p>
         </w:tc>
         <w:tc>
@@ -8811,6 +10046,7 @@
                 <w:szCs w:val="24"/>
               </w:rPr>
             </w:pPr>
+            <w:proofErr w:type="spellStart"/>
             <w:r>
               <w:rPr>
                 <w:rFonts w:ascii="標楷體-繁" w:eastAsia="標楷體-繁"/>
@@ -8822,6 +10058,7 @@
               </w:rPr>
               <w:t>測試成果</w:t>
             </w:r>
+            <w:proofErr w:type="spellEnd"/>
           </w:p>
         </w:tc>
         <w:tc>
@@ -8841,6 +10078,7 @@
                 <w:szCs w:val="24"/>
               </w:rPr>
             </w:pPr>
+            <w:proofErr w:type="spellStart"/>
             <w:r>
               <w:rPr>
                 <w:rFonts w:ascii="標楷體-繁" w:eastAsia="標楷體-繁"/>
@@ -8852,6 +10090,7 @@
               </w:rPr>
               <w:t>通過</w:t>
             </w:r>
+            <w:proofErr w:type="spellEnd"/>
           </w:p>
         </w:tc>
       </w:tr>
@@ -8881,14 +10120,40 @@
           <w:color w:val="000000" w:themeColor="text1"/>
         </w:rPr>
       </w:pPr>
-      <w:r>
+    </w:p>
+    <w:p>
+      <w:pPr>
+        <w:pStyle w:val="Web"/>
+        <w:ind w:left="720"/>
+        <w:jc w:val="center"/>
         <w:rPr>
           <w:rFonts w:ascii="標楷體-繁" w:eastAsia="標楷體-繁"/>
           <w:b/>
           <w:bCs/>
           <w:color w:val="000000" w:themeColor="text1"/>
         </w:rPr>
-        <w:t>表 10-2-16互動通知</w:t>
+      </w:pPr>
+    </w:p>
+    <w:p>
+      <w:pPr>
+        <w:pStyle w:val="Web"/>
+        <w:ind w:left="720"/>
+        <w:jc w:val="center"/>
+        <w:rPr>
+          <w:rFonts w:ascii="標楷體-繁" w:eastAsia="標楷體-繁"/>
+          <w:b/>
+          <w:bCs/>
+          <w:color w:val="000000" w:themeColor="text1"/>
+        </w:rPr>
+      </w:pPr>
+      <w:r>
+        <w:rPr>
+          <w:rFonts w:ascii="標楷體-繁" w:eastAsia="標楷體-繁"/>
+          <w:b/>
+          <w:bCs/>
+          <w:color w:val="000000" w:themeColor="text1"/>
+        </w:rPr>
+        <w:t>表 10-2-17互動通知</w:t>
       </w:r>
     </w:p>
     <w:tbl>
@@ -8926,6 +10191,7 @@
                 <w:szCs w:val="24"/>
               </w:rPr>
             </w:pPr>
+            <w:proofErr w:type="spellStart"/>
             <w:r>
               <w:rPr>
                 <w:rFonts w:ascii="標楷體-繁" w:eastAsia="標楷體-繁"/>
@@ -8937,6 +10203,7 @@
               </w:rPr>
               <w:t>測試編號</w:t>
             </w:r>
+            <w:proofErr w:type="spellEnd"/>
           </w:p>
         </w:tc>
         <w:tc>
@@ -8966,7 +10233,7 @@
                 <w:sz w:val="24"/>
                 <w:szCs w:val="24"/>
               </w:rPr>
-              <w:t>16</w:t>
+              <w:t>17</w:t>
             </w:r>
           </w:p>
         </w:tc>
@@ -8993,6 +10260,7 @@
                 <w:szCs w:val="24"/>
               </w:rPr>
             </w:pPr>
+            <w:proofErr w:type="spellStart"/>
             <w:r>
               <w:rPr>
                 <w:rFonts w:ascii="標楷體-繁" w:eastAsia="標楷體-繁"/>
@@ -9004,6 +10272,7 @@
               </w:rPr>
               <w:t>功能名稱</w:t>
             </w:r>
+            <w:proofErr w:type="spellEnd"/>
           </w:p>
         </w:tc>
         <w:tc>
@@ -9023,6 +10292,7 @@
                 <w:szCs w:val="24"/>
               </w:rPr>
             </w:pPr>
+            <w:proofErr w:type="spellStart"/>
             <w:r>
               <w:rPr>
                 <w:rFonts w:ascii="標楷體-繁" w:eastAsia="標楷體-繁"/>
@@ -9034,6 +10304,7 @@
               </w:rPr>
               <w:t>互動通知</w:t>
             </w:r>
+            <w:proofErr w:type="spellEnd"/>
           </w:p>
         </w:tc>
       </w:tr>
@@ -9059,6 +10330,7 @@
                 <w:szCs w:val="24"/>
               </w:rPr>
             </w:pPr>
+            <w:proofErr w:type="spellStart"/>
             <w:r>
               <w:rPr>
                 <w:rFonts w:ascii="標楷體-繁" w:eastAsia="標楷體-繁"/>
@@ -9070,6 +10342,7 @@
               </w:rPr>
               <w:t>測試目的</w:t>
             </w:r>
+            <w:proofErr w:type="spellEnd"/>
           </w:p>
         </w:tc>
         <w:tc>
@@ -9125,6 +10398,7 @@
                 <w:szCs w:val="24"/>
               </w:rPr>
             </w:pPr>
+            <w:proofErr w:type="spellStart"/>
             <w:r>
               <w:rPr>
                 <w:rFonts w:ascii="標楷體-繁" w:eastAsia="標楷體-繁"/>
@@ -9136,6 +10410,7 @@
               </w:rPr>
               <w:t>測試流程</w:t>
             </w:r>
+            <w:proofErr w:type="spellEnd"/>
           </w:p>
         </w:tc>
         <w:tc>
@@ -9241,6 +10516,7 @@
                 <w:szCs w:val="24"/>
               </w:rPr>
             </w:pPr>
+            <w:proofErr w:type="spellStart"/>
             <w:r>
               <w:rPr>
                 <w:rFonts w:ascii="標楷體-繁" w:eastAsia="標楷體-繁"/>
@@ -9252,6 +10528,7 @@
               </w:rPr>
               <w:t>預期成果</w:t>
             </w:r>
+            <w:proofErr w:type="spellEnd"/>
           </w:p>
         </w:tc>
         <w:tc>
@@ -9309,6 +10586,7 @@
                 <w:szCs w:val="24"/>
               </w:rPr>
             </w:pPr>
+            <w:proofErr w:type="spellStart"/>
             <w:r>
               <w:rPr>
                 <w:rFonts w:ascii="標楷體-繁" w:eastAsia="標楷體-繁"/>
@@ -9320,6 +10598,7 @@
               </w:rPr>
               <w:t>測試成果</w:t>
             </w:r>
+            <w:proofErr w:type="spellEnd"/>
           </w:p>
         </w:tc>
         <w:tc>
@@ -9339,6 +10618,7 @@
                 <w:szCs w:val="24"/>
               </w:rPr>
             </w:pPr>
+            <w:proofErr w:type="spellStart"/>
             <w:r>
               <w:rPr>
                 <w:rFonts w:ascii="標楷體-繁" w:eastAsia="標楷體-繁"/>
@@ -9350,6 +10630,7 @@
               </w:rPr>
               <w:t>通過</w:t>
             </w:r>
+            <w:proofErr w:type="spellEnd"/>
           </w:p>
         </w:tc>
       </w:tr>
@@ -9369,6 +10650,26 @@
     </w:p>
     <w:p>
       <w:pPr>
+        <w:widowControl/>
+        <w:rPr>
+          <w:rFonts w:ascii="標楷體-繁" w:eastAsia="標楷體-繁" w:hAnsi="新細明體" w:cs="新細明體"/>
+          <w:b/>
+          <w:bCs/>
+          <w:kern w:val="0"/>
+          <w14:ligatures w14:val="none"/>
+        </w:rPr>
+      </w:pPr>
+      <w:r>
+        <w:rPr>
+          <w:rFonts w:ascii="標楷體-繁" w:eastAsia="標楷體-繁"/>
+          <w:b/>
+          <w:bCs/>
+        </w:rPr>
+        <w:br w:type="page"/>
+      </w:r>
+    </w:p>
+    <w:p>
+      <w:pPr>
         <w:pStyle w:val="Web"/>
         <w:ind w:left="720"/>
         <w:jc w:val="center"/>
@@ -9385,7 +10686,8 @@
           <w:b/>
           <w:bCs/>
         </w:rPr>
-        <w:t xml:space="preserve">表 10-2-17系統通知  </w:t>
+        <w:lastRenderedPageBreak/>
+        <w:t xml:space="preserve">表 10-2-18系統通知  </w:t>
       </w:r>
       <w:r>
         <w:rPr>
@@ -9432,6 +10734,7 @@
                 <w:szCs w:val="24"/>
               </w:rPr>
             </w:pPr>
+            <w:proofErr w:type="spellStart"/>
             <w:r>
               <w:rPr>
                 <w:rFonts w:ascii="標楷體-繁" w:eastAsia="標楷體-繁"/>
@@ -9443,6 +10746,7 @@
               </w:rPr>
               <w:t>測試編號</w:t>
             </w:r>
+            <w:proofErr w:type="spellEnd"/>
           </w:p>
         </w:tc>
         <w:tc>
@@ -9472,7 +10776,7 @@
                 <w:sz w:val="24"/>
                 <w:szCs w:val="24"/>
               </w:rPr>
-              <w:t>17</w:t>
+              <w:t>18</w:t>
             </w:r>
           </w:p>
         </w:tc>
@@ -9499,6 +10803,7 @@
                 <w:szCs w:val="24"/>
               </w:rPr>
             </w:pPr>
+            <w:proofErr w:type="spellStart"/>
             <w:r>
               <w:rPr>
                 <w:rFonts w:ascii="標楷體-繁" w:eastAsia="標楷體-繁"/>
@@ -9510,6 +10815,7 @@
               </w:rPr>
               <w:t>功能名稱</w:t>
             </w:r>
+            <w:proofErr w:type="spellEnd"/>
           </w:p>
         </w:tc>
         <w:tc>
@@ -9529,6 +10835,7 @@
                 <w:szCs w:val="24"/>
               </w:rPr>
             </w:pPr>
+            <w:proofErr w:type="spellStart"/>
             <w:r>
               <w:rPr>
                 <w:rFonts w:ascii="標楷體-繁" w:eastAsia="標楷體-繁"/>
@@ -9540,6 +10847,7 @@
               </w:rPr>
               <w:t>系統通知</w:t>
             </w:r>
+            <w:proofErr w:type="spellEnd"/>
           </w:p>
         </w:tc>
       </w:tr>
@@ -9565,6 +10873,7 @@
                 <w:szCs w:val="24"/>
               </w:rPr>
             </w:pPr>
+            <w:proofErr w:type="spellStart"/>
             <w:r>
               <w:rPr>
                 <w:rFonts w:ascii="標楷體-繁" w:eastAsia="標楷體-繁"/>
@@ -9576,6 +10885,7 @@
               </w:rPr>
               <w:t>測試目的</w:t>
             </w:r>
+            <w:proofErr w:type="spellEnd"/>
           </w:p>
         </w:tc>
         <w:tc>
@@ -9606,7 +10916,7 @@
                 <w:szCs w:val="24"/>
                 <w:lang w:eastAsia="zh-TW"/>
               </w:rPr>
-              <w:t>確認使用者可於通知中心接收系統推播之公告或提醒，如系統更新通知、使用條款修改等訊息</w:t>
+              <w:t>確認使用者可於通知中心接收系統公告之提醒，並可點選前往「系統公告」頁面查看完整內容，如系統更新、使用條款異動等重要訊息</w:t>
             </w:r>
           </w:p>
         </w:tc>
@@ -9633,6 +10943,7 @@
                 <w:szCs w:val="24"/>
               </w:rPr>
             </w:pPr>
+            <w:proofErr w:type="spellStart"/>
             <w:r>
               <w:rPr>
                 <w:rFonts w:ascii="標楷體-繁" w:eastAsia="標楷體-繁"/>
@@ -9644,6 +10955,7 @@
               </w:rPr>
               <w:t>測試流程</w:t>
             </w:r>
+            <w:proofErr w:type="spellEnd"/>
           </w:p>
         </w:tc>
         <w:tc>
@@ -9674,7 +10986,7 @@
                 <w:szCs w:val="24"/>
                 <w:lang w:eastAsia="zh-TW"/>
               </w:rPr>
-              <w:t xml:space="preserve">點擊導覽列上方的「系統公告」 </w:t>
+              <w:t>點選導覽列上方的「系統公告」</w:t>
             </w:r>
             <w:r>
               <w:rPr>
@@ -9698,7 +11010,7 @@
                 <w:szCs w:val="24"/>
                 <w:lang w:eastAsia="zh-TW"/>
               </w:rPr>
-              <w:t xml:space="preserve"> 切換至「系統公告」頁面</w:t>
+              <w:t xml:space="preserve"> 進入公告頁面 </w:t>
             </w:r>
             <w:r>
               <w:rPr>
@@ -9722,7 +11034,7 @@
                 <w:szCs w:val="24"/>
                 <w:lang w:eastAsia="zh-TW"/>
               </w:rPr>
-              <w:t xml:space="preserve"> 確認是否成功顯示由平台發出的公告通知或提醒內容</w:t>
+              <w:t xml:space="preserve"> 確認是否成功顯示由平台發出的公告或提醒內容</w:t>
             </w:r>
           </w:p>
         </w:tc>
@@ -9749,6 +11061,7 @@
                 <w:szCs w:val="24"/>
               </w:rPr>
             </w:pPr>
+            <w:proofErr w:type="spellStart"/>
             <w:r>
               <w:rPr>
                 <w:rFonts w:ascii="標楷體-繁" w:eastAsia="標楷體-繁"/>
@@ -9760,6 +11073,7 @@
               </w:rPr>
               <w:t>預期成果</w:t>
             </w:r>
+            <w:proofErr w:type="spellEnd"/>
           </w:p>
         </w:tc>
         <w:tc>
@@ -9790,7 +11104,7 @@
                 <w:szCs w:val="24"/>
                 <w:lang w:eastAsia="zh-TW"/>
               </w:rPr>
-              <w:t>成功顯示系統公告內容，並正確區分公告類別與活動資訊</w:t>
+              <w:t>可成功顯示公告內容，並正確分類為公告或活動資訊等</w:t>
             </w:r>
           </w:p>
         </w:tc>
@@ -9817,6 +11131,7 @@
                 <w:szCs w:val="24"/>
               </w:rPr>
             </w:pPr>
+            <w:proofErr w:type="spellStart"/>
             <w:r>
               <w:rPr>
                 <w:rFonts w:ascii="標楷體-繁" w:eastAsia="標楷體-繁"/>
@@ -9828,6 +11143,7 @@
               </w:rPr>
               <w:t>測試成果</w:t>
             </w:r>
+            <w:proofErr w:type="spellEnd"/>
           </w:p>
         </w:tc>
         <w:tc>
@@ -9847,6 +11163,7 @@
                 <w:szCs w:val="24"/>
               </w:rPr>
             </w:pPr>
+            <w:proofErr w:type="spellStart"/>
             <w:r>
               <w:rPr>
                 <w:rFonts w:ascii="標楷體-繁" w:eastAsia="標楷體-繁"/>
@@ -9858,6 +11175,7 @@
               </w:rPr>
               <w:t>通過</w:t>
             </w:r>
+            <w:proofErr w:type="spellEnd"/>
           </w:p>
         </w:tc>
       </w:tr>
@@ -9893,7 +11211,7 @@
           <w:b/>
           <w:bCs/>
         </w:rPr>
-        <w:t xml:space="preserve">表 10-2-18舉報與反饋 </w:t>
+        <w:t xml:space="preserve">表 10-2-19舉報與反饋 </w:t>
       </w:r>
       <w:r>
         <w:rPr>
@@ -9940,6 +11258,7 @@
                 <w:szCs w:val="24"/>
               </w:rPr>
             </w:pPr>
+            <w:proofErr w:type="spellStart"/>
             <w:r>
               <w:rPr>
                 <w:rFonts w:ascii="標楷體-繁" w:eastAsia="標楷體-繁"/>
@@ -9951,6 +11270,7 @@
               </w:rPr>
               <w:t>測試編號</w:t>
             </w:r>
+            <w:proofErr w:type="spellEnd"/>
           </w:p>
         </w:tc>
         <w:tc>
@@ -9980,7 +11300,7 @@
                 <w:sz w:val="24"/>
                 <w:szCs w:val="24"/>
               </w:rPr>
-              <w:t>18</w:t>
+              <w:t>19</w:t>
             </w:r>
           </w:p>
         </w:tc>
@@ -10007,6 +11327,7 @@
                 <w:szCs w:val="24"/>
               </w:rPr>
             </w:pPr>
+            <w:proofErr w:type="spellStart"/>
             <w:r>
               <w:rPr>
                 <w:rFonts w:ascii="標楷體-繁" w:eastAsia="標楷體-繁"/>
@@ -10018,6 +11339,7 @@
               </w:rPr>
               <w:t>功能名稱</w:t>
             </w:r>
+            <w:proofErr w:type="spellEnd"/>
           </w:p>
         </w:tc>
         <w:tc>
@@ -10036,6 +11358,7 @@
                 <w:szCs w:val="24"/>
               </w:rPr>
             </w:pPr>
+            <w:proofErr w:type="spellStart"/>
             <w:r>
               <w:rPr>
                 <w:rFonts w:ascii="標楷體-繁" w:eastAsia="標楷體-繁"/>
@@ -10046,6 +11369,7 @@
               </w:rPr>
               <w:t>舉報與反饋</w:t>
             </w:r>
+            <w:proofErr w:type="spellEnd"/>
           </w:p>
         </w:tc>
       </w:tr>
@@ -10071,6 +11395,7 @@
                 <w:szCs w:val="24"/>
               </w:rPr>
             </w:pPr>
+            <w:proofErr w:type="spellStart"/>
             <w:r>
               <w:rPr>
                 <w:rFonts w:ascii="標楷體-繁" w:eastAsia="標楷體-繁"/>
@@ -10082,6 +11407,7 @@
               </w:rPr>
               <w:t>測試目的</w:t>
             </w:r>
+            <w:proofErr w:type="spellEnd"/>
           </w:p>
         </w:tc>
         <w:tc>
@@ -10137,6 +11463,7 @@
                 <w:szCs w:val="24"/>
               </w:rPr>
             </w:pPr>
+            <w:proofErr w:type="spellStart"/>
             <w:r>
               <w:rPr>
                 <w:rFonts w:ascii="標楷體-繁" w:eastAsia="標楷體-繁"/>
@@ -10148,6 +11475,7 @@
               </w:rPr>
               <w:t>測試流程</w:t>
             </w:r>
+            <w:proofErr w:type="spellEnd"/>
           </w:p>
         </w:tc>
         <w:tc>
@@ -10209,7 +11537,7 @@
                 <w:noProof/>
               </w:rPr>
               <w:drawing>
-                <wp:inline distT="0" distB="0" distL="0" distR="0" wp14:anchorId="0EB85651" wp14:editId="50D40A90">
+                <wp:inline distT="0" distB="0" distL="0" distR="0" wp14:anchorId="73412958" wp14:editId="25DC18B2">
                   <wp:extent cx="139700" cy="177800"/>
                   <wp:effectExtent l="0" t="0" r="0" b="0"/>
                   <wp:docPr id="622823076" name="drawing"/>
@@ -10224,7 +11552,7 @@
                           <pic:cNvPicPr/>
                         </pic:nvPicPr>
                         <pic:blipFill>
-                          <a:blip r:embed="rId5">
+                          <a:blip r:embed="rId7">
                             <a:extLst>
                               <a:ext uri="{28A0092B-C50C-407E-A947-70E740481C1C}">
                                 <a14:useLocalDpi xmlns:a14="http://schemas.microsoft.com/office/drawing/2010/main" val="0"/>
@@ -10335,6 +11663,7 @@
                 <w:szCs w:val="24"/>
               </w:rPr>
             </w:pPr>
+            <w:proofErr w:type="spellStart"/>
             <w:r>
               <w:rPr>
                 <w:rFonts w:ascii="標楷體-繁" w:eastAsia="標楷體-繁"/>
@@ -10346,6 +11675,7 @@
               </w:rPr>
               <w:t>預期成果</w:t>
             </w:r>
+            <w:proofErr w:type="spellEnd"/>
           </w:p>
         </w:tc>
         <w:tc>
@@ -10403,6 +11733,7 @@
                 <w:szCs w:val="24"/>
               </w:rPr>
             </w:pPr>
+            <w:proofErr w:type="spellStart"/>
             <w:r>
               <w:rPr>
                 <w:rFonts w:ascii="標楷體-繁" w:eastAsia="標楷體-繁"/>
@@ -10414,6 +11745,7 @@
               </w:rPr>
               <w:t>測試成果</w:t>
             </w:r>
+            <w:proofErr w:type="spellEnd"/>
           </w:p>
         </w:tc>
         <w:tc>
@@ -10433,6 +11765,7 @@
                 <w:szCs w:val="24"/>
               </w:rPr>
             </w:pPr>
+            <w:proofErr w:type="spellStart"/>
             <w:r>
               <w:rPr>
                 <w:rFonts w:ascii="標楷體-繁" w:eastAsia="標楷體-繁"/>
@@ -10444,6 +11777,7 @@
               </w:rPr>
               <w:t>通過</w:t>
             </w:r>
+            <w:proofErr w:type="spellEnd"/>
           </w:p>
         </w:tc>
       </w:tr>
@@ -10463,8 +11797,7 @@
     </w:p>
     <w:p>
       <w:pPr>
-        <w:spacing w:after="200" w:line="253" w:lineRule="auto"/>
-        <w:outlineLvl w:val="3"/>
+        <w:widowControl/>
         <w:rPr>
           <w:rFonts w:ascii="標楷體-繁" w:eastAsia="標楷體-繁" w:hAnsi="新細明體" w:cs="新細明體"/>
           <w:b/>
@@ -10483,6 +11816,32 @@
           <w:sz w:val="28"/>
           <w:szCs w:val="28"/>
         </w:rPr>
+        <w:br w:type="page"/>
+      </w:r>
+    </w:p>
+    <w:p>
+      <w:pPr>
+        <w:spacing w:after="200" w:line="253" w:lineRule="auto"/>
+        <w:outlineLvl w:val="3"/>
+        <w:rPr>
+          <w:rFonts w:ascii="標楷體-繁" w:eastAsia="標楷體-繁" w:hAnsi="新細明體" w:cs="新細明體"/>
+          <w:b/>
+          <w:bCs/>
+          <w:color w:val="000000" w:themeColor="text1"/>
+          <w:sz w:val="28"/>
+          <w:szCs w:val="28"/>
+        </w:rPr>
+      </w:pPr>
+      <w:r>
+        <w:rPr>
+          <w:rFonts w:ascii="標楷體-繁" w:eastAsia="標楷體-繁" w:hAnsi="新細明體" w:cs="新細明體"/>
+          <w:b/>
+          <w:bCs/>
+          <w:color w:val="000000" w:themeColor="text1"/>
+          <w:sz w:val="28"/>
+          <w:szCs w:val="28"/>
+        </w:rPr>
+        <w:lastRenderedPageBreak/>
         <w:t>2.商家使用者</w:t>
       </w:r>
     </w:p>
@@ -10504,7 +11863,7 @@
           <w:b/>
           <w:bCs/>
         </w:rPr>
-        <w:t xml:space="preserve">表 10-2-19登入/註冊  </w:t>
+        <w:t xml:space="preserve">表 10-2-20登入/註冊  </w:t>
       </w:r>
     </w:p>
     <w:tbl>
@@ -10542,6 +11901,7 @@
                 <w:szCs w:val="24"/>
               </w:rPr>
             </w:pPr>
+            <w:proofErr w:type="spellStart"/>
             <w:r>
               <w:rPr>
                 <w:rFonts w:ascii="標楷體-繁" w:eastAsia="標楷體-繁"/>
@@ -10553,6 +11913,7 @@
               </w:rPr>
               <w:t>測試編號</w:t>
             </w:r>
+            <w:proofErr w:type="spellEnd"/>
           </w:p>
         </w:tc>
         <w:tc>
@@ -10582,7 +11943,7 @@
                 <w:sz w:val="24"/>
                 <w:szCs w:val="24"/>
               </w:rPr>
-              <w:t>19</w:t>
+              <w:t>20</w:t>
             </w:r>
           </w:p>
         </w:tc>
@@ -10609,6 +11970,7 @@
                 <w:szCs w:val="24"/>
               </w:rPr>
             </w:pPr>
+            <w:proofErr w:type="spellStart"/>
             <w:r>
               <w:rPr>
                 <w:rFonts w:ascii="標楷體-繁" w:eastAsia="標楷體-繁"/>
@@ -10620,6 +11982,7 @@
               </w:rPr>
               <w:t>功能名稱</w:t>
             </w:r>
+            <w:proofErr w:type="spellEnd"/>
           </w:p>
         </w:tc>
         <w:tc>
@@ -10638,16 +12001,40 @@
                 <w:szCs w:val="24"/>
               </w:rPr>
             </w:pPr>
-            <w:r>
-              <w:rPr>
-                <w:rFonts w:ascii="標楷體-繁" w:eastAsia="標楷體-繁"/>
-                <w:b/>
-                <w:bCs/>
-                <w:sz w:val="24"/>
-                <w:szCs w:val="24"/>
-              </w:rPr>
-              <w:t>登入/註冊</w:t>
-            </w:r>
+            <w:proofErr w:type="spellStart"/>
+            <w:r>
+              <w:rPr>
+                <w:rFonts w:ascii="標楷體-繁" w:eastAsia="標楷體-繁"/>
+                <w:b/>
+                <w:bCs/>
+                <w:sz w:val="24"/>
+                <w:szCs w:val="24"/>
+              </w:rPr>
+              <w:t>登入</w:t>
+            </w:r>
+            <w:proofErr w:type="spellEnd"/>
+            <w:r>
+              <w:rPr>
+                <w:rFonts w:ascii="標楷體-繁" w:eastAsia="標楷體-繁"/>
+                <w:b/>
+                <w:bCs/>
+                <w:sz w:val="24"/>
+                <w:szCs w:val="24"/>
+              </w:rPr>
+              <w:t>/</w:t>
+            </w:r>
+            <w:proofErr w:type="spellStart"/>
+            <w:r>
+              <w:rPr>
+                <w:rFonts w:ascii="標楷體-繁" w:eastAsia="標楷體-繁"/>
+                <w:b/>
+                <w:bCs/>
+                <w:sz w:val="24"/>
+                <w:szCs w:val="24"/>
+              </w:rPr>
+              <w:t>註冊</w:t>
+            </w:r>
+            <w:proofErr w:type="spellEnd"/>
           </w:p>
         </w:tc>
       </w:tr>
@@ -10673,18 +12060,19 @@
                 <w:szCs w:val="24"/>
               </w:rPr>
             </w:pPr>
-            <w:r>
-              <w:rPr>
-                <w:rFonts w:ascii="標楷體-繁" w:eastAsia="標楷體-繁"/>
-                <w:b/>
-                <w:bCs/>
-                <w:color w:val="000000" w:themeColor="text1"/>
-                <w:sz w:val="24"/>
-                <w:szCs w:val="24"/>
-              </w:rPr>
-              <w:lastRenderedPageBreak/>
+            <w:proofErr w:type="spellStart"/>
+            <w:r>
+              <w:rPr>
+                <w:rFonts w:ascii="標楷體-繁" w:eastAsia="標楷體-繁"/>
+                <w:b/>
+                <w:bCs/>
+                <w:color w:val="000000" w:themeColor="text1"/>
+                <w:sz w:val="24"/>
+                <w:szCs w:val="24"/>
+              </w:rPr>
               <w:t>測試目的</w:t>
             </w:r>
+            <w:proofErr w:type="spellEnd"/>
           </w:p>
         </w:tc>
         <w:tc>
@@ -10740,6 +12128,7 @@
                 <w:szCs w:val="24"/>
               </w:rPr>
             </w:pPr>
+            <w:proofErr w:type="spellStart"/>
             <w:r>
               <w:rPr>
                 <w:rFonts w:ascii="標楷體-繁" w:eastAsia="標楷體-繁"/>
@@ -10751,6 +12140,7 @@
               </w:rPr>
               <w:t>測試流程</w:t>
             </w:r>
+            <w:proofErr w:type="spellEnd"/>
           </w:p>
         </w:tc>
         <w:tc>
@@ -10901,7 +12291,7 @@
                 <w:szCs w:val="24"/>
                 <w:lang w:eastAsia="zh-TW"/>
               </w:rPr>
-              <w:t xml:space="preserve"> 跳轉申請商家認證介面 </w:t>
+              <w:t xml:space="preserve"> 跳轉至申請商家認證介面 </w:t>
             </w:r>
             <w:r>
               <w:rPr>
@@ -11066,6 +12456,7 @@
                 <w:szCs w:val="24"/>
               </w:rPr>
             </w:pPr>
+            <w:proofErr w:type="spellStart"/>
             <w:r>
               <w:rPr>
                 <w:rFonts w:ascii="標楷體-繁" w:eastAsia="標楷體-繁"/>
@@ -11077,6 +12468,7 @@
               </w:rPr>
               <w:t>預期成果</w:t>
             </w:r>
+            <w:proofErr w:type="spellEnd"/>
           </w:p>
         </w:tc>
         <w:tc>
@@ -11134,6 +12526,7 @@
                 <w:szCs w:val="24"/>
               </w:rPr>
             </w:pPr>
+            <w:proofErr w:type="spellStart"/>
             <w:r>
               <w:rPr>
                 <w:rFonts w:ascii="標楷體-繁" w:eastAsia="標楷體-繁"/>
@@ -11145,6 +12538,7 @@
               </w:rPr>
               <w:t>測試成果</w:t>
             </w:r>
+            <w:proofErr w:type="spellEnd"/>
           </w:p>
         </w:tc>
         <w:tc>
@@ -11164,6 +12558,7 @@
                 <w:szCs w:val="24"/>
               </w:rPr>
             </w:pPr>
+            <w:proofErr w:type="spellStart"/>
             <w:r>
               <w:rPr>
                 <w:rFonts w:ascii="標楷體-繁" w:eastAsia="標楷體-繁"/>
@@ -11175,10 +12570,35 @@
               </w:rPr>
               <w:t>通過</w:t>
             </w:r>
+            <w:proofErr w:type="spellEnd"/>
           </w:p>
         </w:tc>
       </w:tr>
     </w:tbl>
+    <w:p>
+      <w:pPr>
+        <w:pStyle w:val="Web"/>
+        <w:ind w:left="720"/>
+        <w:rPr>
+          <w:rFonts w:ascii="標楷體-繁" w:eastAsia="標楷體-繁"/>
+          <w:b/>
+          <w:bCs/>
+          <w:color w:val="000000" w:themeColor="text1"/>
+        </w:rPr>
+      </w:pPr>
+    </w:p>
+    <w:p>
+      <w:pPr>
+        <w:pStyle w:val="Web"/>
+        <w:ind w:left="720"/>
+        <w:rPr>
+          <w:rFonts w:ascii="標楷體-繁" w:eastAsia="標楷體-繁"/>
+          <w:b/>
+          <w:bCs/>
+          <w:color w:val="000000" w:themeColor="text1"/>
+        </w:rPr>
+      </w:pPr>
+    </w:p>
     <w:p>
       <w:pPr>
         <w:pStyle w:val="Web"/>
@@ -11208,7 +12628,7 @@
           <w:b/>
           <w:bCs/>
         </w:rPr>
-        <w:t>表 10-2-20登出</w:t>
+        <w:t>表 10-2-21登出</w:t>
       </w:r>
     </w:p>
     <w:tbl>
@@ -11246,6 +12666,7 @@
                 <w:szCs w:val="24"/>
               </w:rPr>
             </w:pPr>
+            <w:proofErr w:type="spellStart"/>
             <w:r>
               <w:rPr>
                 <w:rFonts w:ascii="標楷體-繁" w:eastAsia="標楷體-繁"/>
@@ -11257,6 +12678,7 @@
               </w:rPr>
               <w:t>測試編號</w:t>
             </w:r>
+            <w:proofErr w:type="spellEnd"/>
           </w:p>
         </w:tc>
         <w:tc>
@@ -11286,7 +12708,7 @@
                 <w:sz w:val="24"/>
                 <w:szCs w:val="24"/>
               </w:rPr>
-              <w:t>20</w:t>
+              <w:t>21</w:t>
             </w:r>
           </w:p>
         </w:tc>
@@ -11313,6 +12735,7 @@
                 <w:szCs w:val="24"/>
               </w:rPr>
             </w:pPr>
+            <w:proofErr w:type="spellStart"/>
             <w:r>
               <w:rPr>
                 <w:rFonts w:ascii="標楷體-繁" w:eastAsia="標楷體-繁"/>
@@ -11324,6 +12747,7 @@
               </w:rPr>
               <w:t>功能名稱</w:t>
             </w:r>
+            <w:proofErr w:type="spellEnd"/>
           </w:p>
         </w:tc>
         <w:tc>
@@ -11342,6 +12766,7 @@
                 <w:szCs w:val="24"/>
               </w:rPr>
             </w:pPr>
+            <w:proofErr w:type="spellStart"/>
             <w:r>
               <w:rPr>
                 <w:rFonts w:ascii="標楷體-繁" w:eastAsia="標楷體-繁"/>
@@ -11352,6 +12777,7 @@
               </w:rPr>
               <w:t>登出</w:t>
             </w:r>
+            <w:proofErr w:type="spellEnd"/>
           </w:p>
         </w:tc>
       </w:tr>
@@ -11377,6 +12803,7 @@
                 <w:szCs w:val="24"/>
               </w:rPr>
             </w:pPr>
+            <w:proofErr w:type="spellStart"/>
             <w:r>
               <w:rPr>
                 <w:rFonts w:ascii="標楷體-繁" w:eastAsia="標楷體-繁"/>
@@ -11388,6 +12815,7 @@
               </w:rPr>
               <w:t>測試目的</w:t>
             </w:r>
+            <w:proofErr w:type="spellEnd"/>
           </w:p>
         </w:tc>
         <w:tc>
@@ -11443,6 +12871,7 @@
                 <w:szCs w:val="24"/>
               </w:rPr>
             </w:pPr>
+            <w:proofErr w:type="spellStart"/>
             <w:r>
               <w:rPr>
                 <w:rFonts w:ascii="標楷體-繁" w:eastAsia="標楷體-繁"/>
@@ -11454,6 +12883,7 @@
               </w:rPr>
               <w:t>測試流程</w:t>
             </w:r>
+            <w:proofErr w:type="spellEnd"/>
           </w:p>
         </w:tc>
         <w:tc>
@@ -11559,6 +12989,7 @@
                 <w:szCs w:val="24"/>
               </w:rPr>
             </w:pPr>
+            <w:proofErr w:type="spellStart"/>
             <w:r>
               <w:rPr>
                 <w:rFonts w:ascii="標楷體-繁" w:eastAsia="標楷體-繁"/>
@@ -11570,6 +13001,7 @@
               </w:rPr>
               <w:t>預期成果</w:t>
             </w:r>
+            <w:proofErr w:type="spellEnd"/>
           </w:p>
         </w:tc>
         <w:tc>
@@ -11600,7 +13032,7 @@
                 <w:szCs w:val="24"/>
                 <w:lang w:eastAsia="zh-TW"/>
               </w:rPr>
-              <w:t>使用者成功登出，系統導向登入頁面</w:t>
+              <w:t>商家成功登出，系統導向登入頁面</w:t>
             </w:r>
           </w:p>
         </w:tc>
@@ -11627,6 +13059,7 @@
                 <w:szCs w:val="24"/>
               </w:rPr>
             </w:pPr>
+            <w:proofErr w:type="spellStart"/>
             <w:r>
               <w:rPr>
                 <w:rFonts w:ascii="標楷體-繁" w:eastAsia="標楷體-繁"/>
@@ -11638,6 +13071,7 @@
               </w:rPr>
               <w:t>測試成果</w:t>
             </w:r>
+            <w:proofErr w:type="spellEnd"/>
           </w:p>
         </w:tc>
         <w:tc>
@@ -11657,6 +13091,7 @@
                 <w:szCs w:val="24"/>
               </w:rPr>
             </w:pPr>
+            <w:proofErr w:type="spellStart"/>
             <w:r>
               <w:rPr>
                 <w:rFonts w:ascii="標楷體-繁" w:eastAsia="標楷體-繁"/>
@@ -11668,6 +13103,7 @@
               </w:rPr>
               <w:t>通過</w:t>
             </w:r>
+            <w:proofErr w:type="spellEnd"/>
           </w:p>
         </w:tc>
       </w:tr>
@@ -11681,6 +13117,30 @@
           <w:b/>
           <w:bCs/>
           <w:color w:val="000000" w:themeColor="text1"/>
+        </w:rPr>
+      </w:pPr>
+    </w:p>
+    <w:p>
+      <w:pPr>
+        <w:pStyle w:val="Web"/>
+        <w:ind w:left="720"/>
+        <w:rPr>
+          <w:rFonts w:ascii="標楷體-繁" w:eastAsia="標楷體-繁"/>
+          <w:b/>
+          <w:bCs/>
+          <w:color w:val="000000" w:themeColor="text1"/>
+        </w:rPr>
+      </w:pPr>
+    </w:p>
+    <w:p>
+      <w:pPr>
+        <w:widowControl/>
+        <w:rPr>
+          <w:rFonts w:ascii="標楷體-繁" w:eastAsia="標楷體-繁" w:hAnsi="新細明體" w:cs="新細明體"/>
+          <w:b/>
+          <w:bCs/>
+          <w:kern w:val="0"/>
+          <w14:ligatures w14:val="none"/>
         </w:rPr>
       </w:pPr>
     </w:p>
@@ -11701,7 +13161,8 @@
           <w:b/>
           <w:bCs/>
         </w:rPr>
-        <w:t xml:space="preserve">表 10-2-21商家驗證    </w:t>
+        <w:lastRenderedPageBreak/>
+        <w:t xml:space="preserve">表 10-2-22商家驗證申請    </w:t>
       </w:r>
     </w:p>
     <w:tbl>
@@ -11739,6 +13200,7 @@
                 <w:szCs w:val="24"/>
               </w:rPr>
             </w:pPr>
+            <w:proofErr w:type="spellStart"/>
             <w:r>
               <w:rPr>
                 <w:rFonts w:ascii="標楷體-繁" w:eastAsia="標楷體-繁"/>
@@ -11750,6 +13212,7 @@
               </w:rPr>
               <w:t>測試編號</w:t>
             </w:r>
+            <w:proofErr w:type="spellEnd"/>
           </w:p>
         </w:tc>
         <w:tc>
@@ -11779,7 +13242,7 @@
                 <w:sz w:val="24"/>
                 <w:szCs w:val="24"/>
               </w:rPr>
-              <w:t>21</w:t>
+              <w:t>22</w:t>
             </w:r>
           </w:p>
         </w:tc>
@@ -11806,6 +13269,7 @@
                 <w:szCs w:val="24"/>
               </w:rPr>
             </w:pPr>
+            <w:proofErr w:type="spellStart"/>
             <w:r>
               <w:rPr>
                 <w:rFonts w:ascii="標楷體-繁" w:eastAsia="標楷體-繁"/>
@@ -11817,6 +13281,7 @@
               </w:rPr>
               <w:t>功能名稱</w:t>
             </w:r>
+            <w:proofErr w:type="spellEnd"/>
           </w:p>
         </w:tc>
         <w:tc>
@@ -11835,15 +13300,27 @@
                 <w:szCs w:val="24"/>
               </w:rPr>
             </w:pPr>
-            <w:r>
-              <w:rPr>
-                <w:rFonts w:ascii="標楷體-繁" w:eastAsia="標楷體-繁"/>
-                <w:b/>
-                <w:bCs/>
-                <w:sz w:val="24"/>
-                <w:szCs w:val="24"/>
-              </w:rPr>
-              <w:t xml:space="preserve">商家驗證申請  </w:t>
+            <w:proofErr w:type="spellStart"/>
+            <w:r>
+              <w:rPr>
+                <w:rFonts w:ascii="標楷體-繁" w:eastAsia="標楷體-繁"/>
+                <w:b/>
+                <w:bCs/>
+                <w:sz w:val="24"/>
+                <w:szCs w:val="24"/>
+              </w:rPr>
+              <w:t>商家驗證申請</w:t>
+            </w:r>
+            <w:proofErr w:type="spellEnd"/>
+            <w:r>
+              <w:rPr>
+                <w:rFonts w:ascii="標楷體-繁" w:eastAsia="標楷體-繁"/>
+                <w:b/>
+                <w:bCs/>
+                <w:sz w:val="24"/>
+                <w:szCs w:val="24"/>
+              </w:rPr>
+              <w:t xml:space="preserve">  </w:t>
             </w:r>
           </w:p>
         </w:tc>
@@ -11870,6 +13347,7 @@
                 <w:szCs w:val="24"/>
               </w:rPr>
             </w:pPr>
+            <w:proofErr w:type="spellStart"/>
             <w:r>
               <w:rPr>
                 <w:rFonts w:ascii="標楷體-繁" w:eastAsia="標楷體-繁"/>
@@ -11881,6 +13359,7 @@
               </w:rPr>
               <w:t>測試目的</w:t>
             </w:r>
+            <w:proofErr w:type="spellEnd"/>
           </w:p>
         </w:tc>
         <w:tc>
@@ -11936,6 +13415,7 @@
                 <w:szCs w:val="24"/>
               </w:rPr>
             </w:pPr>
+            <w:proofErr w:type="spellStart"/>
             <w:r>
               <w:rPr>
                 <w:rFonts w:ascii="標楷體-繁" w:eastAsia="標楷體-繁"/>
@@ -11947,6 +13427,7 @@
               </w:rPr>
               <w:t>測試流程</w:t>
             </w:r>
+            <w:proofErr w:type="spellEnd"/>
           </w:p>
         </w:tc>
         <w:tc>
@@ -11961,78 +13442,27 @@
                 <w:rFonts w:ascii="標楷體-繁" w:eastAsia="標楷體-繁"/>
                 <w:b/>
                 <w:bCs/>
-                <w:color w:val="000000" w:themeColor="text1"/>
-                <w:sz w:val="24"/>
-                <w:szCs w:val="24"/>
-                <w:lang w:eastAsia="zh-TW"/>
-              </w:rPr>
-            </w:pPr>
-            <w:r>
-              <w:rPr>
-                <w:rFonts w:asciiTheme="minorHAnsi" w:eastAsiaTheme="minorEastAsia" w:hAnsiTheme="minorHAnsi" w:cstheme="minorBidi"/>
-                <w:b/>
-                <w:bCs/>
-                <w:color w:val="000000" w:themeColor="text1"/>
-                <w:sz w:val="24"/>
-                <w:szCs w:val="24"/>
-                <w:lang w:eastAsia="zh-TW"/>
-              </w:rPr>
-              <w:t>點擊導覽列上方的「更多」清單</w:t>
-            </w:r>
-            <w:r>
-              <w:rPr>
-                <w:rFonts w:asciiTheme="minorHAnsi" w:eastAsiaTheme="minorEastAsia" w:hAnsiTheme="minorHAnsi" w:cstheme="minorBidi"/>
-                <w:b/>
-                <w:bCs/>
-                <w:color w:val="000000" w:themeColor="text1"/>
-                <w:sz w:val="24"/>
-                <w:szCs w:val="24"/>
-                <w:lang w:eastAsia="zh-TW"/>
-              </w:rPr>
-              <w:t xml:space="preserve"> → </w:t>
-            </w:r>
-            <w:r>
-              <w:rPr>
-                <w:rFonts w:asciiTheme="minorHAnsi" w:eastAsiaTheme="minorEastAsia" w:hAnsiTheme="minorHAnsi" w:cstheme="minorBidi"/>
-                <w:b/>
-                <w:bCs/>
-                <w:color w:val="000000" w:themeColor="text1"/>
-                <w:sz w:val="24"/>
-                <w:szCs w:val="24"/>
-                <w:lang w:eastAsia="zh-TW"/>
-              </w:rPr>
-              <w:t>點選「申請為商家」進入申請認證畫面</w:t>
-            </w:r>
-            <w:r>
-              <w:rPr>
-                <w:rFonts w:asciiTheme="minorHAnsi" w:eastAsiaTheme="minorEastAsia" w:hAnsiTheme="minorHAnsi" w:cstheme="minorBidi"/>
-                <w:b/>
-                <w:bCs/>
-                <w:color w:val="000000" w:themeColor="text1"/>
-                <w:sz w:val="24"/>
-                <w:szCs w:val="24"/>
-                <w:lang w:eastAsia="zh-TW"/>
-              </w:rPr>
-              <w:t xml:space="preserve"> →</w:t>
-            </w:r>
-            <w:r>
-              <w:rPr>
-                <w:rFonts w:asciiTheme="minorHAnsi" w:eastAsiaTheme="minorEastAsia" w:hAnsiTheme="minorHAnsi" w:cstheme="minorBidi"/>
-                <w:b/>
-                <w:bCs/>
-                <w:color w:val="000000" w:themeColor="text1"/>
-                <w:sz w:val="24"/>
-                <w:szCs w:val="24"/>
-                <w:lang w:eastAsia="zh-TW"/>
-              </w:rPr>
-              <w:t>上填寫必填資訊（名稱、統編、地址、聯絡方式、信箱）、上傳營業登記證明文件</w:t>
-            </w:r>
-            <w:r>
-              <w:rPr>
-                <w:rFonts w:asciiTheme="minorHAnsi" w:eastAsiaTheme="minorEastAsia" w:hAnsiTheme="minorHAnsi" w:cstheme="minorBidi"/>
-                <w:b/>
-                <w:bCs/>
-                <w:color w:val="000000" w:themeColor="text1"/>
+                <w:sz w:val="24"/>
+                <w:szCs w:val="24"/>
+                <w:lang w:eastAsia="zh-TW"/>
+              </w:rPr>
+            </w:pPr>
+            <w:r>
+              <w:rPr>
+                <w:rFonts w:ascii="標楷體-繁" w:eastAsia="標楷體-繁"/>
+                <w:b/>
+                <w:bCs/>
+                <w:sz w:val="24"/>
+                <w:szCs w:val="24"/>
+                <w:lang w:eastAsia="zh-TW"/>
+              </w:rPr>
+              <w:t xml:space="preserve">點擊導覽列上方的「更多」清單 </w:t>
+            </w:r>
+            <w:r>
+              <w:rPr>
+                <w:rFonts w:ascii="標楷體-繁" w:eastAsia="標楷體-繁"/>
+                <w:b/>
+                <w:bCs/>
                 <w:sz w:val="24"/>
                 <w:szCs w:val="24"/>
                 <w:lang w:eastAsia="zh-TW"/>
@@ -12041,15 +13471,58 @@
             </w:r>
             <w:r>
               <w:rPr>
-                <w:rFonts w:asciiTheme="minorHAnsi" w:eastAsiaTheme="minorEastAsia" w:hAnsiTheme="minorHAnsi" w:cstheme="minorBidi"/>
-                <w:b/>
-                <w:bCs/>
-                <w:color w:val="000000" w:themeColor="text1"/>
-                <w:sz w:val="24"/>
-                <w:szCs w:val="24"/>
-                <w:lang w:eastAsia="zh-TW"/>
-              </w:rPr>
-              <w:t>點選「提交申請」</w:t>
+                <w:rFonts w:ascii="標楷體-繁" w:eastAsia="標楷體-繁"/>
+                <w:b/>
+                <w:bCs/>
+                <w:sz w:val="24"/>
+                <w:szCs w:val="24"/>
+                <w:lang w:eastAsia="zh-TW"/>
+              </w:rPr>
+              <w:t xml:space="preserve"> 點選「申請為商家」進入申請認證畫面 </w:t>
+            </w:r>
+            <w:r>
+              <w:rPr>
+                <w:rFonts w:ascii="標楷體-繁" w:eastAsia="標楷體-繁"/>
+                <w:b/>
+                <w:bCs/>
+                <w:sz w:val="24"/>
+                <w:szCs w:val="24"/>
+                <w:lang w:eastAsia="zh-TW"/>
+              </w:rPr>
+              <w:t>→</w:t>
+            </w:r>
+            <w:r>
+              <w:rPr>
+                <w:rFonts w:ascii="標楷體-繁" w:eastAsia="標楷體-繁"/>
+                <w:b/>
+                <w:bCs/>
+                <w:sz w:val="24"/>
+                <w:szCs w:val="24"/>
+                <w:lang w:eastAsia="zh-TW"/>
+              </w:rPr>
+              <w:t xml:space="preserve"> 填寫必填資訊（名稱、統編、地址、聯絡方式、信箱）、上傳營業登記證明文件</w:t>
+            </w:r>
+            <w:r>
+              <w:rPr>
+                <w:rFonts w:ascii="標楷體-繁" w:eastAsia="標楷體-繁"/>
+                <w:b/>
+                <w:bCs/>
+                <w:sz w:val="24"/>
+                <w:szCs w:val="24"/>
+                <w:lang w:eastAsia="zh-TW"/>
+              </w:rPr>
+              <w:t>→</w:t>
+            </w:r>
+            <w:r>
+              <w:rPr>
+                <w:rFonts w:ascii="標楷體-繁" w:eastAsia="標楷體-繁"/>
+                <w:b/>
+                <w:bCs/>
+                <w:sz w:val="24"/>
+                <w:szCs w:val="24"/>
+                <w:lang w:eastAsia="zh-TW"/>
+              </w:rPr>
+              <w:t xml:space="preserve"> 點選「提交申請」</w:t>
             </w:r>
           </w:p>
         </w:tc>
@@ -12076,6 +13549,7 @@
                 <w:szCs w:val="24"/>
               </w:rPr>
             </w:pPr>
+            <w:proofErr w:type="spellStart"/>
             <w:r>
               <w:rPr>
                 <w:rFonts w:ascii="標楷體-繁" w:eastAsia="標楷體-繁"/>
@@ -12087,6 +13561,7 @@
               </w:rPr>
               <w:t>預期成果</w:t>
             </w:r>
+            <w:proofErr w:type="spellEnd"/>
           </w:p>
         </w:tc>
         <w:tc>
@@ -12144,6 +13619,7 @@
                 <w:szCs w:val="24"/>
               </w:rPr>
             </w:pPr>
+            <w:proofErr w:type="spellStart"/>
             <w:r>
               <w:rPr>
                 <w:rFonts w:ascii="標楷體-繁" w:eastAsia="標楷體-繁"/>
@@ -12155,6 +13631,7 @@
               </w:rPr>
               <w:t>測試成果</w:t>
             </w:r>
+            <w:proofErr w:type="spellEnd"/>
           </w:p>
         </w:tc>
         <w:tc>
@@ -12174,6 +13651,7 @@
                 <w:szCs w:val="24"/>
               </w:rPr>
             </w:pPr>
+            <w:proofErr w:type="spellStart"/>
             <w:r>
               <w:rPr>
                 <w:rFonts w:ascii="標楷體-繁" w:eastAsia="標楷體-繁"/>
@@ -12185,6 +13663,7 @@
               </w:rPr>
               <w:t>通過</w:t>
             </w:r>
+            <w:proofErr w:type="spellEnd"/>
           </w:p>
         </w:tc>
       </w:tr>
@@ -12203,22 +13682,23 @@
     </w:p>
     <w:p>
       <w:pPr>
-        <w:pStyle w:val="Web"/>
-        <w:ind w:left="720"/>
+        <w:widowControl/>
         <w:jc w:val="center"/>
+        <w:rPr>
+          <w:rFonts w:ascii="標楷體-繁" w:eastAsia="標楷體-繁" w:hAnsi="新細明體" w:cs="新細明體"/>
+          <w:b/>
+          <w:bCs/>
+          <w:kern w:val="0"/>
+          <w14:ligatures w14:val="none"/>
+        </w:rPr>
+      </w:pPr>
+      <w:r>
         <w:rPr>
           <w:rFonts w:ascii="標楷體-繁" w:eastAsia="標楷體-繁"/>
           <w:b/>
           <w:bCs/>
         </w:rPr>
-      </w:pPr>
-      <w:r>
-        <w:rPr>
-          <w:rFonts w:ascii="標楷體-繁" w:eastAsia="標楷體-繁"/>
-          <w:b/>
-          <w:bCs/>
-        </w:rPr>
-        <w:t xml:space="preserve">表 10-2-22商家標示  </w:t>
+        <w:t>表 10-2-23商家標示</w:t>
       </w:r>
     </w:p>
     <w:tbl>
@@ -12256,6 +13736,7 @@
                 <w:szCs w:val="24"/>
               </w:rPr>
             </w:pPr>
+            <w:proofErr w:type="spellStart"/>
             <w:r>
               <w:rPr>
                 <w:rFonts w:ascii="標楷體-繁" w:eastAsia="標楷體-繁"/>
@@ -12267,6 +13748,7 @@
               </w:rPr>
               <w:t>測試編號</w:t>
             </w:r>
+            <w:proofErr w:type="spellEnd"/>
           </w:p>
         </w:tc>
         <w:tc>
@@ -12296,7 +13778,7 @@
                 <w:sz w:val="24"/>
                 <w:szCs w:val="24"/>
               </w:rPr>
-              <w:t>22</w:t>
+              <w:t>23</w:t>
             </w:r>
           </w:p>
         </w:tc>
@@ -12323,6 +13805,7 @@
                 <w:szCs w:val="24"/>
               </w:rPr>
             </w:pPr>
+            <w:proofErr w:type="spellStart"/>
             <w:r>
               <w:rPr>
                 <w:rFonts w:ascii="標楷體-繁" w:eastAsia="標楷體-繁"/>
@@ -12334,6 +13817,7 @@
               </w:rPr>
               <w:t>功能名稱</w:t>
             </w:r>
+            <w:proofErr w:type="spellEnd"/>
           </w:p>
         </w:tc>
         <w:tc>
@@ -12352,6 +13836,7 @@
                 <w:szCs w:val="24"/>
               </w:rPr>
             </w:pPr>
+            <w:proofErr w:type="spellStart"/>
             <w:r>
               <w:rPr>
                 <w:rFonts w:ascii="標楷體-繁" w:eastAsia="標楷體-繁"/>
@@ -12362,6 +13847,7 @@
               </w:rPr>
               <w:t>商家標示</w:t>
             </w:r>
+            <w:proofErr w:type="spellEnd"/>
           </w:p>
         </w:tc>
       </w:tr>
@@ -12387,6 +13873,7 @@
                 <w:szCs w:val="24"/>
               </w:rPr>
             </w:pPr>
+            <w:proofErr w:type="spellStart"/>
             <w:r>
               <w:rPr>
                 <w:rFonts w:ascii="標楷體-繁" w:eastAsia="標楷體-繁"/>
@@ -12398,6 +13885,7 @@
               </w:rPr>
               <w:t>測試目的</w:t>
             </w:r>
+            <w:proofErr w:type="spellEnd"/>
           </w:p>
         </w:tc>
         <w:tc>
@@ -12426,7 +13914,7 @@
                 <w:szCs w:val="24"/>
                 <w:lang w:eastAsia="zh-TW"/>
               </w:rPr>
-              <w:t>確認通過審核後可正常顯示商家標籤於用戶名稱旁</w:t>
+              <w:t>確認註冊為商家帳號後，名稱旁會顯示商家符號與審核狀態標示</w:t>
             </w:r>
           </w:p>
         </w:tc>
@@ -12453,6 +13941,7 @@
                 <w:szCs w:val="24"/>
               </w:rPr>
             </w:pPr>
+            <w:proofErr w:type="spellStart"/>
             <w:r>
               <w:rPr>
                 <w:rFonts w:ascii="標楷體-繁" w:eastAsia="標楷體-繁"/>
@@ -12464,6 +13953,7 @@
               </w:rPr>
               <w:t>測試流程</w:t>
             </w:r>
+            <w:proofErr w:type="spellEnd"/>
           </w:p>
         </w:tc>
         <w:tc>
@@ -12674,6 +14164,17 @@
                 <w:lang w:eastAsia="zh-TW"/>
               </w:rPr>
               <w:t xml:space="preserve"> </w:t>
+            </w:r>
+            <w:r>
+              <w:rPr>
+                <w:rFonts w:asciiTheme="minorHAnsi" w:eastAsiaTheme="minorEastAsia" w:hAnsiTheme="minorHAnsi" w:cstheme="minorBidi"/>
+                <w:b/>
+                <w:bCs/>
+                <w:sz w:val="24"/>
+                <w:szCs w:val="24"/>
+                <w:lang w:eastAsia="zh-TW"/>
+              </w:rPr>
+              <w:t>需</w:t>
             </w:r>
             <w:r>
               <w:rPr>
@@ -12723,6 +14224,7 @@
                 <w:szCs w:val="24"/>
               </w:rPr>
             </w:pPr>
+            <w:proofErr w:type="spellStart"/>
             <w:r>
               <w:rPr>
                 <w:rFonts w:ascii="標楷體-繁" w:eastAsia="標楷體-繁"/>
@@ -12734,6 +14236,7 @@
               </w:rPr>
               <w:t>預期成果</w:t>
             </w:r>
+            <w:proofErr w:type="spellEnd"/>
           </w:p>
         </w:tc>
         <w:tc>
@@ -12758,23 +14261,11 @@
                 <w:rFonts w:ascii="標楷體-繁" w:eastAsia="標楷體-繁"/>
                 <w:b/>
                 <w:bCs/>
-                <w:color w:val="000000" w:themeColor="text1"/>
-                <w:sz w:val="24"/>
-                <w:szCs w:val="24"/>
-                <w:lang w:eastAsia="zh-TW"/>
-              </w:rPr>
-              <w:t>商家能收到審核結果的電子郵件，驗證狀態追蹤能成功改變(審核中、已驗證、已拒絕)並能</w:t>
-            </w:r>
-            <w:r>
-              <w:rPr>
-                <w:rFonts w:ascii="標楷體-繁" w:eastAsia="標楷體-繁"/>
-                <w:b/>
-                <w:bCs/>
-                <w:sz w:val="24"/>
-                <w:szCs w:val="24"/>
-                <w:lang w:eastAsia="zh-TW"/>
-              </w:rPr>
-              <w:t>正常顯示商家標籤於用戶名稱旁</w:t>
+                <w:sz w:val="24"/>
+                <w:szCs w:val="24"/>
+                <w:lang w:eastAsia="zh-TW"/>
+              </w:rPr>
+              <w:t>商家可正常接收審核結果的通知信，系統能依據審核進度更新驗證狀態（未驗證、審核中、已驗證、已拒絕），並於使用者名稱旁正確顯示對應的商家標籤</w:t>
             </w:r>
           </w:p>
         </w:tc>
@@ -12801,6 +14292,7 @@
                 <w:szCs w:val="24"/>
               </w:rPr>
             </w:pPr>
+            <w:proofErr w:type="spellStart"/>
             <w:r>
               <w:rPr>
                 <w:rFonts w:ascii="標楷體-繁" w:eastAsia="標楷體-繁"/>
@@ -12812,6 +14304,7 @@
               </w:rPr>
               <w:t>測試成果</w:t>
             </w:r>
+            <w:proofErr w:type="spellEnd"/>
           </w:p>
         </w:tc>
         <w:tc>
@@ -12831,6 +14324,7 @@
                 <w:szCs w:val="24"/>
               </w:rPr>
             </w:pPr>
+            <w:proofErr w:type="spellStart"/>
             <w:r>
               <w:rPr>
                 <w:rFonts w:ascii="標楷體-繁" w:eastAsia="標楷體-繁"/>
@@ -12842,6 +14336,7 @@
               </w:rPr>
               <w:t>通過</w:t>
             </w:r>
+            <w:proofErr w:type="spellEnd"/>
           </w:p>
         </w:tc>
       </w:tr>
@@ -12860,6 +14355,26 @@
     </w:p>
     <w:p>
       <w:pPr>
+        <w:widowControl/>
+        <w:rPr>
+          <w:rFonts w:ascii="標楷體-繁" w:eastAsia="標楷體-繁" w:hAnsi="新細明體" w:cs="新細明體"/>
+          <w:b/>
+          <w:bCs/>
+          <w:kern w:val="0"/>
+          <w14:ligatures w14:val="none"/>
+        </w:rPr>
+      </w:pPr>
+      <w:r>
+        <w:rPr>
+          <w:rFonts w:ascii="標楷體-繁" w:eastAsia="標楷體-繁"/>
+          <w:b/>
+          <w:bCs/>
+        </w:rPr>
+        <w:br w:type="page"/>
+      </w:r>
+    </w:p>
+    <w:p>
+      <w:pPr>
         <w:pStyle w:val="Web"/>
         <w:ind w:left="720"/>
         <w:jc w:val="center"/>
@@ -12875,7 +14390,8 @@
           <w:b/>
           <w:bCs/>
         </w:rPr>
-        <w:t xml:space="preserve">表 10-2-23發佈貼文   </w:t>
+        <w:lastRenderedPageBreak/>
+        <w:t xml:space="preserve">表 10-2-24發布貼文   </w:t>
       </w:r>
     </w:p>
     <w:tbl>
@@ -12913,6 +14429,7 @@
                 <w:szCs w:val="24"/>
               </w:rPr>
             </w:pPr>
+            <w:proofErr w:type="spellStart"/>
             <w:r>
               <w:rPr>
                 <w:rFonts w:ascii="標楷體-繁" w:eastAsia="標楷體-繁"/>
@@ -12924,6 +14441,7 @@
               </w:rPr>
               <w:t>測試編號</w:t>
             </w:r>
+            <w:proofErr w:type="spellEnd"/>
           </w:p>
         </w:tc>
         <w:tc>
@@ -12953,7 +14471,7 @@
                 <w:sz w:val="24"/>
                 <w:szCs w:val="24"/>
               </w:rPr>
-              <w:t>23</w:t>
+              <w:t>24</w:t>
             </w:r>
           </w:p>
         </w:tc>
@@ -12980,6 +14498,7 @@
                 <w:szCs w:val="24"/>
               </w:rPr>
             </w:pPr>
+            <w:proofErr w:type="spellStart"/>
             <w:r>
               <w:rPr>
                 <w:rFonts w:ascii="標楷體-繁" w:eastAsia="標楷體-繁"/>
@@ -12991,6 +14510,7 @@
               </w:rPr>
               <w:t>功能名稱</w:t>
             </w:r>
+            <w:proofErr w:type="spellEnd"/>
           </w:p>
         </w:tc>
         <w:tc>
@@ -13009,16 +14529,18 @@
                 <w:szCs w:val="24"/>
               </w:rPr>
             </w:pPr>
-            <w:r>
-              <w:rPr>
-                <w:rFonts w:ascii="標楷體-繁" w:eastAsia="標楷體-繁"/>
-                <w:b/>
-                <w:bCs/>
-                <w:sz w:val="24"/>
-                <w:szCs w:val="24"/>
-              </w:rPr>
-              <w:t>發佈貼文</w:t>
-            </w:r>
+            <w:proofErr w:type="spellStart"/>
+            <w:r>
+              <w:rPr>
+                <w:rFonts w:ascii="標楷體-繁" w:eastAsia="標楷體-繁"/>
+                <w:b/>
+                <w:bCs/>
+                <w:sz w:val="24"/>
+                <w:szCs w:val="24"/>
+              </w:rPr>
+              <w:t>發布貼文</w:t>
+            </w:r>
+            <w:proofErr w:type="spellEnd"/>
           </w:p>
         </w:tc>
       </w:tr>
@@ -13044,6 +14566,7 @@
                 <w:szCs w:val="24"/>
               </w:rPr>
             </w:pPr>
+            <w:proofErr w:type="spellStart"/>
             <w:r>
               <w:rPr>
                 <w:rFonts w:ascii="標楷體-繁" w:eastAsia="標楷體-繁"/>
@@ -13055,6 +14578,7 @@
               </w:rPr>
               <w:t>測試目的</w:t>
             </w:r>
+            <w:proofErr w:type="spellEnd"/>
           </w:p>
         </w:tc>
         <w:tc>
@@ -13110,6 +14634,7 @@
                 <w:szCs w:val="24"/>
               </w:rPr>
             </w:pPr>
+            <w:proofErr w:type="spellStart"/>
             <w:r>
               <w:rPr>
                 <w:rFonts w:ascii="標楷體-繁" w:eastAsia="標楷體-繁"/>
@@ -13121,6 +14646,7 @@
               </w:rPr>
               <w:t>測試流程</w:t>
             </w:r>
+            <w:proofErr w:type="spellEnd"/>
           </w:p>
         </w:tc>
         <w:tc>
@@ -13199,7 +14725,7 @@
                 <w:szCs w:val="24"/>
                 <w:lang w:eastAsia="zh-TW"/>
               </w:rPr>
-              <w:t xml:space="preserve"> 填寫欲發佈的內容（標題、推廣優惠或活動等）</w:t>
+              <w:t xml:space="preserve"> 填寫欲發布的內容（標題、推廣優惠或活動等）</w:t>
             </w:r>
             <w:r>
               <w:rPr>
@@ -13223,7 +14749,7 @@
                 <w:szCs w:val="24"/>
                 <w:lang w:eastAsia="zh-TW"/>
               </w:rPr>
-              <w:t xml:space="preserve"> 點擊最下方的「發佈貼文」按鈕</w:t>
+              <w:t xml:space="preserve"> 點擊最下方的「發布貼文」按鈕</w:t>
             </w:r>
           </w:p>
         </w:tc>
@@ -13250,6 +14776,7 @@
                 <w:szCs w:val="24"/>
               </w:rPr>
             </w:pPr>
+            <w:proofErr w:type="spellStart"/>
             <w:r>
               <w:rPr>
                 <w:rFonts w:ascii="標楷體-繁" w:eastAsia="標楷體-繁"/>
@@ -13261,6 +14788,7 @@
               </w:rPr>
               <w:t>預期成果</w:t>
             </w:r>
+            <w:proofErr w:type="spellEnd"/>
           </w:p>
         </w:tc>
         <w:tc>
@@ -13291,7 +14819,7 @@
                 <w:szCs w:val="24"/>
                 <w:lang w:eastAsia="zh-TW"/>
               </w:rPr>
-              <w:t>發佈貼文後，可在導覽列上方的「更多」選單的貼文紀錄中查看自己的貼文發佈紀錄</w:t>
+              <w:t>發布貼文後，可在導覽列上方的「更多」選單的貼文紀錄中查看自己的貼文發布紀錄</w:t>
             </w:r>
           </w:p>
         </w:tc>
@@ -13318,6 +14846,7 @@
                 <w:szCs w:val="24"/>
               </w:rPr>
             </w:pPr>
+            <w:proofErr w:type="spellStart"/>
             <w:r>
               <w:rPr>
                 <w:rFonts w:ascii="標楷體-繁" w:eastAsia="標楷體-繁"/>
@@ -13329,6 +14858,7 @@
               </w:rPr>
               <w:t>測試成果</w:t>
             </w:r>
+            <w:proofErr w:type="spellEnd"/>
           </w:p>
         </w:tc>
         <w:tc>
@@ -13348,6 +14878,7 @@
                 <w:szCs w:val="24"/>
               </w:rPr>
             </w:pPr>
+            <w:proofErr w:type="spellStart"/>
             <w:r>
               <w:rPr>
                 <w:rFonts w:ascii="標楷體-繁" w:eastAsia="標楷體-繁"/>
@@ -13359,10 +14890,35 @@
               </w:rPr>
               <w:t>通過</w:t>
             </w:r>
+            <w:proofErr w:type="spellEnd"/>
           </w:p>
         </w:tc>
       </w:tr>
     </w:tbl>
+    <w:p>
+      <w:pPr>
+        <w:pStyle w:val="Web"/>
+        <w:ind w:left="720"/>
+        <w:rPr>
+          <w:rFonts w:ascii="標楷體-繁" w:eastAsia="標楷體-繁"/>
+          <w:b/>
+          <w:bCs/>
+          <w:color w:val="000000" w:themeColor="text1"/>
+        </w:rPr>
+      </w:pPr>
+    </w:p>
+    <w:p>
+      <w:pPr>
+        <w:pStyle w:val="Web"/>
+        <w:ind w:left="720"/>
+        <w:rPr>
+          <w:rFonts w:ascii="標楷體-繁" w:eastAsia="標楷體-繁"/>
+          <w:b/>
+          <w:bCs/>
+          <w:color w:val="000000" w:themeColor="text1"/>
+        </w:rPr>
+      </w:pPr>
+    </w:p>
     <w:p>
       <w:pPr>
         <w:pStyle w:val="Web"/>
@@ -13392,7 +14948,7 @@
           <w:b/>
           <w:bCs/>
         </w:rPr>
-        <w:t xml:space="preserve">表 10-2-24刪除貼文   </w:t>
+        <w:t xml:space="preserve">表 10-2-25刪除貼文   </w:t>
       </w:r>
     </w:p>
     <w:tbl>
@@ -13430,6 +14986,7 @@
                 <w:szCs w:val="24"/>
               </w:rPr>
             </w:pPr>
+            <w:proofErr w:type="spellStart"/>
             <w:r>
               <w:rPr>
                 <w:rFonts w:ascii="標楷體-繁" w:eastAsia="標楷體-繁"/>
@@ -13441,6 +14998,7 @@
               </w:rPr>
               <w:t>測試編號</w:t>
             </w:r>
+            <w:proofErr w:type="spellEnd"/>
           </w:p>
         </w:tc>
         <w:tc>
@@ -13470,7 +15028,7 @@
                 <w:sz w:val="24"/>
                 <w:szCs w:val="24"/>
               </w:rPr>
-              <w:t>24</w:t>
+              <w:t>25</w:t>
             </w:r>
           </w:p>
         </w:tc>
@@ -13497,6 +15055,7 @@
                 <w:szCs w:val="24"/>
               </w:rPr>
             </w:pPr>
+            <w:proofErr w:type="spellStart"/>
             <w:r>
               <w:rPr>
                 <w:rFonts w:ascii="標楷體-繁" w:eastAsia="標楷體-繁"/>
@@ -13508,6 +15067,7 @@
               </w:rPr>
               <w:t>功能名稱</w:t>
             </w:r>
+            <w:proofErr w:type="spellEnd"/>
           </w:p>
         </w:tc>
         <w:tc>
@@ -13526,6 +15086,7 @@
                 <w:szCs w:val="24"/>
               </w:rPr>
             </w:pPr>
+            <w:proofErr w:type="spellStart"/>
             <w:r>
               <w:rPr>
                 <w:rFonts w:ascii="標楷體-繁" w:eastAsia="標楷體-繁"/>
@@ -13536,6 +15097,7 @@
               </w:rPr>
               <w:t>刪除貼文</w:t>
             </w:r>
+            <w:proofErr w:type="spellEnd"/>
           </w:p>
         </w:tc>
       </w:tr>
@@ -13561,6 +15123,7 @@
                 <w:szCs w:val="24"/>
               </w:rPr>
             </w:pPr>
+            <w:proofErr w:type="spellStart"/>
             <w:r>
               <w:rPr>
                 <w:rFonts w:ascii="標楷體-繁" w:eastAsia="標楷體-繁"/>
@@ -13572,6 +15135,7 @@
               </w:rPr>
               <w:t>測試目的</w:t>
             </w:r>
+            <w:proofErr w:type="spellEnd"/>
           </w:p>
         </w:tc>
         <w:tc>
@@ -13600,7 +15164,7 @@
                 <w:szCs w:val="24"/>
                 <w:lang w:eastAsia="zh-TW"/>
               </w:rPr>
-              <w:t>確認商家可成功刪除自己發佈的貼文</w:t>
+              <w:t>確認商家可成功刪除自己發布的貼文</w:t>
             </w:r>
           </w:p>
         </w:tc>
@@ -13627,18 +15191,19 @@
                 <w:szCs w:val="24"/>
               </w:rPr>
             </w:pPr>
-            <w:r>
-              <w:rPr>
-                <w:rFonts w:ascii="標楷體-繁" w:eastAsia="標楷體-繁"/>
-                <w:b/>
-                <w:bCs/>
-                <w:color w:val="000000" w:themeColor="text1"/>
-                <w:sz w:val="24"/>
-                <w:szCs w:val="24"/>
-              </w:rPr>
-              <w:lastRenderedPageBreak/>
+            <w:proofErr w:type="spellStart"/>
+            <w:r>
+              <w:rPr>
+                <w:rFonts w:ascii="標楷體-繁" w:eastAsia="標楷體-繁"/>
+                <w:b/>
+                <w:bCs/>
+                <w:color w:val="000000" w:themeColor="text1"/>
+                <w:sz w:val="24"/>
+                <w:szCs w:val="24"/>
+              </w:rPr>
               <w:t>測試流程</w:t>
             </w:r>
+            <w:proofErr w:type="spellEnd"/>
           </w:p>
         </w:tc>
         <w:tc>
@@ -13768,6 +15333,7 @@
                 <w:szCs w:val="24"/>
               </w:rPr>
             </w:pPr>
+            <w:proofErr w:type="spellStart"/>
             <w:r>
               <w:rPr>
                 <w:rFonts w:ascii="標楷體-繁" w:eastAsia="標楷體-繁"/>
@@ -13779,6 +15345,7 @@
               </w:rPr>
               <w:t>預期成果</w:t>
             </w:r>
+            <w:proofErr w:type="spellEnd"/>
           </w:p>
         </w:tc>
         <w:tc>
@@ -13809,7 +15376,7 @@
                 <w:szCs w:val="24"/>
                 <w:lang w:eastAsia="zh-TW"/>
               </w:rPr>
-              <w:t>貼文刪除成功後，該貼文將不再顯示於個人動態牆與探索頁等任何頁面</w:t>
+              <w:t>貼文刪除成功後，該貼文將不再顯示於貼文紀錄與探索頁等任何頁面</w:t>
             </w:r>
           </w:p>
         </w:tc>
@@ -13836,6 +15403,7 @@
                 <w:szCs w:val="24"/>
               </w:rPr>
             </w:pPr>
+            <w:proofErr w:type="spellStart"/>
             <w:r>
               <w:rPr>
                 <w:rFonts w:ascii="標楷體-繁" w:eastAsia="標楷體-繁"/>
@@ -13847,6 +15415,7 @@
               </w:rPr>
               <w:t>測試成果</w:t>
             </w:r>
+            <w:proofErr w:type="spellEnd"/>
           </w:p>
         </w:tc>
         <w:tc>
@@ -13866,6 +15435,7 @@
                 <w:szCs w:val="24"/>
               </w:rPr>
             </w:pPr>
+            <w:proofErr w:type="spellStart"/>
             <w:r>
               <w:rPr>
                 <w:rFonts w:ascii="標楷體-繁" w:eastAsia="標楷體-繁"/>
@@ -13877,6 +15447,595 @@
               </w:rPr>
               <w:t>通過</w:t>
             </w:r>
+            <w:proofErr w:type="spellEnd"/>
+          </w:p>
+        </w:tc>
+      </w:tr>
+    </w:tbl>
+    <w:p>
+      <w:pPr>
+        <w:pStyle w:val="Web"/>
+        <w:ind w:left="720"/>
+        <w:jc w:val="center"/>
+        <w:rPr>
+          <w:rFonts w:ascii="標楷體-繁" w:eastAsia="標楷體-繁"/>
+          <w:b/>
+          <w:bCs/>
+          <w:highlight w:val="cyan"/>
+        </w:rPr>
+      </w:pPr>
+    </w:p>
+    <w:p>
+      <w:pPr>
+        <w:widowControl/>
+        <w:rPr>
+          <w:rFonts w:ascii="標楷體-繁" w:eastAsia="標楷體-繁" w:hAnsi="新細明體" w:cs="新細明體"/>
+          <w:b/>
+          <w:bCs/>
+          <w:kern w:val="0"/>
+          <w14:ligatures w14:val="none"/>
+        </w:rPr>
+      </w:pPr>
+      <w:r>
+        <w:rPr>
+          <w:rFonts w:ascii="標楷體-繁" w:eastAsia="標楷體-繁"/>
+          <w:b/>
+          <w:bCs/>
+        </w:rPr>
+        <w:br w:type="page"/>
+      </w:r>
+    </w:p>
+    <w:p>
+      <w:pPr>
+        <w:pStyle w:val="Web"/>
+        <w:ind w:left="720"/>
+        <w:jc w:val="center"/>
+        <w:rPr>
+          <w:rFonts w:ascii="標楷體-繁" w:eastAsia="標楷體-繁"/>
+          <w:b/>
+          <w:bCs/>
+        </w:rPr>
+      </w:pPr>
+      <w:r>
+        <w:rPr>
+          <w:rFonts w:ascii="標楷體-繁" w:eastAsia="標楷體-繁"/>
+          <w:b/>
+          <w:bCs/>
+        </w:rPr>
+        <w:lastRenderedPageBreak/>
+        <w:t xml:space="preserve">表 10-2-26編輯貼文      </w:t>
+      </w:r>
+    </w:p>
+    <w:tbl>
+      <w:tblPr>
+        <w:tblStyle w:val="af"/>
+        <w:tblW w:w="0" w:type="auto"/>
+        <w:tblInd w:w="720" w:type="dxa"/>
+        <w:tblLook w:val="06A0" w:firstRow="1" w:lastRow="0" w:firstColumn="1" w:lastColumn="0" w:noHBand="1" w:noVBand="1"/>
+      </w:tblPr>
+      <w:tblGrid>
+        <w:gridCol w:w="1575"/>
+        <w:gridCol w:w="6000"/>
+      </w:tblGrid>
+      <w:tr>
+        <w:trPr>
+          <w:trHeight w:val="300"/>
+        </w:trPr>
+        <w:tc>
+          <w:tcPr>
+            <w:tcW w:w="1575" w:type="dxa"/>
+            <w:shd w:val="clear" w:color="auto" w:fill="EBE1F2"/>
+            <w:vAlign w:val="center"/>
+          </w:tcPr>
+          <w:p>
+            <w:pPr>
+              <w:pStyle w:val="Web"/>
+              <w:jc w:val="center"/>
+              <w:rPr>
+                <w:rFonts w:ascii="標楷體-繁" w:eastAsia="標楷體-繁"/>
+                <w:b/>
+                <w:bCs/>
+                <w:color w:val="000000" w:themeColor="text1"/>
+                <w:sz w:val="24"/>
+                <w:szCs w:val="24"/>
+              </w:rPr>
+            </w:pPr>
+            <w:proofErr w:type="spellStart"/>
+            <w:r>
+              <w:rPr>
+                <w:rFonts w:ascii="標楷體-繁" w:eastAsia="標楷體-繁"/>
+                <w:b/>
+                <w:bCs/>
+                <w:color w:val="000000" w:themeColor="text1"/>
+                <w:sz w:val="24"/>
+                <w:szCs w:val="24"/>
+              </w:rPr>
+              <w:t>測試編號</w:t>
+            </w:r>
+            <w:proofErr w:type="spellEnd"/>
+          </w:p>
+        </w:tc>
+        <w:tc>
+          <w:tcPr>
+            <w:tcW w:w="6000" w:type="dxa"/>
+            <w:shd w:val="clear" w:color="auto" w:fill="EBE1F2"/>
+            <w:vAlign w:val="center"/>
+          </w:tcPr>
+          <w:p>
+            <w:pPr>
+              <w:pStyle w:val="Web"/>
+              <w:rPr>
+                <w:rFonts w:ascii="標楷體-繁" w:eastAsia="標楷體-繁"/>
+                <w:b/>
+                <w:bCs/>
+                <w:color w:val="000000" w:themeColor="text1"/>
+                <w:sz w:val="24"/>
+                <w:szCs w:val="24"/>
+              </w:rPr>
+            </w:pPr>
+            <w:r>
+              <w:rPr>
+                <w:rFonts w:ascii="標楷體-繁" w:eastAsia="標楷體-繁"/>
+                <w:b/>
+                <w:bCs/>
+                <w:color w:val="000000" w:themeColor="text1"/>
+                <w:sz w:val="24"/>
+                <w:szCs w:val="24"/>
+              </w:rPr>
+              <w:t>26</w:t>
+            </w:r>
+          </w:p>
+        </w:tc>
+      </w:tr>
+      <w:tr>
+        <w:trPr>
+          <w:trHeight w:val="300"/>
+        </w:trPr>
+        <w:tc>
+          <w:tcPr>
+            <w:tcW w:w="1575" w:type="dxa"/>
+            <w:vAlign w:val="center"/>
+          </w:tcPr>
+          <w:p>
+            <w:pPr>
+              <w:pStyle w:val="Web"/>
+              <w:jc w:val="center"/>
+              <w:rPr>
+                <w:rFonts w:ascii="標楷體-繁" w:eastAsia="標楷體-繁"/>
+                <w:b/>
+                <w:bCs/>
+                <w:color w:val="000000" w:themeColor="text1"/>
+                <w:sz w:val="24"/>
+                <w:szCs w:val="24"/>
+              </w:rPr>
+            </w:pPr>
+            <w:proofErr w:type="spellStart"/>
+            <w:r>
+              <w:rPr>
+                <w:rFonts w:ascii="標楷體-繁" w:eastAsia="標楷體-繁"/>
+                <w:b/>
+                <w:bCs/>
+                <w:color w:val="000000" w:themeColor="text1"/>
+                <w:sz w:val="24"/>
+                <w:szCs w:val="24"/>
+              </w:rPr>
+              <w:t>功能名稱</w:t>
+            </w:r>
+            <w:proofErr w:type="spellEnd"/>
+          </w:p>
+        </w:tc>
+        <w:tc>
+          <w:tcPr>
+            <w:tcW w:w="6000" w:type="dxa"/>
+            <w:vAlign w:val="center"/>
+          </w:tcPr>
+          <w:p>
+            <w:pPr>
+              <w:pStyle w:val="Web"/>
+              <w:rPr>
+                <w:rFonts w:ascii="標楷體-繁" w:eastAsia="標楷體-繁"/>
+                <w:b/>
+                <w:bCs/>
+                <w:sz w:val="24"/>
+                <w:szCs w:val="24"/>
+              </w:rPr>
+            </w:pPr>
+            <w:proofErr w:type="spellStart"/>
+            <w:r>
+              <w:rPr>
+                <w:rFonts w:ascii="標楷體-繁" w:eastAsia="標楷體-繁"/>
+                <w:b/>
+                <w:bCs/>
+                <w:sz w:val="24"/>
+                <w:szCs w:val="24"/>
+              </w:rPr>
+              <w:t>編輯貼文</w:t>
+            </w:r>
+            <w:proofErr w:type="spellEnd"/>
+            <w:r>
+              <w:rPr>
+                <w:rFonts w:ascii="標楷體-繁" w:eastAsia="標楷體-繁"/>
+                <w:b/>
+                <w:bCs/>
+                <w:sz w:val="24"/>
+                <w:szCs w:val="24"/>
+              </w:rPr>
+              <w:t xml:space="preserve"> </w:t>
+            </w:r>
+          </w:p>
+        </w:tc>
+      </w:tr>
+      <w:tr>
+        <w:trPr>
+          <w:trHeight w:val="300"/>
+        </w:trPr>
+        <w:tc>
+          <w:tcPr>
+            <w:tcW w:w="1575" w:type="dxa"/>
+            <w:vAlign w:val="center"/>
+          </w:tcPr>
+          <w:p>
+            <w:pPr>
+              <w:pStyle w:val="Web"/>
+              <w:jc w:val="center"/>
+              <w:rPr>
+                <w:rFonts w:ascii="標楷體-繁" w:eastAsia="標楷體-繁"/>
+                <w:b/>
+                <w:bCs/>
+                <w:color w:val="000000" w:themeColor="text1"/>
+                <w:sz w:val="24"/>
+                <w:szCs w:val="24"/>
+              </w:rPr>
+            </w:pPr>
+            <w:proofErr w:type="spellStart"/>
+            <w:r>
+              <w:rPr>
+                <w:rFonts w:ascii="標楷體-繁" w:eastAsia="標楷體-繁"/>
+                <w:b/>
+                <w:bCs/>
+                <w:color w:val="000000" w:themeColor="text1"/>
+                <w:sz w:val="24"/>
+                <w:szCs w:val="24"/>
+              </w:rPr>
+              <w:t>測試目的</w:t>
+            </w:r>
+            <w:proofErr w:type="spellEnd"/>
+          </w:p>
+        </w:tc>
+        <w:tc>
+          <w:tcPr>
+            <w:tcW w:w="6000" w:type="dxa"/>
+            <w:vAlign w:val="center"/>
+          </w:tcPr>
+          <w:p>
+            <w:pPr>
+              <w:pStyle w:val="Web"/>
+              <w:rPr>
+                <w:rFonts w:ascii="標楷體-繁" w:eastAsia="標楷體-繁"/>
+                <w:b/>
+                <w:bCs/>
+                <w:sz w:val="24"/>
+                <w:szCs w:val="24"/>
+                <w:lang w:eastAsia="zh-TW"/>
+              </w:rPr>
+            </w:pPr>
+            <w:r>
+              <w:rPr>
+                <w:rFonts w:ascii="標楷體-繁" w:eastAsia="標楷體-繁"/>
+                <w:b/>
+                <w:bCs/>
+                <w:sz w:val="24"/>
+                <w:szCs w:val="24"/>
+                <w:lang w:eastAsia="zh-TW"/>
+              </w:rPr>
+              <w:t>確認商家可成功修改已發布的貼文內容（如標題、內容）</w:t>
+            </w:r>
+          </w:p>
+        </w:tc>
+      </w:tr>
+      <w:tr>
+        <w:trPr>
+          <w:trHeight w:val="300"/>
+        </w:trPr>
+        <w:tc>
+          <w:tcPr>
+            <w:tcW w:w="1575" w:type="dxa"/>
+            <w:vAlign w:val="center"/>
+          </w:tcPr>
+          <w:p>
+            <w:pPr>
+              <w:pStyle w:val="Web"/>
+              <w:jc w:val="center"/>
+              <w:rPr>
+                <w:rFonts w:ascii="標楷體-繁" w:eastAsia="標楷體-繁"/>
+                <w:b/>
+                <w:bCs/>
+                <w:color w:val="000000" w:themeColor="text1"/>
+                <w:sz w:val="24"/>
+                <w:szCs w:val="24"/>
+              </w:rPr>
+            </w:pPr>
+            <w:proofErr w:type="spellStart"/>
+            <w:r>
+              <w:rPr>
+                <w:rFonts w:ascii="標楷體-繁" w:eastAsia="標楷體-繁"/>
+                <w:b/>
+                <w:bCs/>
+                <w:color w:val="000000" w:themeColor="text1"/>
+                <w:sz w:val="24"/>
+                <w:szCs w:val="24"/>
+              </w:rPr>
+              <w:t>測試流程</w:t>
+            </w:r>
+            <w:proofErr w:type="spellEnd"/>
+          </w:p>
+        </w:tc>
+        <w:tc>
+          <w:tcPr>
+            <w:tcW w:w="6000" w:type="dxa"/>
+            <w:vAlign w:val="center"/>
+          </w:tcPr>
+          <w:p>
+            <w:pPr>
+              <w:pStyle w:val="Web"/>
+              <w:rPr>
+                <w:rFonts w:ascii="標楷體-繁" w:eastAsia="標楷體-繁"/>
+                <w:b/>
+                <w:bCs/>
+                <w:color w:val="000000" w:themeColor="text1"/>
+                <w:sz w:val="24"/>
+                <w:szCs w:val="24"/>
+                <w:lang w:eastAsia="zh-TW"/>
+              </w:rPr>
+            </w:pPr>
+            <w:r>
+              <w:rPr>
+                <w:rFonts w:asciiTheme="minorHAnsi" w:eastAsiaTheme="minorEastAsia" w:hAnsiTheme="minorHAnsi" w:cstheme="minorBidi"/>
+                <w:b/>
+                <w:bCs/>
+                <w:color w:val="000000" w:themeColor="text1"/>
+                <w:sz w:val="24"/>
+                <w:szCs w:val="24"/>
+                <w:lang w:eastAsia="zh-TW"/>
+              </w:rPr>
+              <w:t>點選上方「探索」選單</w:t>
+            </w:r>
+            <w:r>
+              <w:rPr>
+                <w:rFonts w:asciiTheme="minorHAnsi" w:eastAsiaTheme="minorEastAsia" w:hAnsiTheme="minorHAnsi" w:cstheme="minorBidi"/>
+                <w:b/>
+                <w:bCs/>
+                <w:color w:val="000000" w:themeColor="text1"/>
+                <w:sz w:val="24"/>
+                <w:szCs w:val="24"/>
+                <w:lang w:eastAsia="zh-TW"/>
+              </w:rPr>
+              <w:t xml:space="preserve"> → </w:t>
+            </w:r>
+            <w:r>
+              <w:rPr>
+                <w:rFonts w:asciiTheme="minorHAnsi" w:eastAsiaTheme="minorEastAsia" w:hAnsiTheme="minorHAnsi" w:cstheme="minorBidi"/>
+                <w:b/>
+                <w:bCs/>
+                <w:color w:val="000000" w:themeColor="text1"/>
+                <w:sz w:val="24"/>
+                <w:szCs w:val="24"/>
+                <w:lang w:eastAsia="zh-TW"/>
+              </w:rPr>
+              <w:t>找到自己已發布的貼文</w:t>
+            </w:r>
+            <w:r>
+              <w:rPr>
+                <w:rFonts w:asciiTheme="minorHAnsi" w:eastAsiaTheme="minorEastAsia" w:hAnsiTheme="minorHAnsi" w:cstheme="minorBidi"/>
+                <w:b/>
+                <w:bCs/>
+                <w:color w:val="000000" w:themeColor="text1"/>
+                <w:sz w:val="24"/>
+                <w:szCs w:val="24"/>
+                <w:lang w:eastAsia="zh-TW"/>
+              </w:rPr>
+              <w:t xml:space="preserve">→ </w:t>
+            </w:r>
+            <w:r>
+              <w:rPr>
+                <w:rFonts w:asciiTheme="minorHAnsi" w:eastAsiaTheme="minorEastAsia" w:hAnsiTheme="minorHAnsi" w:cstheme="minorBidi"/>
+                <w:b/>
+                <w:bCs/>
+                <w:color w:val="000000" w:themeColor="text1"/>
+                <w:sz w:val="24"/>
+                <w:szCs w:val="24"/>
+                <w:lang w:eastAsia="zh-TW"/>
+              </w:rPr>
+              <w:t>點擊進入該貼文詳情頁面</w:t>
+            </w:r>
+            <w:r>
+              <w:rPr>
+                <w:rFonts w:asciiTheme="minorHAnsi" w:eastAsiaTheme="minorEastAsia" w:hAnsiTheme="minorHAnsi" w:cstheme="minorBidi"/>
+                <w:b/>
+                <w:bCs/>
+                <w:color w:val="000000" w:themeColor="text1"/>
+                <w:sz w:val="24"/>
+                <w:szCs w:val="24"/>
+                <w:lang w:eastAsia="zh-TW"/>
+              </w:rPr>
+              <w:t xml:space="preserve"> → </w:t>
+            </w:r>
+            <w:r>
+              <w:rPr>
+                <w:rFonts w:asciiTheme="minorHAnsi" w:eastAsiaTheme="minorEastAsia" w:hAnsiTheme="minorHAnsi" w:cstheme="minorBidi"/>
+                <w:b/>
+                <w:bCs/>
+                <w:color w:val="000000" w:themeColor="text1"/>
+                <w:sz w:val="24"/>
+                <w:szCs w:val="24"/>
+                <w:lang w:eastAsia="zh-TW"/>
+              </w:rPr>
+              <w:t>點選左上角的「編輯」按鈕</w:t>
+            </w:r>
+            <w:r>
+              <w:rPr>
+                <w:rFonts w:asciiTheme="minorHAnsi" w:eastAsiaTheme="minorEastAsia" w:hAnsiTheme="minorHAnsi" w:cstheme="minorBidi"/>
+                <w:b/>
+                <w:bCs/>
+                <w:color w:val="000000" w:themeColor="text1"/>
+                <w:sz w:val="24"/>
+                <w:szCs w:val="24"/>
+                <w:lang w:eastAsia="zh-TW"/>
+              </w:rPr>
+              <w:t xml:space="preserve"> → </w:t>
+            </w:r>
+            <w:r>
+              <w:rPr>
+                <w:rFonts w:asciiTheme="minorHAnsi" w:eastAsiaTheme="minorEastAsia" w:hAnsiTheme="minorHAnsi" w:cstheme="minorBidi"/>
+                <w:b/>
+                <w:bCs/>
+                <w:color w:val="000000" w:themeColor="text1"/>
+                <w:sz w:val="24"/>
+                <w:szCs w:val="24"/>
+                <w:lang w:eastAsia="zh-TW"/>
+              </w:rPr>
+              <w:t>修改內容後點選「發布貼文」</w:t>
+            </w:r>
+          </w:p>
+        </w:tc>
+      </w:tr>
+      <w:tr>
+        <w:trPr>
+          <w:trHeight w:val="300"/>
+        </w:trPr>
+        <w:tc>
+          <w:tcPr>
+            <w:tcW w:w="1575" w:type="dxa"/>
+            <w:vAlign w:val="center"/>
+          </w:tcPr>
+          <w:p>
+            <w:pPr>
+              <w:pStyle w:val="Web"/>
+              <w:jc w:val="center"/>
+              <w:rPr>
+                <w:rFonts w:ascii="標楷體-繁" w:eastAsia="標楷體-繁"/>
+                <w:b/>
+                <w:bCs/>
+                <w:color w:val="000000" w:themeColor="text1"/>
+                <w:sz w:val="24"/>
+                <w:szCs w:val="24"/>
+              </w:rPr>
+            </w:pPr>
+            <w:proofErr w:type="spellStart"/>
+            <w:r>
+              <w:rPr>
+                <w:rFonts w:ascii="標楷體-繁" w:eastAsia="標楷體-繁"/>
+                <w:b/>
+                <w:bCs/>
+                <w:color w:val="000000" w:themeColor="text1"/>
+                <w:sz w:val="24"/>
+                <w:szCs w:val="24"/>
+              </w:rPr>
+              <w:t>預期成果</w:t>
+            </w:r>
+            <w:proofErr w:type="spellEnd"/>
+          </w:p>
+        </w:tc>
+        <w:tc>
+          <w:tcPr>
+            <w:tcW w:w="6000" w:type="dxa"/>
+            <w:vAlign w:val="center"/>
+          </w:tcPr>
+          <w:p>
+            <w:pPr>
+              <w:pStyle w:val="Web"/>
+              <w:rPr>
+                <w:rFonts w:ascii="標楷體-繁" w:eastAsia="標楷體-繁"/>
+                <w:b/>
+                <w:bCs/>
+                <w:color w:val="000000" w:themeColor="text1"/>
+                <w:sz w:val="24"/>
+                <w:szCs w:val="24"/>
+                <w:lang w:eastAsia="zh-TW"/>
+              </w:rPr>
+            </w:pPr>
+            <w:r>
+              <w:rPr>
+                <w:rFonts w:ascii="標楷體-繁" w:eastAsia="標楷體-繁"/>
+                <w:b/>
+                <w:bCs/>
+                <w:color w:val="000000" w:themeColor="text1"/>
+                <w:sz w:val="24"/>
+                <w:szCs w:val="24"/>
+                <w:lang w:eastAsia="zh-TW"/>
+              </w:rPr>
+              <w:t>貼文成功更新後，內容將即時變更，並同步顯示於探索頁，且頁面最上方顯示「貼文已成功更新！」提示</w:t>
+            </w:r>
+          </w:p>
+        </w:tc>
+      </w:tr>
+      <w:tr>
+        <w:trPr>
+          <w:trHeight w:val="300"/>
+        </w:trPr>
+        <w:tc>
+          <w:tcPr>
+            <w:tcW w:w="1575" w:type="dxa"/>
+            <w:vAlign w:val="center"/>
+          </w:tcPr>
+          <w:p>
+            <w:pPr>
+              <w:pStyle w:val="Web"/>
+              <w:jc w:val="center"/>
+              <w:rPr>
+                <w:rFonts w:ascii="標楷體-繁" w:eastAsia="標楷體-繁"/>
+                <w:b/>
+                <w:bCs/>
+                <w:color w:val="000000" w:themeColor="text1"/>
+                <w:sz w:val="24"/>
+                <w:szCs w:val="24"/>
+              </w:rPr>
+            </w:pPr>
+            <w:proofErr w:type="spellStart"/>
+            <w:r>
+              <w:rPr>
+                <w:rFonts w:ascii="標楷體-繁" w:eastAsia="標楷體-繁"/>
+                <w:b/>
+                <w:bCs/>
+                <w:color w:val="000000" w:themeColor="text1"/>
+                <w:sz w:val="24"/>
+                <w:szCs w:val="24"/>
+              </w:rPr>
+              <w:t>測試成果</w:t>
+            </w:r>
+            <w:proofErr w:type="spellEnd"/>
+          </w:p>
+        </w:tc>
+        <w:tc>
+          <w:tcPr>
+            <w:tcW w:w="6000" w:type="dxa"/>
+            <w:vAlign w:val="center"/>
+          </w:tcPr>
+          <w:p>
+            <w:pPr>
+              <w:pStyle w:val="Web"/>
+              <w:rPr>
+                <w:rFonts w:ascii="標楷體-繁" w:eastAsia="標楷體-繁"/>
+                <w:b/>
+                <w:bCs/>
+                <w:color w:val="000000" w:themeColor="text1"/>
+                <w:sz w:val="24"/>
+                <w:szCs w:val="24"/>
+              </w:rPr>
+            </w:pPr>
+            <w:proofErr w:type="spellStart"/>
+            <w:r>
+              <w:rPr>
+                <w:rFonts w:ascii="標楷體-繁" w:eastAsia="標楷體-繁"/>
+                <w:b/>
+                <w:bCs/>
+                <w:color w:val="000000" w:themeColor="text1"/>
+                <w:sz w:val="24"/>
+                <w:szCs w:val="24"/>
+              </w:rPr>
+              <w:t>通過</w:t>
+            </w:r>
+            <w:proofErr w:type="spellEnd"/>
           </w:p>
         </w:tc>
       </w:tr>
@@ -13910,7 +16069,7 @@
           <w:b/>
           <w:bCs/>
         </w:rPr>
-        <w:t xml:space="preserve">表 10-2-25貼文互動       </w:t>
+        <w:t xml:space="preserve">表 10-2-27貼文互動       </w:t>
       </w:r>
     </w:p>
     <w:tbl>
@@ -13948,6 +16107,7 @@
                 <w:szCs w:val="24"/>
               </w:rPr>
             </w:pPr>
+            <w:proofErr w:type="spellStart"/>
             <w:r>
               <w:rPr>
                 <w:rFonts w:ascii="標楷體-繁" w:eastAsia="標楷體-繁"/>
@@ -13959,6 +16119,7 @@
               </w:rPr>
               <w:t>測試編號</w:t>
             </w:r>
+            <w:proofErr w:type="spellEnd"/>
           </w:p>
         </w:tc>
         <w:tc>
@@ -13988,7 +16149,7 @@
                 <w:sz w:val="24"/>
                 <w:szCs w:val="24"/>
               </w:rPr>
-              <w:t>25</w:t>
+              <w:t>27</w:t>
             </w:r>
           </w:p>
         </w:tc>
@@ -14015,6 +16176,7 @@
                 <w:szCs w:val="24"/>
               </w:rPr>
             </w:pPr>
+            <w:proofErr w:type="spellStart"/>
             <w:r>
               <w:rPr>
                 <w:rFonts w:ascii="標楷體-繁" w:eastAsia="標楷體-繁"/>
@@ -14026,6 +16188,7 @@
               </w:rPr>
               <w:t>功能名稱</w:t>
             </w:r>
+            <w:proofErr w:type="spellEnd"/>
           </w:p>
         </w:tc>
         <w:tc>
@@ -14044,15 +16207,27 @@
                 <w:szCs w:val="24"/>
               </w:rPr>
             </w:pPr>
-            <w:r>
-              <w:rPr>
-                <w:rFonts w:ascii="標楷體-繁" w:eastAsia="標楷體-繁"/>
-                <w:b/>
-                <w:bCs/>
-                <w:sz w:val="24"/>
-                <w:szCs w:val="24"/>
-              </w:rPr>
-              <w:t xml:space="preserve">貼文互動  </w:t>
+            <w:proofErr w:type="spellStart"/>
+            <w:r>
+              <w:rPr>
+                <w:rFonts w:ascii="標楷體-繁" w:eastAsia="標楷體-繁"/>
+                <w:b/>
+                <w:bCs/>
+                <w:sz w:val="24"/>
+                <w:szCs w:val="24"/>
+              </w:rPr>
+              <w:t>貼文互動</w:t>
+            </w:r>
+            <w:proofErr w:type="spellEnd"/>
+            <w:r>
+              <w:rPr>
+                <w:rFonts w:ascii="標楷體-繁" w:eastAsia="標楷體-繁"/>
+                <w:b/>
+                <w:bCs/>
+                <w:sz w:val="24"/>
+                <w:szCs w:val="24"/>
+              </w:rPr>
+              <w:t xml:space="preserve">  </w:t>
             </w:r>
           </w:p>
         </w:tc>
@@ -14079,6 +16254,7 @@
                 <w:szCs w:val="24"/>
               </w:rPr>
             </w:pPr>
+            <w:proofErr w:type="spellStart"/>
             <w:r>
               <w:rPr>
                 <w:rFonts w:ascii="標楷體-繁" w:eastAsia="標楷體-繁"/>
@@ -14090,6 +16266,7 @@
               </w:rPr>
               <w:t>測試目的</w:t>
             </w:r>
+            <w:proofErr w:type="spellEnd"/>
           </w:p>
         </w:tc>
         <w:tc>
@@ -14145,6 +16322,7 @@
                 <w:szCs w:val="24"/>
               </w:rPr>
             </w:pPr>
+            <w:proofErr w:type="spellStart"/>
             <w:r>
               <w:rPr>
                 <w:rFonts w:ascii="標楷體-繁" w:eastAsia="標楷體-繁"/>
@@ -14156,6 +16334,7 @@
               </w:rPr>
               <w:t>測試流程</w:t>
             </w:r>
+            <w:proofErr w:type="spellEnd"/>
           </w:p>
         </w:tc>
         <w:tc>
@@ -14167,7 +16346,7 @@
             <w:pPr>
               <w:pStyle w:val="Web"/>
               <w:rPr>
-                <w:rFonts w:ascii="標楷體-繁" w:eastAsia="標楷體-繁"/>
+                <w:rFonts w:asciiTheme="minorHAnsi" w:eastAsiaTheme="minorEastAsia" w:hAnsiTheme="minorHAnsi" w:cstheme="minorBidi"/>
                 <w:b/>
                 <w:bCs/>
                 <w:color w:val="000000" w:themeColor="text1"/>
@@ -14258,7 +16437,7 @@
                 <w:szCs w:val="24"/>
                 <w:lang w:eastAsia="zh-TW"/>
               </w:rPr>
-              <w:t>確認評論與表情符號即時顯示在貼文下方</w:t>
+              <w:t>確認評論與表情符號能即時更新</w:t>
             </w:r>
           </w:p>
         </w:tc>
@@ -14285,6 +16464,7 @@
                 <w:szCs w:val="24"/>
               </w:rPr>
             </w:pPr>
+            <w:proofErr w:type="spellStart"/>
             <w:r>
               <w:rPr>
                 <w:rFonts w:ascii="標楷體-繁" w:eastAsia="標楷體-繁"/>
@@ -14296,6 +16476,7 @@
               </w:rPr>
               <w:t>預期成果</w:t>
             </w:r>
+            <w:proofErr w:type="spellEnd"/>
           </w:p>
         </w:tc>
         <w:tc>
@@ -14326,7 +16507,7 @@
                 <w:szCs w:val="24"/>
                 <w:lang w:eastAsia="zh-TW"/>
               </w:rPr>
-              <w:t>評論能成功送出並即時顯示在貼文下方；表情符號點選後正確顯示，數量即時更新</w:t>
+              <w:t>評論能成功送出並即時顯示在評論區；表情符號點選後正確顯示，數量即時更新</w:t>
             </w:r>
           </w:p>
         </w:tc>
@@ -14353,6 +16534,7 @@
                 <w:szCs w:val="24"/>
               </w:rPr>
             </w:pPr>
+            <w:proofErr w:type="spellStart"/>
             <w:r>
               <w:rPr>
                 <w:rFonts w:ascii="標楷體-繁" w:eastAsia="標楷體-繁"/>
@@ -14364,6 +16546,7 @@
               </w:rPr>
               <w:t>測試成果</w:t>
             </w:r>
+            <w:proofErr w:type="spellEnd"/>
           </w:p>
         </w:tc>
         <w:tc>
@@ -14383,6 +16566,7 @@
                 <w:szCs w:val="24"/>
               </w:rPr>
             </w:pPr>
+            <w:proofErr w:type="spellStart"/>
             <w:r>
               <w:rPr>
                 <w:rFonts w:ascii="標楷體-繁" w:eastAsia="標楷體-繁"/>
@@ -14394,6 +16578,7 @@
               </w:rPr>
               <w:t>通過</w:t>
             </w:r>
+            <w:proofErr w:type="spellEnd"/>
           </w:p>
         </w:tc>
       </w:tr>
@@ -14412,8 +16597,7 @@
     </w:p>
     <w:p>
       <w:pPr>
-        <w:spacing w:after="200" w:line="253" w:lineRule="auto"/>
-        <w:outlineLvl w:val="3"/>
+        <w:widowControl/>
         <w:rPr>
           <w:rFonts w:ascii="標楷體-繁" w:eastAsia="標楷體-繁" w:hAnsi="新細明體" w:cs="新細明體"/>
           <w:b/>
@@ -14432,6 +16616,32 @@
           <w:sz w:val="28"/>
           <w:szCs w:val="28"/>
         </w:rPr>
+        <w:br w:type="page"/>
+      </w:r>
+    </w:p>
+    <w:p>
+      <w:pPr>
+        <w:spacing w:after="200" w:line="253" w:lineRule="auto"/>
+        <w:outlineLvl w:val="3"/>
+        <w:rPr>
+          <w:rFonts w:ascii="標楷體-繁" w:eastAsia="標楷體-繁" w:hAnsi="新細明體" w:cs="新細明體"/>
+          <w:b/>
+          <w:bCs/>
+          <w:color w:val="000000" w:themeColor="text1"/>
+          <w:sz w:val="28"/>
+          <w:szCs w:val="28"/>
+        </w:rPr>
+      </w:pPr>
+      <w:r>
+        <w:rPr>
+          <w:rFonts w:ascii="標楷體-繁" w:eastAsia="標楷體-繁" w:hAnsi="新細明體" w:cs="新細明體"/>
+          <w:b/>
+          <w:bCs/>
+          <w:color w:val="000000" w:themeColor="text1"/>
+          <w:sz w:val="28"/>
+          <w:szCs w:val="28"/>
+        </w:rPr>
+        <w:lastRenderedPageBreak/>
         <w:t>3.平台管理者</w:t>
       </w:r>
     </w:p>
@@ -14466,7 +16676,7 @@
           <w:bCs/>
           <w:color w:val="FF0000"/>
         </w:rPr>
-        <w:t xml:space="preserve">表 10-2-26用戶帳號審核與管理   </w:t>
+        <w:t xml:space="preserve">表 10-2-28用戶帳號審核與管理   </w:t>
       </w:r>
     </w:p>
     <w:tbl>
@@ -14503,6 +16713,7 @@
                 <w:szCs w:val="24"/>
               </w:rPr>
             </w:pPr>
+            <w:proofErr w:type="spellStart"/>
             <w:r>
               <w:rPr>
                 <w:rFonts w:ascii="標楷體-繁" w:eastAsia="標楷體-繁"/>
@@ -14514,6 +16725,7 @@
               </w:rPr>
               <w:t>測試編號</w:t>
             </w:r>
+            <w:proofErr w:type="spellEnd"/>
           </w:p>
         </w:tc>
         <w:tc>
@@ -14543,7 +16755,7 @@
                 <w:sz w:val="24"/>
                 <w:szCs w:val="24"/>
               </w:rPr>
-              <w:t>26</w:t>
+              <w:t>28</w:t>
             </w:r>
           </w:p>
         </w:tc>
@@ -14570,6 +16782,7 @@
                 <w:szCs w:val="24"/>
               </w:rPr>
             </w:pPr>
+            <w:proofErr w:type="spellStart"/>
             <w:r>
               <w:rPr>
                 <w:rFonts w:ascii="標楷體-繁" w:eastAsia="標楷體-繁"/>
@@ -14581,6 +16794,7 @@
               </w:rPr>
               <w:t>功能名稱</w:t>
             </w:r>
+            <w:proofErr w:type="spellEnd"/>
           </w:p>
         </w:tc>
         <w:tc>
@@ -14599,15 +16813,27 @@
                 <w:szCs w:val="24"/>
               </w:rPr>
             </w:pPr>
-            <w:r>
-              <w:rPr>
-                <w:rFonts w:ascii="標楷體-繁" w:eastAsia="標楷體-繁"/>
-                <w:b/>
-                <w:bCs/>
-                <w:sz w:val="24"/>
-                <w:szCs w:val="24"/>
-              </w:rPr>
-              <w:t xml:space="preserve">用戶帳號審核與管理 </w:t>
+            <w:proofErr w:type="spellStart"/>
+            <w:r>
+              <w:rPr>
+                <w:rFonts w:ascii="標楷體-繁" w:eastAsia="標楷體-繁"/>
+                <w:b/>
+                <w:bCs/>
+                <w:sz w:val="24"/>
+                <w:szCs w:val="24"/>
+              </w:rPr>
+              <w:t>用戶帳號審核與管理</w:t>
+            </w:r>
+            <w:proofErr w:type="spellEnd"/>
+            <w:r>
+              <w:rPr>
+                <w:rFonts w:ascii="標楷體-繁" w:eastAsia="標楷體-繁"/>
+                <w:b/>
+                <w:bCs/>
+                <w:sz w:val="24"/>
+                <w:szCs w:val="24"/>
+              </w:rPr>
+              <w:t xml:space="preserve"> </w:t>
             </w:r>
           </w:p>
         </w:tc>
@@ -14634,6 +16860,7 @@
                 <w:szCs w:val="24"/>
               </w:rPr>
             </w:pPr>
+            <w:proofErr w:type="spellStart"/>
             <w:r>
               <w:rPr>
                 <w:rFonts w:ascii="標楷體-繁" w:eastAsia="標楷體-繁"/>
@@ -14645,6 +16872,7 @@
               </w:rPr>
               <w:t>測試目的</w:t>
             </w:r>
+            <w:proofErr w:type="spellEnd"/>
           </w:p>
         </w:tc>
         <w:tc>
@@ -14700,6 +16928,7 @@
                 <w:szCs w:val="24"/>
               </w:rPr>
             </w:pPr>
+            <w:proofErr w:type="spellStart"/>
             <w:r>
               <w:rPr>
                 <w:rFonts w:ascii="標楷體-繁" w:eastAsia="標楷體-繁"/>
@@ -14711,6 +16940,7 @@
               </w:rPr>
               <w:t>測試流程</w:t>
             </w:r>
+            <w:proofErr w:type="spellEnd"/>
           </w:p>
         </w:tc>
         <w:tc>
@@ -14755,6 +16985,7 @@
                 <w:szCs w:val="24"/>
               </w:rPr>
             </w:pPr>
+            <w:proofErr w:type="spellStart"/>
             <w:r>
               <w:rPr>
                 <w:rFonts w:ascii="標楷體-繁" w:eastAsia="標楷體-繁"/>
@@ -14766,6 +16997,7 @@
               </w:rPr>
               <w:t>預期成果</w:t>
             </w:r>
+            <w:proofErr w:type="spellEnd"/>
           </w:p>
         </w:tc>
         <w:tc>
@@ -14810,6 +17042,7 @@
                 <w:szCs w:val="24"/>
               </w:rPr>
             </w:pPr>
+            <w:proofErr w:type="spellStart"/>
             <w:r>
               <w:rPr>
                 <w:rFonts w:ascii="標楷體-繁" w:eastAsia="標楷體-繁"/>
@@ -14821,6 +17054,7 @@
               </w:rPr>
               <w:t>測試成果</w:t>
             </w:r>
+            <w:proofErr w:type="spellEnd"/>
           </w:p>
         </w:tc>
         <w:tc>
@@ -14840,6 +17074,7 @@
                 <w:szCs w:val="24"/>
               </w:rPr>
             </w:pPr>
+            <w:proofErr w:type="spellStart"/>
             <w:r>
               <w:rPr>
                 <w:rFonts w:ascii="標楷體-繁" w:eastAsia="標楷體-繁"/>
@@ -14851,6 +17086,7 @@
               </w:rPr>
               <w:t>通過</w:t>
             </w:r>
+            <w:proofErr w:type="spellEnd"/>
           </w:p>
         </w:tc>
       </w:tr>
@@ -14885,8 +17121,7 @@
           <w:bCs/>
           <w:color w:val="FF0000"/>
         </w:rPr>
-        <w:lastRenderedPageBreak/>
-        <w:t>表 10-2-27用戶權限設定與調整</w:t>
+        <w:t>表 10-2-29用戶權限設定與調整</w:t>
       </w:r>
       <w:r>
         <w:rPr>
@@ -14931,6 +17166,7 @@
                 <w:szCs w:val="24"/>
               </w:rPr>
             </w:pPr>
+            <w:proofErr w:type="spellStart"/>
             <w:r>
               <w:rPr>
                 <w:rFonts w:ascii="標楷體-繁" w:eastAsia="標楷體-繁"/>
@@ -14942,6 +17178,7 @@
               </w:rPr>
               <w:t>測試編號</w:t>
             </w:r>
+            <w:proofErr w:type="spellEnd"/>
           </w:p>
         </w:tc>
         <w:tc>
@@ -14971,7 +17208,7 @@
                 <w:sz w:val="24"/>
                 <w:szCs w:val="24"/>
               </w:rPr>
-              <w:t>27</w:t>
+              <w:t>29</w:t>
             </w:r>
           </w:p>
         </w:tc>
@@ -14998,6 +17235,7 @@
                 <w:szCs w:val="24"/>
               </w:rPr>
             </w:pPr>
+            <w:proofErr w:type="spellStart"/>
             <w:r>
               <w:rPr>
                 <w:rFonts w:ascii="標楷體-繁" w:eastAsia="標楷體-繁"/>
@@ -15009,6 +17247,7 @@
               </w:rPr>
               <w:t>功能名稱</w:t>
             </w:r>
+            <w:proofErr w:type="spellEnd"/>
           </w:p>
         </w:tc>
         <w:tc>
@@ -15027,6 +17266,7 @@
                 <w:szCs w:val="24"/>
               </w:rPr>
             </w:pPr>
+            <w:proofErr w:type="spellStart"/>
             <w:r>
               <w:rPr>
                 <w:rFonts w:ascii="標楷體-繁" w:eastAsia="標楷體-繁"/>
@@ -15037,6 +17277,7 @@
               </w:rPr>
               <w:t>用戶權限設定與調整</w:t>
             </w:r>
+            <w:proofErr w:type="spellEnd"/>
           </w:p>
         </w:tc>
       </w:tr>
@@ -15062,6 +17303,7 @@
                 <w:szCs w:val="24"/>
               </w:rPr>
             </w:pPr>
+            <w:proofErr w:type="spellStart"/>
             <w:r>
               <w:rPr>
                 <w:rFonts w:ascii="標楷體-繁" w:eastAsia="標楷體-繁"/>
@@ -15073,6 +17315,7 @@
               </w:rPr>
               <w:t>測試目的</w:t>
             </w:r>
+            <w:proofErr w:type="spellEnd"/>
           </w:p>
         </w:tc>
         <w:tc>
@@ -15128,6 +17371,7 @@
                 <w:szCs w:val="24"/>
               </w:rPr>
             </w:pPr>
+            <w:proofErr w:type="spellStart"/>
             <w:r>
               <w:rPr>
                 <w:rFonts w:ascii="標楷體-繁" w:eastAsia="標楷體-繁"/>
@@ -15139,6 +17383,7 @@
               </w:rPr>
               <w:t>測試流程</w:t>
             </w:r>
+            <w:proofErr w:type="spellEnd"/>
           </w:p>
         </w:tc>
         <w:tc>
@@ -15183,6 +17428,7 @@
                 <w:szCs w:val="24"/>
               </w:rPr>
             </w:pPr>
+            <w:proofErr w:type="spellStart"/>
             <w:r>
               <w:rPr>
                 <w:rFonts w:ascii="標楷體-繁" w:eastAsia="標楷體-繁"/>
@@ -15194,6 +17440,7 @@
               </w:rPr>
               <w:t>預期成果</w:t>
             </w:r>
+            <w:proofErr w:type="spellEnd"/>
           </w:p>
         </w:tc>
         <w:tc>
@@ -15238,6 +17485,7 @@
                 <w:szCs w:val="24"/>
               </w:rPr>
             </w:pPr>
+            <w:proofErr w:type="spellStart"/>
             <w:r>
               <w:rPr>
                 <w:rFonts w:ascii="標楷體-繁" w:eastAsia="標楷體-繁"/>
@@ -15249,6 +17497,7 @@
               </w:rPr>
               <w:t>測試成果</w:t>
             </w:r>
+            <w:proofErr w:type="spellEnd"/>
           </w:p>
         </w:tc>
         <w:tc>
@@ -15268,6 +17517,7 @@
                 <w:szCs w:val="24"/>
               </w:rPr>
             </w:pPr>
+            <w:proofErr w:type="spellStart"/>
             <w:r>
               <w:rPr>
                 <w:rFonts w:ascii="標楷體-繁" w:eastAsia="標楷體-繁"/>
@@ -15279,6 +17529,7 @@
               </w:rPr>
               <w:t>通過</w:t>
             </w:r>
+            <w:proofErr w:type="spellEnd"/>
           </w:p>
         </w:tc>
       </w:tr>
@@ -15313,7 +17564,7 @@
           <w:bCs/>
           <w:color w:val="FF0000"/>
         </w:rPr>
-        <w:t>表 10-2-28問題帳號處理</w:t>
+        <w:t>表 10-2-30問題帳號處理</w:t>
       </w:r>
       <w:r>
         <w:rPr>
@@ -15358,6 +17609,7 @@
                 <w:szCs w:val="24"/>
               </w:rPr>
             </w:pPr>
+            <w:proofErr w:type="spellStart"/>
             <w:r>
               <w:rPr>
                 <w:rFonts w:ascii="標楷體-繁" w:eastAsia="標楷體-繁"/>
@@ -15369,6 +17621,7 @@
               </w:rPr>
               <w:t>測試編號</w:t>
             </w:r>
+            <w:proofErr w:type="spellEnd"/>
           </w:p>
         </w:tc>
         <w:tc>
@@ -15398,7 +17651,7 @@
                 <w:sz w:val="24"/>
                 <w:szCs w:val="24"/>
               </w:rPr>
-              <w:t>28</w:t>
+              <w:t>30</w:t>
             </w:r>
           </w:p>
         </w:tc>
@@ -15425,6 +17678,7 @@
                 <w:szCs w:val="24"/>
               </w:rPr>
             </w:pPr>
+            <w:proofErr w:type="spellStart"/>
             <w:r>
               <w:rPr>
                 <w:rFonts w:ascii="標楷體-繁" w:eastAsia="標楷體-繁"/>
@@ -15436,6 +17690,7 @@
               </w:rPr>
               <w:t>功能名稱</w:t>
             </w:r>
+            <w:proofErr w:type="spellEnd"/>
           </w:p>
         </w:tc>
         <w:tc>
@@ -15454,6 +17709,7 @@
                 <w:szCs w:val="24"/>
               </w:rPr>
             </w:pPr>
+            <w:proofErr w:type="spellStart"/>
             <w:r>
               <w:rPr>
                 <w:rFonts w:ascii="標楷體-繁" w:eastAsia="標楷體-繁"/>
@@ -15464,6 +17720,7 @@
               </w:rPr>
               <w:t>問題帳號處理</w:t>
             </w:r>
+            <w:proofErr w:type="spellEnd"/>
           </w:p>
         </w:tc>
       </w:tr>
@@ -15489,6 +17746,7 @@
                 <w:szCs w:val="24"/>
               </w:rPr>
             </w:pPr>
+            <w:proofErr w:type="spellStart"/>
             <w:r>
               <w:rPr>
                 <w:rFonts w:ascii="標楷體-繁" w:eastAsia="標楷體-繁"/>
@@ -15500,6 +17758,7 @@
               </w:rPr>
               <w:t>測試目的</w:t>
             </w:r>
+            <w:proofErr w:type="spellEnd"/>
           </w:p>
         </w:tc>
         <w:tc>
@@ -15555,6 +17814,7 @@
                 <w:szCs w:val="24"/>
               </w:rPr>
             </w:pPr>
+            <w:proofErr w:type="spellStart"/>
             <w:r>
               <w:rPr>
                 <w:rFonts w:ascii="標楷體-繁" w:eastAsia="標楷體-繁"/>
@@ -15566,6 +17826,7 @@
               </w:rPr>
               <w:t>測試流程</w:t>
             </w:r>
+            <w:proofErr w:type="spellEnd"/>
           </w:p>
         </w:tc>
         <w:tc>
@@ -15610,6 +17871,7 @@
                 <w:szCs w:val="24"/>
               </w:rPr>
             </w:pPr>
+            <w:proofErr w:type="spellStart"/>
             <w:r>
               <w:rPr>
                 <w:rFonts w:ascii="標楷體-繁" w:eastAsia="標楷體-繁"/>
@@ -15621,6 +17883,7 @@
               </w:rPr>
               <w:t>預期成果</w:t>
             </w:r>
+            <w:proofErr w:type="spellEnd"/>
           </w:p>
         </w:tc>
         <w:tc>
@@ -15665,6 +17928,7 @@
                 <w:szCs w:val="24"/>
               </w:rPr>
             </w:pPr>
+            <w:proofErr w:type="spellStart"/>
             <w:r>
               <w:rPr>
                 <w:rFonts w:ascii="標楷體-繁" w:eastAsia="標楷體-繁"/>
@@ -15676,6 +17940,7 @@
               </w:rPr>
               <w:t>測試成果</w:t>
             </w:r>
+            <w:proofErr w:type="spellEnd"/>
           </w:p>
         </w:tc>
         <w:tc>
@@ -15695,6 +17960,7 @@
                 <w:szCs w:val="24"/>
               </w:rPr>
             </w:pPr>
+            <w:proofErr w:type="spellStart"/>
             <w:r>
               <w:rPr>
                 <w:rFonts w:ascii="標楷體-繁" w:eastAsia="標楷體-繁"/>
@@ -15706,6 +17972,7 @@
               </w:rPr>
               <w:t>通過</w:t>
             </w:r>
+            <w:proofErr w:type="spellEnd"/>
           </w:p>
         </w:tc>
       </w:tr>
@@ -15739,7 +18006,8 @@
           <w:b/>
           <w:bCs/>
         </w:rPr>
-        <w:t xml:space="preserve">表 10-2-29商家驗證管理  </w:t>
+        <w:lastRenderedPageBreak/>
+        <w:t xml:space="preserve">表 10-2-31商家驗證管理  </w:t>
       </w:r>
     </w:p>
     <w:tbl>
@@ -15776,6 +18044,7 @@
                 <w:szCs w:val="24"/>
               </w:rPr>
             </w:pPr>
+            <w:proofErr w:type="spellStart"/>
             <w:r>
               <w:rPr>
                 <w:rFonts w:ascii="標楷體-繁" w:eastAsia="標楷體-繁"/>
@@ -15787,6 +18056,7 @@
               </w:rPr>
               <w:t>測試編號</w:t>
             </w:r>
+            <w:proofErr w:type="spellEnd"/>
           </w:p>
         </w:tc>
         <w:tc>
@@ -15816,7 +18086,7 @@
                 <w:sz w:val="24"/>
                 <w:szCs w:val="24"/>
               </w:rPr>
-              <w:t>29</w:t>
+              <w:t>31</w:t>
             </w:r>
           </w:p>
         </w:tc>
@@ -15843,6 +18113,7 @@
                 <w:szCs w:val="24"/>
               </w:rPr>
             </w:pPr>
+            <w:proofErr w:type="spellStart"/>
             <w:r>
               <w:rPr>
                 <w:rFonts w:ascii="標楷體-繁" w:eastAsia="標楷體-繁"/>
@@ -15854,6 +18125,7 @@
               </w:rPr>
               <w:t>功能名稱</w:t>
             </w:r>
+            <w:proofErr w:type="spellEnd"/>
           </w:p>
         </w:tc>
         <w:tc>
@@ -15872,6 +18144,7 @@
                 <w:szCs w:val="24"/>
               </w:rPr>
             </w:pPr>
+            <w:proofErr w:type="spellStart"/>
             <w:r>
               <w:rPr>
                 <w:rFonts w:ascii="標楷體-繁" w:eastAsia="標楷體-繁"/>
@@ -15882,6 +18155,7 @@
               </w:rPr>
               <w:t>商家驗證管理</w:t>
             </w:r>
+            <w:proofErr w:type="spellEnd"/>
           </w:p>
         </w:tc>
       </w:tr>
@@ -15907,6 +18181,7 @@
                 <w:szCs w:val="24"/>
               </w:rPr>
             </w:pPr>
+            <w:proofErr w:type="spellStart"/>
             <w:r>
               <w:rPr>
                 <w:rFonts w:ascii="標楷體-繁" w:eastAsia="標楷體-繁"/>
@@ -15918,6 +18193,7 @@
               </w:rPr>
               <w:t>測試目的</w:t>
             </w:r>
+            <w:proofErr w:type="spellEnd"/>
           </w:p>
         </w:tc>
         <w:tc>
@@ -15946,7 +18222,7 @@
                 <w:szCs w:val="24"/>
                 <w:lang w:eastAsia="zh-TW"/>
               </w:rPr>
-              <w:t xml:space="preserve">確認可以正常檢視與審核商家提交之營業證明與資料，並發送通知  </w:t>
+              <w:t>確認可正常檢視與審核商家提交之營業證明與相關資料，並將審核結果寄送至商家註冊信箱</w:t>
             </w:r>
           </w:p>
         </w:tc>
@@ -15973,6 +18249,7 @@
                 <w:szCs w:val="24"/>
               </w:rPr>
             </w:pPr>
+            <w:proofErr w:type="spellStart"/>
             <w:r>
               <w:rPr>
                 <w:rFonts w:ascii="標楷體-繁" w:eastAsia="標楷體-繁"/>
@@ -15984,6 +18261,7 @@
               </w:rPr>
               <w:t>測試流程</w:t>
             </w:r>
+            <w:proofErr w:type="spellEnd"/>
           </w:p>
         </w:tc>
         <w:tc>
@@ -16054,15 +18332,39 @@
             </w:r>
             <w:r>
               <w:rPr>
-                <w:rFonts w:ascii="標楷體-繁" w:eastAsia="標楷體-繁"/>
-                <w:b/>
-                <w:bCs/>
-                <w:color w:val="000000" w:themeColor="text1"/>
-                <w:sz w:val="24"/>
-                <w:szCs w:val="24"/>
-                <w:lang w:eastAsia="zh-TW"/>
-              </w:rPr>
-              <w:t xml:space="preserve"> 點選「審核」 </w:t>
+                <w:rFonts w:asciiTheme="minorHAnsi" w:eastAsiaTheme="minorEastAsia" w:hAnsiTheme="minorHAnsi" w:cstheme="minorBidi"/>
+                <w:b/>
+                <w:bCs/>
+                <w:color w:val="000000" w:themeColor="text1"/>
+                <w:sz w:val="24"/>
+                <w:szCs w:val="24"/>
+                <w:lang w:eastAsia="zh-TW"/>
+              </w:rPr>
+              <w:t xml:space="preserve"> </w:t>
+            </w:r>
+            <w:r>
+              <w:rPr>
+                <w:rFonts w:asciiTheme="minorHAnsi" w:eastAsiaTheme="minorEastAsia" w:hAnsiTheme="minorHAnsi" w:cstheme="minorBidi"/>
+                <w:b/>
+                <w:bCs/>
+                <w:color w:val="000000" w:themeColor="text1"/>
+                <w:sz w:val="24"/>
+                <w:szCs w:val="24"/>
+                <w:lang w:eastAsia="zh-TW"/>
+              </w:rPr>
+              <w:t>點選</w:t>
+            </w:r>
+            <w:r>
+              <w:rPr>
+                <w:rFonts w:ascii="標楷體-繁" w:eastAsia="標楷體-繁"/>
+                <w:b/>
+                <w:bCs/>
+                <w:color w:val="000000" w:themeColor="text1"/>
+                <w:sz w:val="24"/>
+                <w:szCs w:val="24"/>
+                <w:lang w:eastAsia="zh-TW"/>
+              </w:rPr>
+              <w:t xml:space="preserve">「審核」 </w:t>
             </w:r>
             <w:r>
               <w:rPr>
@@ -16161,6 +18463,7 @@
                 <w:szCs w:val="24"/>
               </w:rPr>
             </w:pPr>
+            <w:proofErr w:type="spellStart"/>
             <w:r>
               <w:rPr>
                 <w:rFonts w:ascii="標楷體-繁" w:eastAsia="標楷體-繁"/>
@@ -16172,6 +18475,7 @@
               </w:rPr>
               <w:t>預期成果</w:t>
             </w:r>
+            <w:proofErr w:type="spellEnd"/>
           </w:p>
         </w:tc>
         <w:tc>
@@ -16229,6 +18533,7 @@
                 <w:szCs w:val="24"/>
               </w:rPr>
             </w:pPr>
+            <w:proofErr w:type="spellStart"/>
             <w:r>
               <w:rPr>
                 <w:rFonts w:ascii="標楷體-繁" w:eastAsia="標楷體-繁"/>
@@ -16240,6 +18545,7 @@
               </w:rPr>
               <w:t>測試成果</w:t>
             </w:r>
+            <w:proofErr w:type="spellEnd"/>
           </w:p>
         </w:tc>
         <w:tc>
@@ -16259,6 +18565,7 @@
                 <w:szCs w:val="24"/>
               </w:rPr>
             </w:pPr>
+            <w:proofErr w:type="spellStart"/>
             <w:r>
               <w:rPr>
                 <w:rFonts w:ascii="標楷體-繁" w:eastAsia="標楷體-繁"/>
@@ -16270,10 +18577,23 @@
               </w:rPr>
               <w:t>通過</w:t>
             </w:r>
+            <w:proofErr w:type="spellEnd"/>
           </w:p>
         </w:tc>
       </w:tr>
     </w:tbl>
+    <w:p>
+      <w:pPr>
+        <w:pStyle w:val="Web"/>
+        <w:ind w:left="720"/>
+        <w:rPr>
+          <w:rFonts w:ascii="標楷體-繁" w:eastAsia="標楷體-繁"/>
+          <w:b/>
+          <w:bCs/>
+          <w:color w:val="FF0000"/>
+        </w:rPr>
+      </w:pPr>
+    </w:p>
     <w:p>
       <w:pPr>
         <w:pStyle w:val="Web"/>
@@ -16298,14 +18618,27 @@
           <w:color w:val="FF0000"/>
         </w:rPr>
       </w:pPr>
-      <w:r>
+    </w:p>
+    <w:p>
+      <w:pPr>
+        <w:pStyle w:val="Web"/>
+        <w:ind w:left="720"/>
+        <w:jc w:val="center"/>
         <w:rPr>
           <w:rFonts w:ascii="標楷體-繁" w:eastAsia="標楷體-繁"/>
           <w:b/>
           <w:bCs/>
           <w:color w:val="FF0000"/>
         </w:rPr>
-        <w:t xml:space="preserve">表 10-2-30貼文審核與管理 </w:t>
+      </w:pPr>
+      <w:r>
+        <w:rPr>
+          <w:rFonts w:ascii="標楷體-繁" w:eastAsia="標楷體-繁"/>
+          <w:b/>
+          <w:bCs/>
+          <w:color w:val="FF0000"/>
+        </w:rPr>
+        <w:t xml:space="preserve">表 10-2-32貼文審核與管理 </w:t>
       </w:r>
     </w:p>
     <w:tbl>
@@ -16342,18 +18675,19 @@
                 <w:szCs w:val="24"/>
               </w:rPr>
             </w:pPr>
-            <w:r>
-              <w:rPr>
-                <w:rFonts w:ascii="標楷體-繁" w:eastAsia="標楷體-繁"/>
-                <w:b/>
-                <w:bCs/>
-                <w:color w:val="000000" w:themeColor="text1"/>
-                <w:sz w:val="24"/>
-                <w:szCs w:val="24"/>
-              </w:rPr>
-              <w:lastRenderedPageBreak/>
+            <w:proofErr w:type="spellStart"/>
+            <w:r>
+              <w:rPr>
+                <w:rFonts w:ascii="標楷體-繁" w:eastAsia="標楷體-繁"/>
+                <w:b/>
+                <w:bCs/>
+                <w:color w:val="000000" w:themeColor="text1"/>
+                <w:sz w:val="24"/>
+                <w:szCs w:val="24"/>
+              </w:rPr>
               <w:t>測試編號</w:t>
             </w:r>
+            <w:proofErr w:type="spellEnd"/>
           </w:p>
         </w:tc>
         <w:tc>
@@ -16383,7 +18717,7 @@
                 <w:sz w:val="24"/>
                 <w:szCs w:val="24"/>
               </w:rPr>
-              <w:t>30</w:t>
+              <w:t>32</w:t>
             </w:r>
           </w:p>
         </w:tc>
@@ -16410,6 +18744,7 @@
                 <w:szCs w:val="24"/>
               </w:rPr>
             </w:pPr>
+            <w:proofErr w:type="spellStart"/>
             <w:r>
               <w:rPr>
                 <w:rFonts w:ascii="標楷體-繁" w:eastAsia="標楷體-繁"/>
@@ -16421,6 +18756,7 @@
               </w:rPr>
               <w:t>功能名稱</w:t>
             </w:r>
+            <w:proofErr w:type="spellEnd"/>
           </w:p>
         </w:tc>
         <w:tc>
@@ -16439,6 +18775,7 @@
                 <w:szCs w:val="24"/>
               </w:rPr>
             </w:pPr>
+            <w:proofErr w:type="spellStart"/>
             <w:r>
               <w:rPr>
                 <w:rFonts w:ascii="標楷體-繁" w:eastAsia="標楷體-繁"/>
@@ -16449,6 +18786,7 @@
               </w:rPr>
               <w:t>貼文審核與管理</w:t>
             </w:r>
+            <w:proofErr w:type="spellEnd"/>
           </w:p>
         </w:tc>
       </w:tr>
@@ -16474,6 +18812,7 @@
                 <w:szCs w:val="24"/>
               </w:rPr>
             </w:pPr>
+            <w:proofErr w:type="spellStart"/>
             <w:r>
               <w:rPr>
                 <w:rFonts w:ascii="標楷體-繁" w:eastAsia="標楷體-繁"/>
@@ -16485,6 +18824,7 @@
               </w:rPr>
               <w:t>測試目的</w:t>
             </w:r>
+            <w:proofErr w:type="spellEnd"/>
           </w:p>
         </w:tc>
         <w:tc>
@@ -16540,6 +18880,7 @@
                 <w:szCs w:val="24"/>
               </w:rPr>
             </w:pPr>
+            <w:proofErr w:type="spellStart"/>
             <w:r>
               <w:rPr>
                 <w:rFonts w:ascii="標楷體-繁" w:eastAsia="標楷體-繁"/>
@@ -16551,6 +18892,7 @@
               </w:rPr>
               <w:t>測試流程</w:t>
             </w:r>
+            <w:proofErr w:type="spellEnd"/>
           </w:p>
         </w:tc>
         <w:tc>
@@ -16595,6 +18937,7 @@
                 <w:szCs w:val="24"/>
               </w:rPr>
             </w:pPr>
+            <w:proofErr w:type="spellStart"/>
             <w:r>
               <w:rPr>
                 <w:rFonts w:ascii="標楷體-繁" w:eastAsia="標楷體-繁"/>
@@ -16606,6 +18949,7 @@
               </w:rPr>
               <w:t>預期成果</w:t>
             </w:r>
+            <w:proofErr w:type="spellEnd"/>
           </w:p>
         </w:tc>
         <w:tc>
@@ -16650,6 +18994,7 @@
                 <w:szCs w:val="24"/>
               </w:rPr>
             </w:pPr>
+            <w:proofErr w:type="spellStart"/>
             <w:r>
               <w:rPr>
                 <w:rFonts w:ascii="標楷體-繁" w:eastAsia="標楷體-繁"/>
@@ -16661,6 +19006,7 @@
               </w:rPr>
               <w:t>測試成果</w:t>
             </w:r>
+            <w:proofErr w:type="spellEnd"/>
           </w:p>
         </w:tc>
         <w:tc>
@@ -16680,6 +19026,7 @@
                 <w:szCs w:val="24"/>
               </w:rPr>
             </w:pPr>
+            <w:proofErr w:type="spellStart"/>
             <w:r>
               <w:rPr>
                 <w:rFonts w:ascii="標楷體-繁" w:eastAsia="標楷體-繁"/>
@@ -16691,6 +19038,7 @@
               </w:rPr>
               <w:t>通過</w:t>
             </w:r>
+            <w:proofErr w:type="spellEnd"/>
           </w:p>
         </w:tc>
       </w:tr>
@@ -16709,6 +19057,26 @@
     </w:p>
     <w:p>
       <w:pPr>
+        <w:widowControl/>
+        <w:rPr>
+          <w:rFonts w:ascii="標楷體-繁" w:eastAsia="標楷體-繁" w:hAnsi="新細明體" w:cs="新細明體"/>
+          <w:b/>
+          <w:bCs/>
+          <w:kern w:val="0"/>
+          <w14:ligatures w14:val="none"/>
+        </w:rPr>
+      </w:pPr>
+      <w:r>
+        <w:rPr>
+          <w:rFonts w:ascii="標楷體-繁" w:eastAsia="標楷體-繁"/>
+          <w:b/>
+          <w:bCs/>
+        </w:rPr>
+        <w:br w:type="page"/>
+      </w:r>
+    </w:p>
+    <w:p>
+      <w:pPr>
         <w:pStyle w:val="Web"/>
         <w:ind w:left="720"/>
         <w:jc w:val="center"/>
@@ -16724,7 +19092,8 @@
           <w:b/>
           <w:bCs/>
         </w:rPr>
-        <w:t xml:space="preserve">表 10-2-31評論管理與監控 </w:t>
+        <w:lastRenderedPageBreak/>
+        <w:t xml:space="preserve">表 10-2-33評論管理與監控 </w:t>
       </w:r>
     </w:p>
     <w:tbl>
@@ -16761,6 +19130,7 @@
                 <w:szCs w:val="24"/>
               </w:rPr>
             </w:pPr>
+            <w:proofErr w:type="spellStart"/>
             <w:r>
               <w:rPr>
                 <w:rFonts w:ascii="標楷體-繁" w:eastAsia="標楷體-繁"/>
@@ -16772,6 +19142,7 @@
               </w:rPr>
               <w:t>測試編號</w:t>
             </w:r>
+            <w:proofErr w:type="spellEnd"/>
           </w:p>
         </w:tc>
         <w:tc>
@@ -16801,7 +19172,7 @@
                 <w:sz w:val="24"/>
                 <w:szCs w:val="24"/>
               </w:rPr>
-              <w:t>31</w:t>
+              <w:t>33</w:t>
             </w:r>
           </w:p>
         </w:tc>
@@ -16828,6 +19199,7 @@
                 <w:szCs w:val="24"/>
               </w:rPr>
             </w:pPr>
+            <w:proofErr w:type="spellStart"/>
             <w:r>
               <w:rPr>
                 <w:rFonts w:ascii="標楷體-繁" w:eastAsia="標楷體-繁"/>
@@ -16839,6 +19211,7 @@
               </w:rPr>
               <w:t>功能名稱</w:t>
             </w:r>
+            <w:proofErr w:type="spellEnd"/>
           </w:p>
         </w:tc>
         <w:tc>
@@ -16857,6 +19230,7 @@
                 <w:szCs w:val="24"/>
               </w:rPr>
             </w:pPr>
+            <w:proofErr w:type="spellStart"/>
             <w:r>
               <w:rPr>
                 <w:rFonts w:ascii="標楷體-繁" w:eastAsia="標楷體-繁"/>
@@ -16867,6 +19241,7 @@
               </w:rPr>
               <w:t>評論管理與監控</w:t>
             </w:r>
+            <w:proofErr w:type="spellEnd"/>
           </w:p>
         </w:tc>
       </w:tr>
@@ -16892,6 +19267,7 @@
                 <w:szCs w:val="24"/>
               </w:rPr>
             </w:pPr>
+            <w:proofErr w:type="spellStart"/>
             <w:r>
               <w:rPr>
                 <w:rFonts w:ascii="標楷體-繁" w:eastAsia="標楷體-繁"/>
@@ -16903,6 +19279,7 @@
               </w:rPr>
               <w:t>測試目的</w:t>
             </w:r>
+            <w:proofErr w:type="spellEnd"/>
           </w:p>
         </w:tc>
         <w:tc>
@@ -16931,7 +19308,7 @@
                 <w:szCs w:val="24"/>
                 <w:lang w:eastAsia="zh-TW"/>
               </w:rPr>
-              <w:t>確認可正常監控評論內容並進行必要之刪除與處理</w:t>
+              <w:t>確認可正常監控評論內容，並對不當、違規之評論進行必要的刪除與處理</w:t>
             </w:r>
           </w:p>
         </w:tc>
@@ -16958,6 +19335,7 @@
                 <w:szCs w:val="24"/>
               </w:rPr>
             </w:pPr>
+            <w:proofErr w:type="spellStart"/>
             <w:r>
               <w:rPr>
                 <w:rFonts w:ascii="標楷體-繁" w:eastAsia="標楷體-繁"/>
@@ -16969,6 +19347,7 @@
               </w:rPr>
               <w:t>測試流程</w:t>
             </w:r>
+            <w:proofErr w:type="spellEnd"/>
           </w:p>
         </w:tc>
         <w:tc>
@@ -17054,7 +19433,7 @@
                 <w:noProof/>
               </w:rPr>
               <w:drawing>
-                <wp:inline distT="0" distB="0" distL="0" distR="0" wp14:anchorId="71A6056F" wp14:editId="092B6C56">
+                <wp:inline distT="0" distB="0" distL="0" distR="0" wp14:anchorId="07AC24BB" wp14:editId="7209D905">
                   <wp:extent cx="158750" cy="158750"/>
                   <wp:effectExtent l="0" t="0" r="0" b="0"/>
                   <wp:docPr id="1246739104" name="drawing"/>
@@ -17069,7 +19448,7 @@
                           <pic:cNvPicPr/>
                         </pic:nvPicPr>
                         <pic:blipFill>
-                          <a:blip r:embed="rId6">
+                          <a:blip r:embed="rId8">
                             <a:extLst>
                               <a:ext uri="{28A0092B-C50C-407E-A947-70E740481C1C}">
                                 <a14:useLocalDpi xmlns:a14="http://schemas.microsoft.com/office/drawing/2010/main" val="0"/>
@@ -17156,6 +19535,7 @@
                 <w:szCs w:val="24"/>
               </w:rPr>
             </w:pPr>
+            <w:proofErr w:type="spellStart"/>
             <w:r>
               <w:rPr>
                 <w:rFonts w:ascii="標楷體-繁" w:eastAsia="標楷體-繁"/>
@@ -17167,6 +19547,7 @@
               </w:rPr>
               <w:t>預期成果</w:t>
             </w:r>
+            <w:proofErr w:type="spellEnd"/>
           </w:p>
         </w:tc>
         <w:tc>
@@ -17224,6 +19605,7 @@
                 <w:szCs w:val="24"/>
               </w:rPr>
             </w:pPr>
+            <w:proofErr w:type="spellStart"/>
             <w:r>
               <w:rPr>
                 <w:rFonts w:ascii="標楷體-繁" w:eastAsia="標楷體-繁"/>
@@ -17235,6 +19617,7 @@
               </w:rPr>
               <w:t>測試成果</w:t>
             </w:r>
+            <w:proofErr w:type="spellEnd"/>
           </w:p>
         </w:tc>
         <w:tc>
@@ -17254,6 +19637,7 @@
                 <w:szCs w:val="24"/>
               </w:rPr>
             </w:pPr>
+            <w:proofErr w:type="spellStart"/>
             <w:r>
               <w:rPr>
                 <w:rFonts w:ascii="標楷體-繁" w:eastAsia="標楷體-繁"/>
@@ -17265,10 +19649,35 @@
               </w:rPr>
               <w:t>通過</w:t>
             </w:r>
+            <w:proofErr w:type="spellEnd"/>
           </w:p>
         </w:tc>
       </w:tr>
     </w:tbl>
+    <w:p>
+      <w:pPr>
+        <w:pStyle w:val="Web"/>
+        <w:ind w:left="720"/>
+        <w:rPr>
+          <w:rFonts w:ascii="標楷體-繁" w:eastAsia="標楷體-繁"/>
+          <w:b/>
+          <w:bCs/>
+          <w:color w:val="000000" w:themeColor="text1"/>
+        </w:rPr>
+      </w:pPr>
+    </w:p>
+    <w:p>
+      <w:pPr>
+        <w:pStyle w:val="Web"/>
+        <w:ind w:left="720"/>
+        <w:rPr>
+          <w:rFonts w:ascii="標楷體-繁" w:eastAsia="標楷體-繁"/>
+          <w:b/>
+          <w:bCs/>
+          <w:color w:val="000000" w:themeColor="text1"/>
+        </w:rPr>
+      </w:pPr>
+    </w:p>
     <w:p>
       <w:pPr>
         <w:pStyle w:val="Web"/>
@@ -17298,7 +19707,7 @@
           <w:b/>
           <w:bCs/>
         </w:rPr>
-        <w:t xml:space="preserve">表 10-2-32回報處理 </w:t>
+        <w:t xml:space="preserve">表 10-2-34回報處理 </w:t>
       </w:r>
     </w:p>
     <w:tbl>
@@ -17335,6 +19744,7 @@
                 <w:szCs w:val="24"/>
               </w:rPr>
             </w:pPr>
+            <w:proofErr w:type="spellStart"/>
             <w:r>
               <w:rPr>
                 <w:rFonts w:ascii="標楷體-繁" w:eastAsia="標楷體-繁"/>
@@ -17346,6 +19756,7 @@
               </w:rPr>
               <w:t>測試編號</w:t>
             </w:r>
+            <w:proofErr w:type="spellEnd"/>
           </w:p>
         </w:tc>
         <w:tc>
@@ -17375,7 +19786,7 @@
                 <w:sz w:val="24"/>
                 <w:szCs w:val="24"/>
               </w:rPr>
-              <w:t>32</w:t>
+              <w:t>34</w:t>
             </w:r>
           </w:p>
         </w:tc>
@@ -17401,6 +19812,7 @@
                 <w:szCs w:val="28"/>
               </w:rPr>
             </w:pPr>
+            <w:proofErr w:type="spellStart"/>
             <w:r>
               <w:rPr>
                 <w:rFonts w:ascii="標楷體-繁" w:eastAsia="標楷體-繁"/>
@@ -17412,6 +19824,7 @@
               </w:rPr>
               <w:t>功能名稱</w:t>
             </w:r>
+            <w:proofErr w:type="spellEnd"/>
           </w:p>
         </w:tc>
         <w:tc>
@@ -17430,6 +19843,7 @@
                 <w:szCs w:val="24"/>
               </w:rPr>
             </w:pPr>
+            <w:proofErr w:type="spellStart"/>
             <w:r>
               <w:rPr>
                 <w:rFonts w:ascii="標楷體-繁" w:eastAsia="標楷體-繁"/>
@@ -17440,6 +19854,7 @@
               </w:rPr>
               <w:t>回報處理</w:t>
             </w:r>
+            <w:proofErr w:type="spellEnd"/>
           </w:p>
         </w:tc>
       </w:tr>
@@ -17465,6 +19880,7 @@
                 <w:szCs w:val="24"/>
               </w:rPr>
             </w:pPr>
+            <w:proofErr w:type="spellStart"/>
             <w:r>
               <w:rPr>
                 <w:rFonts w:ascii="標楷體-繁" w:eastAsia="標楷體-繁"/>
@@ -17476,6 +19892,7 @@
               </w:rPr>
               <w:t>測試目的</w:t>
             </w:r>
+            <w:proofErr w:type="spellEnd"/>
           </w:p>
         </w:tc>
         <w:tc>
@@ -17530,6 +19947,7 @@
                 <w:szCs w:val="28"/>
               </w:rPr>
             </w:pPr>
+            <w:proofErr w:type="spellStart"/>
             <w:r>
               <w:rPr>
                 <w:rFonts w:ascii="標楷體-繁" w:eastAsia="標楷體-繁"/>
@@ -17541,6 +19959,7 @@
               </w:rPr>
               <w:t>測試流程</w:t>
             </w:r>
+            <w:proofErr w:type="spellEnd"/>
           </w:p>
         </w:tc>
         <w:tc>
@@ -17611,15 +20030,39 @@
             </w:r>
             <w:r>
               <w:rPr>
-                <w:rFonts w:ascii="標楷體-繁" w:eastAsia="標楷體-繁"/>
-                <w:b/>
-                <w:bCs/>
-                <w:color w:val="000000" w:themeColor="text1"/>
-                <w:sz w:val="24"/>
-                <w:szCs w:val="24"/>
-                <w:lang w:eastAsia="zh-TW"/>
-              </w:rPr>
-              <w:t xml:space="preserve"> 點選「處理」 </w:t>
+                <w:rFonts w:asciiTheme="minorHAnsi" w:eastAsiaTheme="minorEastAsia" w:hAnsiTheme="minorHAnsi" w:cstheme="minorBidi"/>
+                <w:b/>
+                <w:bCs/>
+                <w:color w:val="000000" w:themeColor="text1"/>
+                <w:sz w:val="24"/>
+                <w:szCs w:val="24"/>
+                <w:lang w:eastAsia="zh-TW"/>
+              </w:rPr>
+              <w:t xml:space="preserve"> </w:t>
+            </w:r>
+            <w:r>
+              <w:rPr>
+                <w:rFonts w:asciiTheme="minorHAnsi" w:eastAsiaTheme="minorEastAsia" w:hAnsiTheme="minorHAnsi" w:cstheme="minorBidi"/>
+                <w:b/>
+                <w:bCs/>
+                <w:color w:val="000000" w:themeColor="text1"/>
+                <w:sz w:val="24"/>
+                <w:szCs w:val="24"/>
+                <w:lang w:eastAsia="zh-TW"/>
+              </w:rPr>
+              <w:t>點選</w:t>
+            </w:r>
+            <w:r>
+              <w:rPr>
+                <w:rFonts w:ascii="標楷體-繁" w:eastAsia="標楷體-繁"/>
+                <w:b/>
+                <w:bCs/>
+                <w:color w:val="000000" w:themeColor="text1"/>
+                <w:sz w:val="24"/>
+                <w:szCs w:val="24"/>
+                <w:lang w:eastAsia="zh-TW"/>
+              </w:rPr>
+              <w:t xml:space="preserve">「處理」 </w:t>
             </w:r>
             <w:r>
               <w:rPr>
@@ -17718,6 +20161,7 @@
                 <w:szCs w:val="24"/>
               </w:rPr>
             </w:pPr>
+            <w:proofErr w:type="spellStart"/>
             <w:r>
               <w:rPr>
                 <w:rFonts w:ascii="標楷體-繁" w:eastAsia="標楷體-繁"/>
@@ -17729,6 +20173,7 @@
               </w:rPr>
               <w:t>預期成果</w:t>
             </w:r>
+            <w:proofErr w:type="spellEnd"/>
           </w:p>
         </w:tc>
         <w:tc>
@@ -17809,6 +20254,7 @@
                 <w:szCs w:val="24"/>
               </w:rPr>
             </w:pPr>
+            <w:proofErr w:type="spellStart"/>
             <w:r>
               <w:rPr>
                 <w:rFonts w:ascii="標楷體-繁" w:eastAsia="標楷體-繁"/>
@@ -17820,6 +20266,7 @@
               </w:rPr>
               <w:t>測試成果</w:t>
             </w:r>
+            <w:proofErr w:type="spellEnd"/>
           </w:p>
         </w:tc>
         <w:tc>
@@ -17839,6 +20286,7 @@
                 <w:szCs w:val="24"/>
               </w:rPr>
             </w:pPr>
+            <w:proofErr w:type="spellStart"/>
             <w:r>
               <w:rPr>
                 <w:rFonts w:ascii="標楷體-繁" w:eastAsia="標楷體-繁"/>
@@ -17850,6 +20298,7 @@
               </w:rPr>
               <w:t>通過</w:t>
             </w:r>
+            <w:proofErr w:type="spellEnd"/>
           </w:p>
         </w:tc>
       </w:tr>
@@ -17868,6 +20317,26 @@
     </w:p>
     <w:p>
       <w:pPr>
+        <w:widowControl/>
+        <w:rPr>
+          <w:rFonts w:ascii="標楷體-繁" w:eastAsia="標楷體-繁" w:hAnsi="新細明體" w:cs="新細明體"/>
+          <w:b/>
+          <w:bCs/>
+          <w:kern w:val="0"/>
+          <w14:ligatures w14:val="none"/>
+        </w:rPr>
+      </w:pPr>
+      <w:r>
+        <w:rPr>
+          <w:rFonts w:ascii="標楷體-繁" w:eastAsia="標楷體-繁"/>
+          <w:b/>
+          <w:bCs/>
+        </w:rPr>
+        <w:br w:type="page"/>
+      </w:r>
+    </w:p>
+    <w:p>
+      <w:pPr>
         <w:pStyle w:val="Web"/>
         <w:ind w:left="720"/>
         <w:jc w:val="center"/>
@@ -17883,7 +20352,8 @@
           <w:b/>
           <w:bCs/>
         </w:rPr>
-        <w:t xml:space="preserve">表 10-2-33平台統計數據  </w:t>
+        <w:lastRenderedPageBreak/>
+        <w:t xml:space="preserve">表 10-2-35平台統計數據  </w:t>
       </w:r>
     </w:p>
     <w:tbl>
@@ -17920,18 +20390,19 @@
                 <w:szCs w:val="24"/>
               </w:rPr>
             </w:pPr>
-            <w:r>
-              <w:rPr>
-                <w:rFonts w:ascii="標楷體-繁" w:eastAsia="標楷體-繁"/>
-                <w:b/>
-                <w:bCs/>
-                <w:color w:val="000000" w:themeColor="text1"/>
-                <w:sz w:val="24"/>
-                <w:szCs w:val="24"/>
-              </w:rPr>
-              <w:lastRenderedPageBreak/>
+            <w:proofErr w:type="spellStart"/>
+            <w:r>
+              <w:rPr>
+                <w:rFonts w:ascii="標楷體-繁" w:eastAsia="標楷體-繁"/>
+                <w:b/>
+                <w:bCs/>
+                <w:color w:val="000000" w:themeColor="text1"/>
+                <w:sz w:val="24"/>
+                <w:szCs w:val="24"/>
+              </w:rPr>
               <w:t>測試編號</w:t>
             </w:r>
+            <w:proofErr w:type="spellEnd"/>
           </w:p>
         </w:tc>
         <w:tc>
@@ -17961,7 +20432,7 @@
                 <w:sz w:val="24"/>
                 <w:szCs w:val="24"/>
               </w:rPr>
-              <w:t>33</w:t>
+              <w:t>35</w:t>
             </w:r>
           </w:p>
         </w:tc>
@@ -17988,6 +20459,7 @@
                 <w:szCs w:val="24"/>
               </w:rPr>
             </w:pPr>
+            <w:proofErr w:type="spellStart"/>
             <w:r>
               <w:rPr>
                 <w:rFonts w:ascii="標楷體-繁" w:eastAsia="標楷體-繁"/>
@@ -17999,6 +20471,7 @@
               </w:rPr>
               <w:t>功能名稱</w:t>
             </w:r>
+            <w:proofErr w:type="spellEnd"/>
           </w:p>
         </w:tc>
         <w:tc>
@@ -18017,6 +20490,7 @@
                 <w:szCs w:val="24"/>
               </w:rPr>
             </w:pPr>
+            <w:proofErr w:type="spellStart"/>
             <w:r>
               <w:rPr>
                 <w:rFonts w:ascii="標楷體-繁" w:eastAsia="標楷體-繁"/>
@@ -18027,6 +20501,7 @@
               </w:rPr>
               <w:t>平台統計數據</w:t>
             </w:r>
+            <w:proofErr w:type="spellEnd"/>
           </w:p>
         </w:tc>
       </w:tr>
@@ -18052,6 +20527,7 @@
                 <w:szCs w:val="24"/>
               </w:rPr>
             </w:pPr>
+            <w:proofErr w:type="spellStart"/>
             <w:r>
               <w:rPr>
                 <w:rFonts w:ascii="標楷體-繁" w:eastAsia="標楷體-繁"/>
@@ -18063,6 +20539,7 @@
               </w:rPr>
               <w:t>測試目的</w:t>
             </w:r>
+            <w:proofErr w:type="spellEnd"/>
           </w:p>
         </w:tc>
         <w:tc>
@@ -18091,7 +20568,7 @@
                 <w:szCs w:val="24"/>
                 <w:lang w:eastAsia="zh-TW"/>
               </w:rPr>
-              <w:t xml:space="preserve">確認平台可正確統計並顯示總用戶數、總貼文數、總收藏數和已認證商家 </w:t>
+              <w:t>確認平台可正確統計並顯示總用戶數、總貼文數、總收藏數和已認證商家等</w:t>
             </w:r>
           </w:p>
         </w:tc>
@@ -18118,6 +20595,7 @@
                 <w:szCs w:val="24"/>
               </w:rPr>
             </w:pPr>
+            <w:proofErr w:type="spellStart"/>
             <w:r>
               <w:rPr>
                 <w:rFonts w:ascii="標楷體-繁" w:eastAsia="標楷體-繁"/>
@@ -18129,6 +20607,7 @@
               </w:rPr>
               <w:t>測試流程</w:t>
             </w:r>
+            <w:proofErr w:type="spellEnd"/>
           </w:p>
         </w:tc>
         <w:tc>
@@ -18159,7 +20638,7 @@
                 <w:szCs w:val="24"/>
                 <w:lang w:eastAsia="zh-TW"/>
               </w:rPr>
-              <w:t xml:space="preserve">點擊導覽列上方的「管理儀表板」選單 </w:t>
+              <w:t xml:space="preserve">點擊導覽列上方的「管理儀表板」 </w:t>
             </w:r>
             <w:r>
               <w:rPr>
@@ -18194,7 +20673,7 @@
                 <w:szCs w:val="24"/>
                 <w:lang w:eastAsia="zh-TW"/>
               </w:rPr>
-              <w:t>總用戶數(一般用戶/商家用戶)、總貼文數/評論/推薦貼文、總收藏數/表情符號/追蹤關係和已認證商家/未認證商家</w:t>
+              <w:t>總用戶數、總貼文數、總收藏數和已認證商家等</w:t>
             </w:r>
           </w:p>
         </w:tc>
@@ -18221,6 +20700,7 @@
                 <w:szCs w:val="24"/>
               </w:rPr>
             </w:pPr>
+            <w:proofErr w:type="spellStart"/>
             <w:r>
               <w:rPr>
                 <w:rFonts w:ascii="標楷體-繁" w:eastAsia="標楷體-繁"/>
@@ -18232,6 +20712,7 @@
               </w:rPr>
               <w:t>預期成果</w:t>
             </w:r>
+            <w:proofErr w:type="spellEnd"/>
           </w:p>
         </w:tc>
         <w:tc>
@@ -18289,6 +20770,7 @@
                 <w:szCs w:val="24"/>
               </w:rPr>
             </w:pPr>
+            <w:proofErr w:type="spellStart"/>
             <w:r>
               <w:rPr>
                 <w:rFonts w:ascii="標楷體-繁" w:eastAsia="標楷體-繁"/>
@@ -18300,6 +20782,7 @@
               </w:rPr>
               <w:t>測試成果</w:t>
             </w:r>
+            <w:proofErr w:type="spellEnd"/>
           </w:p>
         </w:tc>
         <w:tc>
@@ -18319,6 +20802,7 @@
                 <w:szCs w:val="24"/>
               </w:rPr>
             </w:pPr>
+            <w:proofErr w:type="spellStart"/>
             <w:r>
               <w:rPr>
                 <w:rFonts w:ascii="標楷體-繁" w:eastAsia="標楷體-繁"/>
@@ -18330,6 +20814,7 @@
               </w:rPr>
               <w:t>通過</w:t>
             </w:r>
+            <w:proofErr w:type="spellEnd"/>
           </w:p>
         </w:tc>
       </w:tr>
@@ -18360,6 +20845,26 @@
     </w:p>
     <w:p>
       <w:pPr>
+        <w:widowControl/>
+        <w:rPr>
+          <w:rFonts w:ascii="標楷體-繁" w:eastAsia="標楷體-繁" w:hAnsi="新細明體" w:cs="新細明體"/>
+          <w:b/>
+          <w:bCs/>
+          <w:kern w:val="0"/>
+          <w14:ligatures w14:val="none"/>
+        </w:rPr>
+      </w:pPr>
+      <w:r>
+        <w:rPr>
+          <w:rFonts w:ascii="標楷體-繁" w:eastAsia="標楷體-繁"/>
+          <w:b/>
+          <w:bCs/>
+        </w:rPr>
+        <w:br w:type="page"/>
+      </w:r>
+    </w:p>
+    <w:p>
+      <w:pPr>
         <w:pStyle w:val="Web"/>
         <w:ind w:left="720"/>
         <w:jc w:val="center"/>
@@ -18375,7 +20880,8 @@
           <w:b/>
           <w:bCs/>
         </w:rPr>
-        <w:t xml:space="preserve">表 10-2-34系統公告發布與管理  </w:t>
+        <w:lastRenderedPageBreak/>
+        <w:t xml:space="preserve">表 10-2-36系統公告發布與管理  </w:t>
       </w:r>
     </w:p>
     <w:tbl>
@@ -18412,6 +20918,7 @@
                 <w:szCs w:val="24"/>
               </w:rPr>
             </w:pPr>
+            <w:proofErr w:type="spellStart"/>
             <w:r>
               <w:rPr>
                 <w:rFonts w:ascii="標楷體-繁" w:eastAsia="標楷體-繁"/>
@@ -18423,6 +20930,7 @@
               </w:rPr>
               <w:t>測試編號</w:t>
             </w:r>
+            <w:proofErr w:type="spellEnd"/>
           </w:p>
         </w:tc>
         <w:tc>
@@ -18452,7 +20960,7 @@
                 <w:sz w:val="24"/>
                 <w:szCs w:val="24"/>
               </w:rPr>
-              <w:t>34</w:t>
+              <w:t>36</w:t>
             </w:r>
           </w:p>
         </w:tc>
@@ -18479,6 +20987,7 @@
                 <w:szCs w:val="24"/>
               </w:rPr>
             </w:pPr>
+            <w:proofErr w:type="spellStart"/>
             <w:r>
               <w:rPr>
                 <w:rFonts w:ascii="標楷體-繁" w:eastAsia="標楷體-繁"/>
@@ -18490,6 +20999,7 @@
               </w:rPr>
               <w:t>功能名稱</w:t>
             </w:r>
+            <w:proofErr w:type="spellEnd"/>
           </w:p>
         </w:tc>
         <w:tc>
@@ -18508,6 +21018,7 @@
                 <w:szCs w:val="24"/>
               </w:rPr>
             </w:pPr>
+            <w:proofErr w:type="spellStart"/>
             <w:r>
               <w:rPr>
                 <w:rFonts w:ascii="標楷體-繁" w:eastAsia="標楷體-繁"/>
@@ -18518,6 +21029,7 @@
               </w:rPr>
               <w:t>系統公告發布與管理</w:t>
             </w:r>
+            <w:proofErr w:type="spellEnd"/>
           </w:p>
         </w:tc>
       </w:tr>
@@ -18543,6 +21055,7 @@
                 <w:szCs w:val="24"/>
               </w:rPr>
             </w:pPr>
+            <w:proofErr w:type="spellStart"/>
             <w:r>
               <w:rPr>
                 <w:rFonts w:ascii="標楷體-繁" w:eastAsia="標楷體-繁"/>
@@ -18554,6 +21067,7 @@
               </w:rPr>
               <w:t>測試目的</w:t>
             </w:r>
+            <w:proofErr w:type="spellEnd"/>
           </w:p>
         </w:tc>
         <w:tc>
@@ -18609,6 +21123,7 @@
                 <w:szCs w:val="24"/>
               </w:rPr>
             </w:pPr>
+            <w:proofErr w:type="spellStart"/>
             <w:r>
               <w:rPr>
                 <w:rFonts w:ascii="標楷體-繁" w:eastAsia="標楷體-繁"/>
@@ -18620,6 +21135,7 @@
               </w:rPr>
               <w:t>測試流程</w:t>
             </w:r>
+            <w:proofErr w:type="spellEnd"/>
           </w:p>
         </w:tc>
         <w:tc>
@@ -18698,7 +21214,31 @@
                 <w:szCs w:val="24"/>
                 <w:lang w:eastAsia="zh-TW"/>
               </w:rPr>
-              <w:t xml:space="preserve"> 點選「新增公告」 </w:t>
+              <w:t xml:space="preserve"> </w:t>
+            </w:r>
+            <w:r>
+              <w:rPr>
+                <w:rFonts w:asciiTheme="minorHAnsi" w:eastAsiaTheme="minorEastAsia" w:hAnsiTheme="minorHAnsi" w:cstheme="minorBidi"/>
+                <w:b/>
+                <w:bCs/>
+                <w:color w:val="000000" w:themeColor="text1"/>
+                <w:sz w:val="24"/>
+                <w:szCs w:val="24"/>
+                <w:lang w:eastAsia="zh-TW"/>
+              </w:rPr>
+              <w:t>點選</w:t>
+            </w:r>
+            <w:r>
+              <w:rPr>
+                <w:rFonts w:ascii="標楷體-繁" w:eastAsia="標楷體-繁"/>
+                <w:b/>
+                <w:bCs/>
+                <w:color w:val="000000" w:themeColor="text1"/>
+                <w:sz w:val="24"/>
+                <w:szCs w:val="24"/>
+                <w:lang w:eastAsia="zh-TW"/>
+              </w:rPr>
+              <w:t xml:space="preserve">「新增公告」 </w:t>
             </w:r>
             <w:r>
               <w:rPr>
@@ -18722,7 +21262,7 @@
                 <w:szCs w:val="24"/>
                 <w:lang w:eastAsia="zh-TW"/>
               </w:rPr>
-              <w:t xml:space="preserve"> 填寫欲發佈的公告內容（標題、類型、公告內容、開始/結束時間等）</w:t>
+              <w:t xml:space="preserve"> 填寫欲發布的公告內容（標題、類型、公告內容、開始/結束時間等）</w:t>
             </w:r>
             <w:r>
               <w:rPr>
@@ -18827,7 +21367,7 @@
                 <w:noProof/>
               </w:rPr>
               <w:drawing>
-                <wp:inline distT="0" distB="0" distL="0" distR="0" wp14:anchorId="61E7E034" wp14:editId="1791173D">
+                <wp:inline distT="0" distB="0" distL="0" distR="0" wp14:anchorId="7ED792C4" wp14:editId="2F267672">
                   <wp:extent cx="692150" cy="215900"/>
                   <wp:effectExtent l="0" t="0" r="0" b="0"/>
                   <wp:docPr id="1126608892" name="drawing"/>
@@ -18842,7 +21382,7 @@
                           <pic:cNvPicPr/>
                         </pic:nvPicPr>
                         <pic:blipFill>
-                          <a:blip r:embed="rId7">
+                          <a:blip r:embed="rId9">
                             <a:extLst>
                               <a:ext uri="{28A0092B-C50C-407E-A947-70E740481C1C}">
                                 <a14:useLocalDpi xmlns:a14="http://schemas.microsoft.com/office/drawing/2010/main" val="0"/>
@@ -18935,7 +21475,7 @@
                 <w:noProof/>
               </w:rPr>
               <w:drawing>
-                <wp:inline distT="0" distB="0" distL="0" distR="0" wp14:anchorId="34354BAA" wp14:editId="7BA47DB0">
+                <wp:inline distT="0" distB="0" distL="0" distR="0" wp14:anchorId="719AB606" wp14:editId="5745F060">
                   <wp:extent cx="254000" cy="234950"/>
                   <wp:effectExtent l="0" t="0" r="0" b="0"/>
                   <wp:docPr id="1867588131" name="drawing"/>
@@ -18950,7 +21490,7 @@
                           <pic:cNvPicPr/>
                         </pic:nvPicPr>
                         <pic:blipFill>
-                          <a:blip r:embed="rId8">
+                          <a:blip r:embed="rId10">
                             <a:extLst>
                               <a:ext uri="{28A0092B-C50C-407E-A947-70E740481C1C}">
                                 <a14:useLocalDpi xmlns:a14="http://schemas.microsoft.com/office/drawing/2010/main" val="0"/>
@@ -19013,6 +21553,7 @@
                 <w:szCs w:val="24"/>
               </w:rPr>
             </w:pPr>
+            <w:proofErr w:type="spellStart"/>
             <w:r>
               <w:rPr>
                 <w:rFonts w:ascii="標楷體-繁" w:eastAsia="標楷體-繁"/>
@@ -19024,6 +21565,7 @@
               </w:rPr>
               <w:t>預期成果</w:t>
             </w:r>
+            <w:proofErr w:type="spellEnd"/>
           </w:p>
         </w:tc>
         <w:tc>
@@ -19054,7 +21596,7 @@
                 <w:szCs w:val="24"/>
                 <w:lang w:eastAsia="zh-TW"/>
               </w:rPr>
-              <w:t>能成功發布公告並在系統公告管理看到已發布的公告，以及可以對貼文進行編輯、停用、刪除、啟用</w:t>
+              <w:t>能成功發布公告並在系統公告管理看到已發布的公告，以及可以對公告進行編輯、停用、刪除、啟用</w:t>
             </w:r>
           </w:p>
         </w:tc>
@@ -19081,6 +21623,7 @@
                 <w:szCs w:val="24"/>
               </w:rPr>
             </w:pPr>
+            <w:proofErr w:type="spellStart"/>
             <w:r>
               <w:rPr>
                 <w:rFonts w:ascii="標楷體-繁" w:eastAsia="標楷體-繁"/>
@@ -19092,6 +21635,7 @@
               </w:rPr>
               <w:t>測試成果</w:t>
             </w:r>
+            <w:proofErr w:type="spellEnd"/>
           </w:p>
         </w:tc>
         <w:tc>
@@ -19111,6 +21655,7 @@
                 <w:szCs w:val="24"/>
               </w:rPr>
             </w:pPr>
+            <w:proofErr w:type="spellStart"/>
             <w:r>
               <w:rPr>
                 <w:rFonts w:ascii="標楷體-繁" w:eastAsia="標楷體-繁"/>
@@ -19122,22 +21667,11 @@
               </w:rPr>
               <w:t>通過</w:t>
             </w:r>
+            <w:proofErr w:type="spellEnd"/>
           </w:p>
         </w:tc>
       </w:tr>
     </w:tbl>
-    <w:p>
-      <w:pPr>
-        <w:pStyle w:val="Web"/>
-        <w:ind w:left="720"/>
-        <w:rPr>
-          <w:rFonts w:ascii="標楷體-繁" w:eastAsia="標楷體-繁"/>
-          <w:b/>
-          <w:bCs/>
-          <w:color w:val="000000" w:themeColor="text1"/>
-        </w:rPr>
-      </w:pPr>
-    </w:p>
     <w:p/>
     <w:p/>
     <w:sectPr>
@@ -19148,6 +21682,56 @@
     </w:sectPr>
   </w:body>
 </w:document>
+</file>
+
+<file path=word/endnotes.xml><?xml version="1.0" encoding="utf-8"?>
+<w:endnotes xmlns:wpc="http://schemas.microsoft.com/office/word/2010/wordprocessingCanvas" xmlns:cx="http://schemas.microsoft.com/office/drawing/2014/chartex" xmlns:cx1="http://schemas.microsoft.com/office/drawing/2015/9/8/chartex" xmlns:cx2="http://schemas.microsoft.com/office/drawing/2015/10/21/chartex" xmlns:cx3="http://schemas.microsoft.com/office/drawing/2016/5/9/chartex" xmlns:cx4="http://schemas.microsoft.com/office/drawing/2016/5/10/chartex" xmlns:cx5="http://schemas.microsoft.com/office/drawing/2016/5/11/chartex" xmlns:cx6="http://schemas.microsoft.com/office/drawing/2016/5/12/chartex" xmlns:cx7="http://schemas.microsoft.com/office/drawing/2016/5/13/chartex" xmlns:cx8="http://schemas.microsoft.com/office/drawing/2016/5/14/chartex" xmlns:mc="http://schemas.openxmlformats.org/markup-compatibility/2006" xmlns:aink="http://schemas.microsoft.com/office/drawing/2016/ink" xmlns:am3d="http://schemas.microsoft.com/office/drawing/2017/model3d" xmlns:o="urn:schemas-microsoft-com:office:office" xmlns:oel="http://schemas.microsoft.com/office/2019/extlst" xmlns:r="http://schemas.openxmlformats.org/officeDocument/2006/relationships" xmlns:m="http://schemas.openxmlformats.org/officeDocument/2006/math" xmlns:v="urn:schemas-microsoft-com:vml" xmlns:wp14="http://schemas.microsoft.com/office/word/2010/wordprocessingDrawing" xmlns:wp="http://schemas.openxmlformats.org/drawingml/2006/wordprocessingDrawing" xmlns:w10="urn:schemas-microsoft-com:office:word" xmlns:w="http://schemas.openxmlformats.org/wordprocessingml/2006/main" xmlns:w14="http://schemas.microsoft.com/office/word/2010/wordml" xmlns:w15="http://schemas.microsoft.com/office/word/2012/wordml" xmlns:w16cex="http://schemas.microsoft.com/office/word/2018/wordml/cex" xmlns:w16cid="http://schemas.microsoft.com/office/word/2016/wordml/cid" xmlns:w16="http://schemas.microsoft.com/office/word/2018/wordml" xmlns:w16sdtdh="http://schemas.microsoft.com/office/word/2020/wordml/sdtdatahash" xmlns:w16se="http://schemas.microsoft.com/office/word/2015/wordml/symex" xmlns:wpg="http://schemas.microsoft.com/office/word/2010/wordprocessingGroup" xmlns:wpi="http://schemas.microsoft.com/office/word/2010/wordprocessingInk" xmlns:wne="http://schemas.microsoft.com/office/word/2006/wordml" xmlns:wps="http://schemas.microsoft.com/office/word/2010/wordprocessingShape" mc:Ignorable="w14 w15 w16se w16cid w16 w16cex w16sdtdh wp14">
+  <w:endnote w:type="separator" w:id="-1">
+    <w:p>
+      <w:pPr>
+        <w:spacing w:after="0" w:line="240" w:lineRule="auto"/>
+      </w:pPr>
+      <w:r>
+        <w:separator/>
+      </w:r>
+    </w:p>
+  </w:endnote>
+  <w:endnote w:type="continuationSeparator" w:id="0">
+    <w:p>
+      <w:pPr>
+        <w:spacing w:after="0" w:line="240" w:lineRule="auto"/>
+      </w:pPr>
+      <w:r>
+        <w:continuationSeparator/>
+      </w:r>
+    </w:p>
+  </w:endnote>
+</w:endnotes>
+</file>
+
+<file path=word/footnotes.xml><?xml version="1.0" encoding="utf-8"?>
+<w:footnotes xmlns:wpc="http://schemas.microsoft.com/office/word/2010/wordprocessingCanvas" xmlns:cx="http://schemas.microsoft.com/office/drawing/2014/chartex" xmlns:cx1="http://schemas.microsoft.com/office/drawing/2015/9/8/chartex" xmlns:cx2="http://schemas.microsoft.com/office/drawing/2015/10/21/chartex" xmlns:cx3="http://schemas.microsoft.com/office/drawing/2016/5/9/chartex" xmlns:cx4="http://schemas.microsoft.com/office/drawing/2016/5/10/chartex" xmlns:cx5="http://schemas.microsoft.com/office/drawing/2016/5/11/chartex" xmlns:cx6="http://schemas.microsoft.com/office/drawing/2016/5/12/chartex" xmlns:cx7="http://schemas.microsoft.com/office/drawing/2016/5/13/chartex" xmlns:cx8="http://schemas.microsoft.com/office/drawing/2016/5/14/chartex" xmlns:mc="http://schemas.openxmlformats.org/markup-compatibility/2006" xmlns:aink="http://schemas.microsoft.com/office/drawing/2016/ink" xmlns:am3d="http://schemas.microsoft.com/office/drawing/2017/model3d" xmlns:o="urn:schemas-microsoft-com:office:office" xmlns:oel="http://schemas.microsoft.com/office/2019/extlst" xmlns:r="http://schemas.openxmlformats.org/officeDocument/2006/relationships" xmlns:m="http://schemas.openxmlformats.org/officeDocument/2006/math" xmlns:v="urn:schemas-microsoft-com:vml" xmlns:wp14="http://schemas.microsoft.com/office/word/2010/wordprocessingDrawing" xmlns:wp="http://schemas.openxmlformats.org/drawingml/2006/wordprocessingDrawing" xmlns:w10="urn:schemas-microsoft-com:office:word" xmlns:w="http://schemas.openxmlformats.org/wordprocessingml/2006/main" xmlns:w14="http://schemas.microsoft.com/office/word/2010/wordml" xmlns:w15="http://schemas.microsoft.com/office/word/2012/wordml" xmlns:w16cex="http://schemas.microsoft.com/office/word/2018/wordml/cex" xmlns:w16cid="http://schemas.microsoft.com/office/word/2016/wordml/cid" xmlns:w16="http://schemas.microsoft.com/office/word/2018/wordml" xmlns:w16sdtdh="http://schemas.microsoft.com/office/word/2020/wordml/sdtdatahash" xmlns:w16se="http://schemas.microsoft.com/office/word/2015/wordml/symex" xmlns:wpg="http://schemas.microsoft.com/office/word/2010/wordprocessingGroup" xmlns:wpi="http://schemas.microsoft.com/office/word/2010/wordprocessingInk" xmlns:wne="http://schemas.microsoft.com/office/word/2006/wordml" xmlns:wps="http://schemas.microsoft.com/office/word/2010/wordprocessingShape" mc:Ignorable="w14 w15 w16se w16cid w16 w16cex w16sdtdh wp14">
+  <w:footnote w:type="separator" w:id="-1">
+    <w:p>
+      <w:pPr>
+        <w:spacing w:after="0" w:line="240" w:lineRule="auto"/>
+      </w:pPr>
+      <w:r>
+        <w:separator/>
+      </w:r>
+    </w:p>
+  </w:footnote>
+  <w:footnote w:type="continuationSeparator" w:id="0">
+    <w:p>
+      <w:pPr>
+        <w:spacing w:after="0" w:line="240" w:lineRule="auto"/>
+      </w:pPr>
+      <w:r>
+        <w:continuationSeparator/>
+      </w:r>
+    </w:p>
+  </w:footnote>
+</w:footnotes>
 </file>
 
 <file path=word/numbering.xml><?xml version="1.0" encoding="utf-8"?>
@@ -21224,6 +23808,66 @@
       </w:tblBorders>
     </w:tblPr>
   </w:style>
+  <w:style w:type="paragraph" w:styleId="af0">
+    <w:name w:val="header"/>
+    <w:basedOn w:val="a"/>
+    <w:link w:val="af1"/>
+    <w:uiPriority w:val="99"/>
+    <w:unhideWhenUsed/>
+    <w:rsid w:val="00E32259"/>
+    <w:pPr>
+      <w:tabs>
+        <w:tab w:val="center" w:pos="4153"/>
+        <w:tab w:val="right" w:pos="8306"/>
+      </w:tabs>
+      <w:snapToGrid w:val="0"/>
+    </w:pPr>
+    <w:rPr>
+      <w:sz w:val="20"/>
+      <w:szCs w:val="20"/>
+    </w:rPr>
+  </w:style>
+  <w:style w:type="character" w:customStyle="1" w:styleId="af1">
+    <w:name w:val="頁首 字元"/>
+    <w:basedOn w:val="a0"/>
+    <w:link w:val="af0"/>
+    <w:uiPriority w:val="99"/>
+    <w:rsid w:val="00E32259"/>
+    <w:rPr>
+      <w:sz w:val="20"/>
+      <w:szCs w:val="20"/>
+    </w:rPr>
+  </w:style>
+  <w:style w:type="paragraph" w:styleId="af2">
+    <w:name w:val="footer"/>
+    <w:basedOn w:val="a"/>
+    <w:link w:val="af3"/>
+    <w:uiPriority w:val="99"/>
+    <w:unhideWhenUsed/>
+    <w:rsid w:val="00E32259"/>
+    <w:pPr>
+      <w:tabs>
+        <w:tab w:val="center" w:pos="4153"/>
+        <w:tab w:val="right" w:pos="8306"/>
+      </w:tabs>
+      <w:snapToGrid w:val="0"/>
+    </w:pPr>
+    <w:rPr>
+      <w:sz w:val="20"/>
+      <w:szCs w:val="20"/>
+    </w:rPr>
+  </w:style>
+  <w:style w:type="character" w:customStyle="1" w:styleId="af3">
+    <w:name w:val="頁尾 字元"/>
+    <w:basedOn w:val="a0"/>
+    <w:link w:val="af2"/>
+    <w:uiPriority w:val="99"/>
+    <w:rsid w:val="00E32259"/>
+    <w:rPr>
+      <w:sz w:val="20"/>
+      <w:szCs w:val="20"/>
+    </w:rPr>
+  </w:style>
 </w:styles>
 </file>
 
